--- a/Revision Material/🎞HTMl.docx
+++ b/Revision Material/🎞HTMl.docx
@@ -1,6 +1,6 @@
 
 <file path=word/document.xml><?xml version="1.0" encoding="utf-8"?>
-<w:document xmlns:wpc="http://schemas.microsoft.com/office/word/2010/wordprocessingCanvas" xmlns:cx="http://schemas.microsoft.com/office/drawing/2014/chartex" xmlns:mc="http://schemas.openxmlformats.org/markup-compatibility/2006" xmlns:o="urn:schemas-microsoft-com:office:office" xmlns:r="http://schemas.openxmlformats.org/officeDocument/2006/relationships" xmlns:m="http://schemas.openxmlformats.org/officeDocument/2006/math" xmlns:v="urn:schemas-microsoft-com:vml" xmlns:wp14="http://schemas.microsoft.com/office/word/2010/wordprocessingDrawing" xmlns:wp="http://schemas.openxmlformats.org/drawingml/2006/wordprocessingDrawing" xmlns:w10="urn:schemas-microsoft-com:office:word" xmlns:w="http://schemas.openxmlformats.org/wordprocessingml/2006/main" xmlns:w14="http://schemas.microsoft.com/office/word/2010/wordml" xmlns:w15="http://schemas.microsoft.com/office/word/2012/wordml" xmlns:w16se="http://schemas.microsoft.com/office/word/2015/wordml/symex" xmlns:wpg="http://schemas.microsoft.com/office/word/2010/wordprocessingGroup" xmlns:wpi="http://schemas.microsoft.com/office/word/2010/wordprocessingInk" xmlns:wne="http://schemas.microsoft.com/office/word/2006/wordml" xmlns:wps="http://schemas.microsoft.com/office/word/2010/wordprocessingShape" mc:Ignorable="w14 w15 w16se wp14">
+<w:document xmlns:wpc="http://schemas.microsoft.com/office/word/2010/wordprocessingCanvas" xmlns:cx="http://schemas.microsoft.com/office/drawing/2014/chartex" xmlns:cx1="http://schemas.microsoft.com/office/drawing/2015/9/8/chartex" xmlns:cx2="http://schemas.microsoft.com/office/drawing/2015/10/21/chartex" xmlns:cx3="http://schemas.microsoft.com/office/drawing/2016/5/9/chartex" xmlns:cx4="http://schemas.microsoft.com/office/drawing/2016/5/10/chartex" xmlns:cx5="http://schemas.microsoft.com/office/drawing/2016/5/11/chartex" xmlns:cx6="http://schemas.microsoft.com/office/drawing/2016/5/12/chartex" xmlns:cx7="http://schemas.microsoft.com/office/drawing/2016/5/13/chartex" xmlns:cx8="http://schemas.microsoft.com/office/drawing/2016/5/14/chartex" xmlns:mc="http://schemas.openxmlformats.org/markup-compatibility/2006" xmlns:aink="http://schemas.microsoft.com/office/drawing/2016/ink" xmlns:am3d="http://schemas.microsoft.com/office/drawing/2017/model3d" xmlns:o="urn:schemas-microsoft-com:office:office" xmlns:oel="http://schemas.microsoft.com/office/2019/extlst" xmlns:r="http://schemas.openxmlformats.org/officeDocument/2006/relationships" xmlns:m="http://schemas.openxmlformats.org/officeDocument/2006/math" xmlns:v="urn:schemas-microsoft-com:vml" xmlns:wp14="http://schemas.microsoft.com/office/word/2010/wordprocessingDrawing" xmlns:wp="http://schemas.openxmlformats.org/drawingml/2006/wordprocessingDrawing" xmlns:w10="urn:schemas-microsoft-com:office:word" xmlns:w="http://schemas.openxmlformats.org/wordprocessingml/2006/main" xmlns:w14="http://schemas.microsoft.com/office/word/2010/wordml" xmlns:w15="http://schemas.microsoft.com/office/word/2012/wordml" xmlns:w16cex="http://schemas.microsoft.com/office/word/2018/wordml/cex" xmlns:w16cid="http://schemas.microsoft.com/office/word/2016/wordml/cid" xmlns:w16="http://schemas.microsoft.com/office/word/2018/wordml" xmlns:w16du="http://schemas.microsoft.com/office/word/2023/wordml/word16du" xmlns:w16sdtdh="http://schemas.microsoft.com/office/word/2020/wordml/sdtdatahash" xmlns:w16sdtfl="http://schemas.microsoft.com/office/word/2024/wordml/sdtformatlock" xmlns:w16se="http://schemas.microsoft.com/office/word/2015/wordml/symex" xmlns:wpg="http://schemas.microsoft.com/office/word/2010/wordprocessingGroup" xmlns:wpi="http://schemas.microsoft.com/office/word/2010/wordprocessingInk" xmlns:wne="http://schemas.microsoft.com/office/word/2006/wordml" xmlns:wps="http://schemas.microsoft.com/office/word/2010/wordprocessingShape" mc:Ignorable="w14 w15 w16se w16cid w16 w16cex w16sdtdh w16sdtfl w16du wp14">
   <w:body>
     <w:p>
       <w:r>
@@ -425,7 +425,7 @@
           </mc:Choice>
           <mc:Fallback>
             <w:pict>
-              <v:group w14:anchorId="558A48FD" id="Group 10" o:spid="_x0000_s1026" style="position:absolute;margin-left:306.75pt;margin-top:-12.05pt;width:193.5pt;height:197.25pt;z-index:251667456;mso-width-relative:margin;mso-height-relative:margin" coordsize="25431,32194" o:gfxdata="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">
+              <v:group w14:anchorId="558A48FD" id="Group 10" o:spid="_x0000_s1026" style="position:absolute;margin-left:306.75pt;margin-top:-12.05pt;width:193.5pt;height:197.25pt;z-index:251667456;mso-width-relative:margin;mso-height-relative:margin" coordsize="25431,32194" o:gfxdata="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">
                 <v:rect id="Rectangle 1" o:spid="_x0000_s1027" style="position:absolute;left:762;width:9144;height:4000;visibility:visible;mso-wrap-style:square;v-text-anchor:middle" o:gfxdata="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" fillcolor="#5b9bd5 [3204]" strokecolor="#1f4d78 [1604]" strokeweight="1pt">
                   <v:textbox>
                     <w:txbxContent>
@@ -535,15 +535,9 @@
         </w:rPr>
         <w:t>🎞</w:t>
       </w:r>
-      <w:proofErr w:type="spellStart"/>
-      <w:r>
-        <w:t>HTMl</w:t>
-      </w:r>
-      <w:proofErr w:type="spellEnd"/>
-      <w:r>
-        <w:t xml:space="preserve"> =&gt; structure &amp; Meaning (skeleton </w:t>
-      </w:r>
-      <w:proofErr w:type="gramStart"/>
+      <w:r>
+        <w:t xml:space="preserve">HTMl =&gt; structure &amp; Meaning (skeleton </w:t>
+      </w:r>
       <w:r>
         <w:rPr>
           <w:rFonts w:ascii="Segoe UI Symbol" w:hAnsi="Segoe UI Symbol"/>
@@ -551,11 +545,7 @@
         <w:t>🗿</w:t>
       </w:r>
       <w:r>
-        <w:t xml:space="preserve">  of</w:t>
-      </w:r>
-      <w:proofErr w:type="gramEnd"/>
-      <w:r>
-        <w:t xml:space="preserve"> your webpage)</w:t>
+        <w:t xml:space="preserve">  of your webpage)</w:t>
       </w:r>
     </w:p>
     <w:p>
@@ -566,15 +556,7 @@
         <w:t xml:space="preserve">🎨 </w:t>
       </w:r>
       <w:r>
-        <w:t>CSS =</w:t>
-      </w:r>
-      <w:proofErr w:type="gramStart"/>
-      <w:r>
-        <w:t>&gt;  visual</w:t>
-      </w:r>
-      <w:proofErr w:type="gramEnd"/>
-      <w:r>
-        <w:t xml:space="preserve"> styling   </w:t>
+        <w:t xml:space="preserve">CSS =&gt;  visual styling   </w:t>
       </w:r>
       <w:r>
         <w:t>(The skin and clothes</w:t>
@@ -608,13 +590,8 @@
         </w:rPr>
         <w:t xml:space="preserve">  </w:t>
       </w:r>
-      <w:proofErr w:type="gramStart"/>
-      <w:r>
-        <w:t>and  muscles</w:t>
-      </w:r>
-      <w:proofErr w:type="gramEnd"/>
-      <w:r>
-        <w:t xml:space="preserve"> </w:t>
+      <w:r>
+        <w:t xml:space="preserve">and  muscles </w:t>
       </w:r>
       <w:r>
         <w:rPr>
@@ -704,7 +681,7 @@
                                           <pic:cNvPicPr/>
                                         </pic:nvPicPr>
                                         <pic:blipFill>
-                                          <a:blip r:embed="rId5"/>
+                                          <a:blip r:embed="rId8"/>
                                           <a:stretch>
                                             <a:fillRect/>
                                           </a:stretch>
@@ -749,7 +726,7 @@
                                           <pic:cNvPicPr/>
                                         </pic:nvPicPr>
                                         <pic:blipFill>
-                                          <a:blip r:embed="rId6"/>
+                                          <a:blip r:embed="rId9"/>
                                           <a:stretch>
                                             <a:fillRect/>
                                           </a:stretch>
@@ -1112,7 +1089,7 @@
                 <v:stroke joinstyle="miter"/>
                 <v:path gradientshapeok="t" o:connecttype="rect"/>
               </v:shapetype>
-              <v:shape id="Text Box 2" o:spid="_x0000_s1036" type="#_x0000_t202" style="position:absolute;margin-left:195pt;margin-top:33.1pt;width:247.5pt;height:177.75pt;z-index:251671552;visibility:visible;mso-wrap-style:square;mso-width-percent:0;mso-height-percent:0;mso-wrap-distance-left:9pt;mso-wrap-distance-top:3.6pt;mso-wrap-distance-right:9pt;mso-wrap-distance-bottom:3.6pt;mso-position-horizontal:absolute;mso-position-horizontal-relative:margin;mso-position-vertical:absolute;mso-position-vertical-relative:text;mso-width-percent:0;mso-height-percent:0;mso-width-relative:margin;mso-height-relative:margin;v-text-anchor:top" o:gfxdata="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">
+              <v:shape id="Text Box 2" o:spid="_x0000_s1036" type="#_x0000_t202" style="position:absolute;margin-left:195pt;margin-top:33.1pt;width:247.5pt;height:177.75pt;z-index:251671552;visibility:visible;mso-wrap-style:square;mso-width-percent:0;mso-height-percent:0;mso-wrap-distance-left:9pt;mso-wrap-distance-top:3.6pt;mso-wrap-distance-right:9pt;mso-wrap-distance-bottom:3.6pt;mso-position-horizontal:absolute;mso-position-horizontal-relative:margin;mso-position-vertical:absolute;mso-position-vertical-relative:text;mso-width-percent:0;mso-height-percent:0;mso-width-relative:margin;mso-height-relative:margin;v-text-anchor:top" o:gfxdata="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">
                 <v:textbox>
                   <w:txbxContent>
                     <w:p>
@@ -1136,7 +1113,7 @@
                                     <pic:cNvPicPr/>
                                   </pic:nvPicPr>
                                   <pic:blipFill>
-                                    <a:blip r:embed="rId5"/>
+                                    <a:blip r:embed="rId8"/>
                                     <a:stretch>
                                       <a:fillRect/>
                                     </a:stretch>
@@ -1181,7 +1158,7 @@
                                     <pic:cNvPicPr/>
                                   </pic:nvPicPr>
                                   <pic:blipFill>
-                                    <a:blip r:embed="rId6"/>
+                                    <a:blip r:embed="rId9"/>
                                     <a:stretch>
                                       <a:fillRect/>
                                     </a:stretch>
@@ -1600,7 +1577,7 @@
                                           <pic:cNvPicPr/>
                                         </pic:nvPicPr>
                                         <pic:blipFill>
-                                          <a:blip r:embed="rId5"/>
+                                          <a:blip r:embed="rId8"/>
                                           <a:stretch>
                                             <a:fillRect/>
                                           </a:stretch>
@@ -1647,7 +1624,7 @@
                                           </pic:cNvPicPr>
                                         </pic:nvPicPr>
                                         <pic:blipFill>
-                                          <a:blip r:embed="rId7">
+                                          <a:blip r:embed="rId10">
                                             <a:extLst>
                                               <a:ext uri="{28A0092B-C50C-407E-A947-70E740481C1C}">
                                                 <a14:useLocalDpi xmlns:a14="http://schemas.microsoft.com/office/drawing/2010/main" val="0"/>
@@ -1990,7 +1967,7 @@
           </mc:Choice>
           <mc:Fallback>
             <w:pict>
-              <v:shape w14:anchorId="0D0E1546" id="_x0000_s1037" type="#_x0000_t202" style="position:absolute;margin-left:0;margin-top:33.1pt;width:195pt;height:177.75pt;z-index:251669504;visibility:visible;mso-wrap-style:square;mso-width-percent:0;mso-height-percent:0;mso-wrap-distance-left:9pt;mso-wrap-distance-top:3.6pt;mso-wrap-distance-right:9pt;mso-wrap-distance-bottom:3.6pt;mso-position-horizontal:left;mso-position-horizontal-relative:margin;mso-position-vertical:absolute;mso-position-vertical-relative:text;mso-width-percent:0;mso-height-percent:0;mso-width-relative:margin;mso-height-relative:margin;v-text-anchor:top" o:gfxdata="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">
+              <v:shape w14:anchorId="0D0E1546" id="_x0000_s1037" type="#_x0000_t202" style="position:absolute;margin-left:0;margin-top:33.1pt;width:195pt;height:177.75pt;z-index:251669504;visibility:visible;mso-wrap-style:square;mso-width-percent:0;mso-height-percent:0;mso-wrap-distance-left:9pt;mso-wrap-distance-top:3.6pt;mso-wrap-distance-right:9pt;mso-wrap-distance-bottom:3.6pt;mso-position-horizontal:left;mso-position-horizontal-relative:margin;mso-position-vertical:absolute;mso-position-vertical-relative:text;mso-width-percent:0;mso-height-percent:0;mso-width-relative:margin;mso-height-relative:margin;v-text-anchor:top" o:gfxdata="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">
                 <v:textbox>
                   <w:txbxContent>
                     <w:p>
@@ -2014,7 +1991,7 @@
                                     <pic:cNvPicPr/>
                                   </pic:nvPicPr>
                                   <pic:blipFill>
-                                    <a:blip r:embed="rId5"/>
+                                    <a:blip r:embed="rId8"/>
                                     <a:stretch>
                                       <a:fillRect/>
                                     </a:stretch>
@@ -2061,7 +2038,7 @@
                                     </pic:cNvPicPr>
                                   </pic:nvPicPr>
                                   <pic:blipFill>
-                                    <a:blip r:embed="rId7">
+                                    <a:blip r:embed="rId10">
                                       <a:extLst>
                                         <a:ext uri="{28A0092B-C50C-407E-A947-70E740481C1C}">
                                           <a14:useLocalDpi xmlns:a14="http://schemas.microsoft.com/office/drawing/2010/main" val="0"/>
@@ -2432,23 +2409,7 @@
         <w:t>:</w:t>
       </w:r>
       <w:r>
-        <w:t xml:space="preserve"> &lt;</w:t>
-      </w:r>
-      <w:proofErr w:type="spellStart"/>
-      <w:r>
-        <w:t>ol</w:t>
-      </w:r>
-      <w:proofErr w:type="spellEnd"/>
-      <w:r>
-        <w:t>&gt;&lt;/</w:t>
-      </w:r>
-      <w:proofErr w:type="spellStart"/>
-      <w:r>
-        <w:t>ol</w:t>
-      </w:r>
-      <w:proofErr w:type="spellEnd"/>
-      <w:r>
-        <w:t>&gt;</w:t>
+        <w:t xml:space="preserve"> &lt;ol&gt;&lt;/ol&gt;</w:t>
       </w:r>
       <w:r>
         <w:t xml:space="preserve"> ===========</w:t>
@@ -2490,274 +2451,201 @@
         <w:t>Specifies that the list order should be reversed (9,8,7...)</w:t>
       </w:r>
     </w:p>
+    <w:p/>
     <w:p>
-      <w:bookmarkStart w:id="0" w:name="_GoBack"/>
-      <w:bookmarkEnd w:id="0"/>
+      <w:r>
+        <w:t>Unordered List</w:t>
+      </w:r>
+      <w:r>
+        <w:t>:</w:t>
+      </w:r>
+      <w:r>
+        <w:t xml:space="preserve"> &lt;ul&gt;&lt;/ul&gt;</w:t>
+      </w:r>
     </w:p>
     <w:p>
       <w:r>
-        <w:t>Unordered List</w:t>
-      </w:r>
-      <w:r>
-        <w:t>:</w:t>
-      </w:r>
-      <w:r>
-        <w:t xml:space="preserve"> &lt;</w:t>
-      </w:r>
-      <w:proofErr w:type="spellStart"/>
-      <w:r>
-        <w:t>ul</w:t>
-      </w:r>
-      <w:proofErr w:type="spellEnd"/>
-      <w:r>
+        <w:t xml:space="preserve">Description list  </w:t>
+      </w:r>
+      <w:r>
+        <w:t xml:space="preserve"> : </w:t>
+      </w:r>
+      <w:r>
+        <w:rPr>
+          <w:color w:val="5B9BD5" w:themeColor="accent1"/>
+        </w:rPr>
+        <w:t xml:space="preserve">&lt;dl&gt; </w:t>
+      </w:r>
+      <w:r>
+        <w:rPr>
+          <w:rFonts w:ascii="Consolas" w:eastAsia="Times New Roman" w:hAnsi="Consolas" w:cs="Times New Roman"/>
+          <w:color w:val="808080"/>
+          <w:sz w:val="16"/>
+          <w:szCs w:val="16"/>
+        </w:rPr>
+        <w:t>&lt;</w:t>
+      </w:r>
+      <w:r>
+        <w:rPr>
+          <w:rFonts w:ascii="Consolas" w:eastAsia="Times New Roman" w:hAnsi="Consolas" w:cs="Times New Roman"/>
+          <w:color w:val="569CD6"/>
+          <w:sz w:val="16"/>
+          <w:szCs w:val="16"/>
+        </w:rPr>
+        <w:t>dt</w:t>
+      </w:r>
+      <w:r>
+        <w:rPr>
+          <w:rFonts w:ascii="Consolas" w:eastAsia="Times New Roman" w:hAnsi="Consolas" w:cs="Times New Roman"/>
+          <w:color w:val="808080"/>
+          <w:sz w:val="16"/>
+          <w:szCs w:val="16"/>
+        </w:rPr>
         <w:t>&gt;&lt;/</w:t>
       </w:r>
-      <w:proofErr w:type="spellStart"/>
-      <w:r>
-        <w:t>u</w:t>
-      </w:r>
-      <w:r>
-        <w:t>l</w:t>
-      </w:r>
-      <w:proofErr w:type="spellEnd"/>
-      <w:r>
+      <w:r>
+        <w:rPr>
+          <w:rFonts w:ascii="Consolas" w:eastAsia="Times New Roman" w:hAnsi="Consolas" w:cs="Times New Roman"/>
+          <w:color w:val="569CD6"/>
+          <w:sz w:val="16"/>
+          <w:szCs w:val="16"/>
+        </w:rPr>
+        <w:t>dt</w:t>
+      </w:r>
+      <w:r>
+        <w:rPr>
+          <w:rFonts w:ascii="Consolas" w:eastAsia="Times New Roman" w:hAnsi="Consolas" w:cs="Times New Roman"/>
+          <w:color w:val="808080"/>
+          <w:sz w:val="16"/>
+          <w:szCs w:val="16"/>
+        </w:rPr>
         <w:t>&gt;</w:t>
       </w:r>
-    </w:p>
-    <w:p>
-      <w:r>
-        <w:t xml:space="preserve">Description list </w:t>
-      </w:r>
-      <w:proofErr w:type="gramStart"/>
-      <w:r>
+      <w:r>
+        <w:rPr>
+          <w:rFonts w:ascii="Consolas" w:eastAsia="Times New Roman" w:hAnsi="Consolas" w:cs="Times New Roman"/>
+          <w:color w:val="D4D4D4"/>
+          <w:sz w:val="16"/>
+          <w:szCs w:val="16"/>
+        </w:rPr>
         <w:t xml:space="preserve"> </w:t>
       </w:r>
       <w:r>
-        <w:t xml:space="preserve"> :</w:t>
-      </w:r>
-      <w:proofErr w:type="gramEnd"/>
-      <w:r>
+        <w:rPr>
+          <w:rFonts w:ascii="Consolas" w:eastAsia="Times New Roman" w:hAnsi="Consolas" w:cs="Times New Roman"/>
+          <w:color w:val="808080"/>
+          <w:sz w:val="16"/>
+          <w:szCs w:val="16"/>
+        </w:rPr>
+        <w:t>&lt;</w:t>
+      </w:r>
+      <w:r>
+        <w:rPr>
+          <w:rFonts w:ascii="Consolas" w:eastAsia="Times New Roman" w:hAnsi="Consolas" w:cs="Times New Roman"/>
+          <w:color w:val="569CD6"/>
+          <w:sz w:val="16"/>
+          <w:szCs w:val="16"/>
+        </w:rPr>
+        <w:t>dd</w:t>
+      </w:r>
+      <w:r>
+        <w:rPr>
+          <w:rFonts w:ascii="Consolas" w:eastAsia="Times New Roman" w:hAnsi="Consolas" w:cs="Times New Roman"/>
+          <w:color w:val="808080"/>
+          <w:sz w:val="16"/>
+          <w:szCs w:val="16"/>
+        </w:rPr>
+        <w:t>&gt;&lt;/</w:t>
+      </w:r>
+      <w:r>
+        <w:rPr>
+          <w:rFonts w:ascii="Consolas" w:eastAsia="Times New Roman" w:hAnsi="Consolas" w:cs="Times New Roman"/>
+          <w:color w:val="569CD6"/>
+          <w:sz w:val="16"/>
+          <w:szCs w:val="16"/>
+        </w:rPr>
+        <w:t>dd</w:t>
+      </w:r>
+      <w:r>
+        <w:rPr>
+          <w:rFonts w:ascii="Consolas" w:eastAsia="Times New Roman" w:hAnsi="Consolas" w:cs="Times New Roman"/>
+          <w:color w:val="808080"/>
+          <w:sz w:val="16"/>
+          <w:szCs w:val="16"/>
+        </w:rPr>
+        <w:t>&gt;&lt;</w:t>
+      </w:r>
+      <w:r>
+        <w:rPr>
+          <w:rFonts w:ascii="Consolas" w:eastAsia="Times New Roman" w:hAnsi="Consolas" w:cs="Times New Roman"/>
+          <w:color w:val="569CD6"/>
+          <w:sz w:val="16"/>
+          <w:szCs w:val="16"/>
+        </w:rPr>
+        <w:t>dt</w:t>
+      </w:r>
+      <w:r>
+        <w:rPr>
+          <w:rFonts w:ascii="Consolas" w:eastAsia="Times New Roman" w:hAnsi="Consolas" w:cs="Times New Roman"/>
+          <w:color w:val="808080"/>
+          <w:sz w:val="16"/>
+          <w:szCs w:val="16"/>
+        </w:rPr>
+        <w:t>&gt;&lt;/</w:t>
+      </w:r>
+      <w:r>
+        <w:rPr>
+          <w:rFonts w:ascii="Consolas" w:eastAsia="Times New Roman" w:hAnsi="Consolas" w:cs="Times New Roman"/>
+          <w:color w:val="569CD6"/>
+          <w:sz w:val="16"/>
+          <w:szCs w:val="16"/>
+        </w:rPr>
+        <w:t>dt</w:t>
+      </w:r>
+      <w:r>
+        <w:rPr>
+          <w:rFonts w:ascii="Consolas" w:eastAsia="Times New Roman" w:hAnsi="Consolas" w:cs="Times New Roman"/>
+          <w:color w:val="808080"/>
+          <w:sz w:val="16"/>
+          <w:szCs w:val="16"/>
+        </w:rPr>
+        <w:t>&gt;</w:t>
+      </w:r>
+      <w:r>
+        <w:rPr>
+          <w:rFonts w:ascii="Consolas" w:eastAsia="Times New Roman" w:hAnsi="Consolas" w:cs="Times New Roman"/>
+          <w:color w:val="D4D4D4"/>
+          <w:sz w:val="16"/>
+          <w:szCs w:val="16"/>
+        </w:rPr>
         <w:t xml:space="preserve"> </w:t>
       </w:r>
       <w:r>
         <w:rPr>
+          <w:rFonts w:ascii="Consolas" w:eastAsia="Times New Roman" w:hAnsi="Consolas" w:cs="Times New Roman"/>
+          <w:color w:val="808080"/>
+          <w:sz w:val="16"/>
+          <w:szCs w:val="16"/>
+        </w:rPr>
+        <w:t>&lt;</w:t>
+      </w:r>
+      <w:r>
+        <w:rPr>
+          <w:rFonts w:ascii="Consolas" w:eastAsia="Times New Roman" w:hAnsi="Consolas" w:cs="Times New Roman"/>
+          <w:color w:val="569CD6"/>
+          <w:sz w:val="16"/>
+          <w:szCs w:val="16"/>
+        </w:rPr>
+        <w:t>dd</w:t>
+      </w:r>
+      <w:r>
+        <w:rPr>
+          <w:rFonts w:ascii="Consolas" w:eastAsia="Times New Roman" w:hAnsi="Consolas" w:cs="Times New Roman"/>
           <w:color w:val="5B9BD5" w:themeColor="accent1"/>
-        </w:rPr>
-        <w:t xml:space="preserve">&lt;dl&gt; </w:t>
-      </w:r>
-      <w:r>
-        <w:rPr>
-          <w:rFonts w:ascii="Consolas" w:eastAsia="Times New Roman" w:hAnsi="Consolas" w:cs="Times New Roman"/>
-          <w:color w:val="808080"/>
-          <w:sz w:val="16"/>
-          <w:szCs w:val="16"/>
-        </w:rPr>
-        <w:t>&lt;</w:t>
-      </w:r>
-      <w:proofErr w:type="spellStart"/>
-      <w:r>
-        <w:rPr>
-          <w:rFonts w:ascii="Consolas" w:eastAsia="Times New Roman" w:hAnsi="Consolas" w:cs="Times New Roman"/>
-          <w:color w:val="569CD6"/>
-          <w:sz w:val="16"/>
-          <w:szCs w:val="16"/>
-        </w:rPr>
-        <w:t>dt</w:t>
-      </w:r>
-      <w:proofErr w:type="spellEnd"/>
-      <w:r>
-        <w:rPr>
-          <w:rFonts w:ascii="Consolas" w:eastAsia="Times New Roman" w:hAnsi="Consolas" w:cs="Times New Roman"/>
-          <w:color w:val="808080"/>
-          <w:sz w:val="16"/>
-          <w:szCs w:val="16"/>
-        </w:rPr>
-        <w:t>&gt;&lt;/</w:t>
-      </w:r>
-      <w:proofErr w:type="spellStart"/>
-      <w:r>
-        <w:rPr>
-          <w:rFonts w:ascii="Consolas" w:eastAsia="Times New Roman" w:hAnsi="Consolas" w:cs="Times New Roman"/>
-          <w:color w:val="569CD6"/>
-          <w:sz w:val="16"/>
-          <w:szCs w:val="16"/>
-        </w:rPr>
-        <w:t>dt</w:t>
-      </w:r>
-      <w:proofErr w:type="spellEnd"/>
-      <w:r>
-        <w:rPr>
-          <w:rFonts w:ascii="Consolas" w:eastAsia="Times New Roman" w:hAnsi="Consolas" w:cs="Times New Roman"/>
-          <w:color w:val="808080"/>
-          <w:sz w:val="16"/>
-          <w:szCs w:val="16"/>
-        </w:rPr>
-        <w:t>&gt;</w:t>
-      </w:r>
-      <w:r>
-        <w:rPr>
-          <w:rFonts w:ascii="Consolas" w:eastAsia="Times New Roman" w:hAnsi="Consolas" w:cs="Times New Roman"/>
-          <w:color w:val="D4D4D4"/>
-          <w:sz w:val="16"/>
-          <w:szCs w:val="16"/>
-        </w:rPr>
-        <w:t xml:space="preserve"> </w:t>
-      </w:r>
-      <w:r>
-        <w:rPr>
-          <w:rFonts w:ascii="Consolas" w:eastAsia="Times New Roman" w:hAnsi="Consolas" w:cs="Times New Roman"/>
-          <w:color w:val="808080"/>
-          <w:sz w:val="16"/>
-          <w:szCs w:val="16"/>
-        </w:rPr>
-        <w:t>&lt;</w:t>
-      </w:r>
-      <w:proofErr w:type="spellStart"/>
-      <w:r>
-        <w:rPr>
-          <w:rFonts w:ascii="Consolas" w:eastAsia="Times New Roman" w:hAnsi="Consolas" w:cs="Times New Roman"/>
-          <w:color w:val="569CD6"/>
-          <w:sz w:val="16"/>
-          <w:szCs w:val="16"/>
-        </w:rPr>
-        <w:t>dd</w:t>
-      </w:r>
-      <w:proofErr w:type="spellEnd"/>
-      <w:r>
-        <w:rPr>
-          <w:rFonts w:ascii="Consolas" w:eastAsia="Times New Roman" w:hAnsi="Consolas" w:cs="Times New Roman"/>
-          <w:color w:val="808080"/>
-          <w:sz w:val="16"/>
-          <w:szCs w:val="16"/>
-        </w:rPr>
-        <w:t>&gt;&lt;/</w:t>
-      </w:r>
-      <w:proofErr w:type="spellStart"/>
-      <w:r>
-        <w:rPr>
-          <w:rFonts w:ascii="Consolas" w:eastAsia="Times New Roman" w:hAnsi="Consolas" w:cs="Times New Roman"/>
-          <w:color w:val="569CD6"/>
-          <w:sz w:val="16"/>
-          <w:szCs w:val="16"/>
-        </w:rPr>
-        <w:t>dd</w:t>
-      </w:r>
-      <w:proofErr w:type="spellEnd"/>
-      <w:r>
-        <w:rPr>
-          <w:rFonts w:ascii="Consolas" w:eastAsia="Times New Roman" w:hAnsi="Consolas" w:cs="Times New Roman"/>
-          <w:color w:val="808080"/>
-          <w:sz w:val="16"/>
-          <w:szCs w:val="16"/>
-        </w:rPr>
-        <w:t>&gt;&lt;</w:t>
-      </w:r>
-      <w:proofErr w:type="spellStart"/>
-      <w:r>
-        <w:rPr>
-          <w:rFonts w:ascii="Consolas" w:eastAsia="Times New Roman" w:hAnsi="Consolas" w:cs="Times New Roman"/>
-          <w:color w:val="569CD6"/>
-          <w:sz w:val="16"/>
-          <w:szCs w:val="16"/>
-        </w:rPr>
-        <w:t>dt</w:t>
-      </w:r>
-      <w:proofErr w:type="spellEnd"/>
-      <w:r>
-        <w:rPr>
-          <w:rFonts w:ascii="Consolas" w:eastAsia="Times New Roman" w:hAnsi="Consolas" w:cs="Times New Roman"/>
-          <w:color w:val="808080"/>
-          <w:sz w:val="16"/>
-          <w:szCs w:val="16"/>
-        </w:rPr>
-        <w:t>&gt;&lt;/</w:t>
-      </w:r>
-      <w:proofErr w:type="spellStart"/>
-      <w:r>
-        <w:rPr>
-          <w:rFonts w:ascii="Consolas" w:eastAsia="Times New Roman" w:hAnsi="Consolas" w:cs="Times New Roman"/>
-          <w:color w:val="569CD6"/>
-          <w:sz w:val="16"/>
-          <w:szCs w:val="16"/>
-        </w:rPr>
-        <w:t>dt</w:t>
-      </w:r>
-      <w:proofErr w:type="spellEnd"/>
-      <w:r>
-        <w:rPr>
-          <w:rFonts w:ascii="Consolas" w:eastAsia="Times New Roman" w:hAnsi="Consolas" w:cs="Times New Roman"/>
-          <w:color w:val="808080"/>
-          <w:sz w:val="16"/>
-          <w:szCs w:val="16"/>
-        </w:rPr>
-        <w:t>&gt;</w:t>
-      </w:r>
-      <w:r>
-        <w:rPr>
-          <w:rFonts w:ascii="Consolas" w:eastAsia="Times New Roman" w:hAnsi="Consolas" w:cs="Times New Roman"/>
-          <w:color w:val="D4D4D4"/>
-          <w:sz w:val="16"/>
-          <w:szCs w:val="16"/>
-        </w:rPr>
-        <w:t xml:space="preserve"> </w:t>
-      </w:r>
-      <w:r>
-        <w:rPr>
-          <w:rFonts w:ascii="Consolas" w:eastAsia="Times New Roman" w:hAnsi="Consolas" w:cs="Times New Roman"/>
-          <w:color w:val="808080"/>
-          <w:sz w:val="16"/>
-          <w:szCs w:val="16"/>
-        </w:rPr>
-        <w:t>&lt;</w:t>
-      </w:r>
-      <w:proofErr w:type="spellStart"/>
-      <w:r>
-        <w:rPr>
-          <w:rFonts w:ascii="Consolas" w:eastAsia="Times New Roman" w:hAnsi="Consolas" w:cs="Times New Roman"/>
-          <w:color w:val="569CD6"/>
-          <w:sz w:val="16"/>
-          <w:szCs w:val="16"/>
-        </w:rPr>
-        <w:t>dd</w:t>
-      </w:r>
-      <w:proofErr w:type="spellEnd"/>
-      <w:r>
-        <w:rPr>
-          <w:rFonts w:ascii="Consolas" w:eastAsia="Times New Roman" w:hAnsi="Consolas" w:cs="Times New Roman"/>
-          <w:color w:val="5B9BD5" w:themeColor="accent1"/>
-          <w:sz w:val="16"/>
-          <w:szCs w:val="16"/>
-        </w:rPr>
-        <w:t>&gt;</w:t>
-      </w:r>
-      <w:r>
-        <w:rPr>
-          <w:rFonts w:ascii="Consolas" w:eastAsia="Times New Roman" w:hAnsi="Consolas" w:cs="Times New Roman"/>
-          <w:color w:val="5B9BD5" w:themeColor="accent1"/>
-          <w:sz w:val="16"/>
-          <w:szCs w:val="16"/>
-        </w:rPr>
-        <w:t>&lt;/</w:t>
-      </w:r>
-      <w:proofErr w:type="spellStart"/>
-      <w:r>
-        <w:rPr>
-          <w:rFonts w:ascii="Consolas" w:eastAsia="Times New Roman" w:hAnsi="Consolas" w:cs="Times New Roman"/>
-          <w:color w:val="5B9BD5" w:themeColor="accent1"/>
-          <w:sz w:val="16"/>
-          <w:szCs w:val="16"/>
-        </w:rPr>
-        <w:t>dd</w:t>
-      </w:r>
-      <w:proofErr w:type="spellEnd"/>
-      <w:r>
-        <w:rPr>
-          <w:rFonts w:ascii="Consolas" w:eastAsia="Times New Roman" w:hAnsi="Consolas" w:cs="Times New Roman"/>
-          <w:color w:val="5B9BD5" w:themeColor="accent1"/>
-          <w:sz w:val="16"/>
-          <w:szCs w:val="16"/>
-        </w:rPr>
-        <w:t>&gt;</w:t>
+          <w:sz w:val="16"/>
+          <w:szCs w:val="16"/>
+        </w:rPr>
+        <w:t>&gt;&lt;/dd&gt;</w:t>
       </w:r>
       <w:r>
         <w:rPr>
@@ -2781,7 +2669,6 @@
           <w:szCs w:val="16"/>
         </w:rPr>
       </w:pPr>
-      <w:proofErr w:type="gramStart"/>
       <w:r>
         <w:rPr>
           <w:rFonts w:ascii="Consolas" w:eastAsia="Times New Roman" w:hAnsi="Consolas" w:cs="Times New Roman"/>
@@ -2790,17 +2677,7 @@
           <w:szCs w:val="16"/>
         </w:rPr>
         <w:lastRenderedPageBreak/>
-        <w:t>&lt;!--</w:t>
-      </w:r>
-      <w:proofErr w:type="gramEnd"/>
-      <w:r>
-        <w:rPr>
-          <w:rFonts w:ascii="Consolas" w:eastAsia="Times New Roman" w:hAnsi="Consolas" w:cs="Times New Roman"/>
-          <w:color w:val="6A9955"/>
-          <w:sz w:val="16"/>
-          <w:szCs w:val="16"/>
-        </w:rPr>
-        <w:t>Description list--&gt;</w:t>
+        <w:t>&lt;!--Description list--&gt;</w:t>
       </w:r>
     </w:p>
     <w:p>
@@ -2955,7 +2832,6 @@
         </w:rPr>
         <w:t xml:space="preserve">        </w:t>
       </w:r>
-      <w:proofErr w:type="gramStart"/>
       <w:r>
         <w:rPr>
           <w:rFonts w:ascii="Consolas" w:eastAsia="Times New Roman" w:hAnsi="Consolas" w:cs="Times New Roman"/>
@@ -2963,37 +2839,7 @@
           <w:sz w:val="16"/>
           <w:szCs w:val="16"/>
         </w:rPr>
-        <w:t>&lt;!--</w:t>
-      </w:r>
-      <w:proofErr w:type="gramEnd"/>
-      <w:r>
-        <w:rPr>
-          <w:rFonts w:ascii="Consolas" w:eastAsia="Times New Roman" w:hAnsi="Consolas" w:cs="Times New Roman"/>
-          <w:color w:val="6A9955"/>
-          <w:sz w:val="16"/>
-          <w:szCs w:val="16"/>
-        </w:rPr>
-        <w:t>Description title (</w:t>
-      </w:r>
-      <w:proofErr w:type="spellStart"/>
-      <w:r>
-        <w:rPr>
-          <w:rFonts w:ascii="Consolas" w:eastAsia="Times New Roman" w:hAnsi="Consolas" w:cs="Times New Roman"/>
-          <w:color w:val="6A9955"/>
-          <w:sz w:val="16"/>
-          <w:szCs w:val="16"/>
-        </w:rPr>
-        <w:t>dt</w:t>
-      </w:r>
-      <w:proofErr w:type="spellEnd"/>
-      <w:r>
-        <w:rPr>
-          <w:rFonts w:ascii="Consolas" w:eastAsia="Times New Roman" w:hAnsi="Consolas" w:cs="Times New Roman"/>
-          <w:color w:val="6A9955"/>
-          <w:sz w:val="16"/>
-          <w:szCs w:val="16"/>
-        </w:rPr>
-        <w:t>)--&gt;</w:t>
+        <w:t>&lt;!--Description title (dt)--&gt;</w:t>
       </w:r>
     </w:p>
     <w:p>
@@ -3025,7 +2871,6 @@
         </w:rPr>
         <w:t>&lt;</w:t>
       </w:r>
-      <w:proofErr w:type="spellStart"/>
       <w:r>
         <w:rPr>
           <w:rFonts w:ascii="Consolas" w:eastAsia="Times New Roman" w:hAnsi="Consolas" w:cs="Times New Roman"/>
@@ -3035,7 +2880,6 @@
         </w:rPr>
         <w:t>dt</w:t>
       </w:r>
-      <w:proofErr w:type="spellEnd"/>
       <w:r>
         <w:rPr>
           <w:rFonts w:ascii="Consolas" w:eastAsia="Times New Roman" w:hAnsi="Consolas" w:cs="Times New Roman"/>
@@ -3063,7 +2907,6 @@
         </w:rPr>
         <w:t>&lt;/</w:t>
       </w:r>
-      <w:proofErr w:type="spellStart"/>
       <w:r>
         <w:rPr>
           <w:rFonts w:ascii="Consolas" w:eastAsia="Times New Roman" w:hAnsi="Consolas" w:cs="Times New Roman"/>
@@ -3073,7 +2916,6 @@
         </w:rPr>
         <w:t>dt</w:t>
       </w:r>
-      <w:proofErr w:type="spellEnd"/>
       <w:r>
         <w:rPr>
           <w:rFonts w:ascii="Consolas" w:eastAsia="Times New Roman" w:hAnsi="Consolas" w:cs="Times New Roman"/>
@@ -3104,7 +2946,6 @@
         </w:rPr>
         <w:t xml:space="preserve">        </w:t>
       </w:r>
-      <w:proofErr w:type="gramStart"/>
       <w:r>
         <w:rPr>
           <w:rFonts w:ascii="Consolas" w:eastAsia="Times New Roman" w:hAnsi="Consolas" w:cs="Times New Roman"/>
@@ -3112,37 +2953,7 @@
           <w:sz w:val="16"/>
           <w:szCs w:val="16"/>
         </w:rPr>
-        <w:t>&lt;!--</w:t>
-      </w:r>
-      <w:proofErr w:type="gramEnd"/>
-      <w:r>
-        <w:rPr>
-          <w:rFonts w:ascii="Consolas" w:eastAsia="Times New Roman" w:hAnsi="Consolas" w:cs="Times New Roman"/>
-          <w:color w:val="6A9955"/>
-          <w:sz w:val="16"/>
-          <w:szCs w:val="16"/>
-        </w:rPr>
-        <w:t>Description definition(</w:t>
-      </w:r>
-      <w:proofErr w:type="spellStart"/>
-      <w:r>
-        <w:rPr>
-          <w:rFonts w:ascii="Consolas" w:eastAsia="Times New Roman" w:hAnsi="Consolas" w:cs="Times New Roman"/>
-          <w:color w:val="6A9955"/>
-          <w:sz w:val="16"/>
-          <w:szCs w:val="16"/>
-        </w:rPr>
-        <w:t>dd</w:t>
-      </w:r>
-      <w:proofErr w:type="spellEnd"/>
-      <w:r>
-        <w:rPr>
-          <w:rFonts w:ascii="Consolas" w:eastAsia="Times New Roman" w:hAnsi="Consolas" w:cs="Times New Roman"/>
-          <w:color w:val="6A9955"/>
-          <w:sz w:val="16"/>
-          <w:szCs w:val="16"/>
-        </w:rPr>
-        <w:t>)--&gt;</w:t>
+        <w:t>&lt;!--Description definition(dd)--&gt;</w:t>
       </w:r>
     </w:p>
     <w:p>
@@ -3174,7 +2985,6 @@
         </w:rPr>
         <w:t>&lt;</w:t>
       </w:r>
-      <w:proofErr w:type="spellStart"/>
       <w:r>
         <w:rPr>
           <w:rFonts w:ascii="Consolas" w:eastAsia="Times New Roman" w:hAnsi="Consolas" w:cs="Times New Roman"/>
@@ -3184,7 +2994,6 @@
         </w:rPr>
         <w:t>dd</w:t>
       </w:r>
-      <w:proofErr w:type="spellEnd"/>
       <w:r>
         <w:rPr>
           <w:rFonts w:ascii="Consolas" w:eastAsia="Times New Roman" w:hAnsi="Consolas" w:cs="Times New Roman"/>
@@ -3212,7 +3021,6 @@
         </w:rPr>
         <w:t>&lt;/</w:t>
       </w:r>
-      <w:proofErr w:type="spellStart"/>
       <w:r>
         <w:rPr>
           <w:rFonts w:ascii="Consolas" w:eastAsia="Times New Roman" w:hAnsi="Consolas" w:cs="Times New Roman"/>
@@ -3222,7 +3030,6 @@
         </w:rPr>
         <w:t>dd</w:t>
       </w:r>
-      <w:proofErr w:type="spellEnd"/>
       <w:r>
         <w:rPr>
           <w:rFonts w:ascii="Consolas" w:eastAsia="Times New Roman" w:hAnsi="Consolas" w:cs="Times New Roman"/>
@@ -3262,7 +3069,6 @@
         </w:rPr>
         <w:t>&lt;</w:t>
       </w:r>
-      <w:proofErr w:type="spellStart"/>
       <w:r>
         <w:rPr>
           <w:rFonts w:ascii="Consolas" w:eastAsia="Times New Roman" w:hAnsi="Consolas" w:cs="Times New Roman"/>
@@ -3272,7 +3078,6 @@
         </w:rPr>
         <w:t>dt</w:t>
       </w:r>
-      <w:proofErr w:type="spellEnd"/>
       <w:r>
         <w:rPr>
           <w:rFonts w:ascii="Consolas" w:eastAsia="Times New Roman" w:hAnsi="Consolas" w:cs="Times New Roman"/>
@@ -3300,7 +3105,6 @@
         </w:rPr>
         <w:t>&lt;/</w:t>
       </w:r>
-      <w:proofErr w:type="spellStart"/>
       <w:r>
         <w:rPr>
           <w:rFonts w:ascii="Consolas" w:eastAsia="Times New Roman" w:hAnsi="Consolas" w:cs="Times New Roman"/>
@@ -3310,7 +3114,6 @@
         </w:rPr>
         <w:t>dt</w:t>
       </w:r>
-      <w:proofErr w:type="spellEnd"/>
       <w:r>
         <w:rPr>
           <w:rFonts w:ascii="Consolas" w:eastAsia="Times New Roman" w:hAnsi="Consolas" w:cs="Times New Roman"/>
@@ -3350,7 +3153,6 @@
         </w:rPr>
         <w:t>&lt;</w:t>
       </w:r>
-      <w:proofErr w:type="spellStart"/>
       <w:r>
         <w:rPr>
           <w:rFonts w:ascii="Consolas" w:eastAsia="Times New Roman" w:hAnsi="Consolas" w:cs="Times New Roman"/>
@@ -3360,7 +3162,6 @@
         </w:rPr>
         <w:t>dd</w:t>
       </w:r>
-      <w:proofErr w:type="spellEnd"/>
       <w:r>
         <w:rPr>
           <w:rFonts w:ascii="Consolas" w:eastAsia="Times New Roman" w:hAnsi="Consolas" w:cs="Times New Roman"/>
@@ -3377,17 +3178,7 @@
           <w:sz w:val="16"/>
           <w:szCs w:val="16"/>
         </w:rPr>
-        <w:t xml:space="preserve">Cascading style </w:t>
-      </w:r>
-      <w:proofErr w:type="gramStart"/>
-      <w:r>
-        <w:rPr>
-          <w:rFonts w:ascii="Consolas" w:eastAsia="Times New Roman" w:hAnsi="Consolas" w:cs="Times New Roman"/>
-          <w:color w:val="D4D4D4"/>
-          <w:sz w:val="16"/>
-          <w:szCs w:val="16"/>
-        </w:rPr>
-        <w:t>sheet.</w:t>
+        <w:t>Cascading style sheet.</w:t>
       </w:r>
       <w:r>
         <w:rPr>
@@ -3396,19 +3187,8 @@
           <w:sz w:val="16"/>
           <w:szCs w:val="16"/>
         </w:rPr>
-        <w:t>&lt;</w:t>
-      </w:r>
-      <w:proofErr w:type="gramEnd"/>
-      <w:r>
-        <w:rPr>
-          <w:rFonts w:ascii="Consolas" w:eastAsia="Times New Roman" w:hAnsi="Consolas" w:cs="Times New Roman"/>
-          <w:color w:val="808080"/>
-          <w:sz w:val="16"/>
-          <w:szCs w:val="16"/>
-        </w:rPr>
-        <w:t>/</w:t>
-      </w:r>
-      <w:proofErr w:type="spellStart"/>
+        <w:t>&lt;/</w:t>
+      </w:r>
       <w:r>
         <w:rPr>
           <w:rFonts w:ascii="Consolas" w:eastAsia="Times New Roman" w:hAnsi="Consolas" w:cs="Times New Roman"/>
@@ -3418,7 +3198,6 @@
         </w:rPr>
         <w:t>dd</w:t>
       </w:r>
-      <w:proofErr w:type="spellEnd"/>
       <w:r>
         <w:rPr>
           <w:rFonts w:ascii="Consolas" w:eastAsia="Times New Roman" w:hAnsi="Consolas" w:cs="Times New Roman"/>
@@ -3498,53 +3277,16 @@
         <w:t>:</w:t>
       </w:r>
       <w:r>
-        <w:t>&lt;</w:t>
-      </w:r>
-      <w:proofErr w:type="spellStart"/>
-      <w:r>
-        <w:t>ul</w:t>
-      </w:r>
-      <w:proofErr w:type="spellEnd"/>
-      <w:r>
-        <w:t>&gt;&lt;li&gt;&lt;</w:t>
-      </w:r>
-      <w:proofErr w:type="spellStart"/>
-      <w:r>
-        <w:t>ul</w:t>
-      </w:r>
-      <w:proofErr w:type="spellEnd"/>
-      <w:r>
-        <w:t>&gt;&lt;li&gt;</w:t>
-      </w:r>
-      <w:proofErr w:type="spellStart"/>
-      <w:r>
-        <w:t>dfd</w:t>
-      </w:r>
-      <w:proofErr w:type="spellEnd"/>
-      <w:r>
-        <w:t>&lt;/li&gt;&lt;/</w:t>
-      </w:r>
-      <w:proofErr w:type="spellStart"/>
-      <w:r>
-        <w:t>ul</w:t>
-      </w:r>
-      <w:proofErr w:type="spellEnd"/>
-      <w:r>
-        <w:t>&gt;&lt;/li&gt;&lt;/</w:t>
-      </w:r>
-      <w:proofErr w:type="spellStart"/>
-      <w:r>
-        <w:t>ul</w:t>
-      </w:r>
-      <w:proofErr w:type="spellEnd"/>
-      <w:r>
-        <w:t>&gt;</w:t>
+        <w:t>&lt;ul&gt;&lt;li&gt;&lt;ul&gt;&lt;li&gt;dfd&lt;/li&gt;&lt;/ul&gt;&lt;/li&gt;&lt;/ul&gt;</w:t>
       </w:r>
     </w:p>
     <w:p>
       <w:pPr>
         <w:ind w:firstLine="720"/>
       </w:pPr>
+      <w:r>
+        <w:t>______________________________________________________________________-</w:t>
+      </w:r>
     </w:p>
     <w:p>
       <w:r>
@@ -3559,36 +3301,1622 @@
     </w:p>
     <w:p>
       <w:r>
-        <w:t>Caption /</w:t>
-      </w:r>
-      <w:proofErr w:type="spellStart"/>
-      <w:r>
-        <w:t>thead</w:t>
-      </w:r>
-      <w:proofErr w:type="spellEnd"/>
-      <w:r>
-        <w:t xml:space="preserve"> /</w:t>
-      </w:r>
-      <w:proofErr w:type="spellStart"/>
-      <w:r>
-        <w:t>tbody</w:t>
-      </w:r>
-      <w:proofErr w:type="spellEnd"/>
-      <w:r>
-        <w:t>/</w:t>
-      </w:r>
-      <w:proofErr w:type="spellStart"/>
-      <w:r>
-        <w:t>tfoot</w:t>
-      </w:r>
-      <w:proofErr w:type="spellEnd"/>
+        <w:t>Caption /thead /tbody/tfoot</w:t>
+      </w:r>
+    </w:p>
+    <w:p>
+      <w:r>
+        <w:t>_____________________________________________________________________________________</w:t>
+      </w:r>
+    </w:p>
+    <w:p>
+      <w:pPr>
+        <w:rPr>
+          <w:b/>
+          <w:bCs/>
+          <w:noProof/>
+          <w:sz w:val="36"/>
+          <w:szCs w:val="36"/>
+        </w:rPr>
+      </w:pPr>
+      <w:r>
+        <w:rPr>
+          <w:color w:val="806000" w:themeColor="accent4" w:themeShade="80"/>
+          <w:sz w:val="32"/>
+          <w:szCs w:val="32"/>
+        </w:rPr>
+        <w:t xml:space="preserve">Block </w:t>
+      </w:r>
+      <w:r>
+        <w:rPr>
+          <w:color w:val="806000" w:themeColor="accent4" w:themeShade="80"/>
+          <w:sz w:val="32"/>
+          <w:szCs w:val="32"/>
+        </w:rPr>
+        <w:t xml:space="preserve">VS </w:t>
+      </w:r>
+      <w:r>
+        <w:rPr>
+          <w:color w:val="806000" w:themeColor="accent4" w:themeShade="80"/>
+          <w:sz w:val="32"/>
+          <w:szCs w:val="32"/>
+        </w:rPr>
+        <w:t>Inline elements</w:t>
+      </w:r>
+      <w:r>
+        <w:rPr>
+          <w:b/>
+          <w:bCs/>
+          <w:noProof/>
+          <w:sz w:val="36"/>
+          <w:szCs w:val="36"/>
+        </w:rPr>
+        <w:t xml:space="preserve"> </w:t>
+      </w:r>
+    </w:p>
+    <w:p>
+      <w:r>
+        <w:rPr>
+          <w:b/>
+          <w:bCs/>
+          <w:noProof/>
+          <w:sz w:val="24"/>
+          <w:szCs w:val="24"/>
+        </w:rPr>
+        <mc:AlternateContent>
+          <mc:Choice Requires="wps">
+            <w:drawing>
+              <wp:anchor distT="0" distB="0" distL="114300" distR="114300" simplePos="0" relativeHeight="251672576" behindDoc="0" locked="0" layoutInCell="1" allowOverlap="1" wp14:anchorId="2EEBE932" wp14:editId="4D67D677">
+                <wp:simplePos x="0" y="0"/>
+                <wp:positionH relativeFrom="column">
+                  <wp:posOffset>133350</wp:posOffset>
+                </wp:positionH>
+                <wp:positionV relativeFrom="paragraph">
+                  <wp:posOffset>200660</wp:posOffset>
+                </wp:positionV>
+                <wp:extent cx="2257425" cy="285750"/>
+                <wp:effectExtent l="0" t="0" r="28575" b="19050"/>
+                <wp:wrapNone/>
+                <wp:docPr id="394169637" name="Text Box 12"/>
+                <wp:cNvGraphicFramePr/>
+                <a:graphic xmlns:a="http://schemas.openxmlformats.org/drawingml/2006/main">
+                  <a:graphicData uri="http://schemas.microsoft.com/office/word/2010/wordprocessingShape">
+                    <wps:wsp>
+                      <wps:cNvSpPr txBox="1"/>
+                      <wps:spPr>
+                        <a:xfrm>
+                          <a:off x="0" y="0"/>
+                          <a:ext cx="2257425" cy="285750"/>
+                        </a:xfrm>
+                        <a:prstGeom prst="rect">
+                          <a:avLst/>
+                        </a:prstGeom>
+                        <a:solidFill>
+                          <a:srgbClr val="FFFF00"/>
+                        </a:solidFill>
+                        <a:ln/>
+                      </wps:spPr>
+                      <wps:style>
+                        <a:lnRef idx="2">
+                          <a:schemeClr val="accent2"/>
+                        </a:lnRef>
+                        <a:fillRef idx="1">
+                          <a:schemeClr val="lt1"/>
+                        </a:fillRef>
+                        <a:effectRef idx="0">
+                          <a:schemeClr val="accent2"/>
+                        </a:effectRef>
+                        <a:fontRef idx="minor">
+                          <a:schemeClr val="dk1"/>
+                        </a:fontRef>
+                      </wps:style>
+                      <wps:txbx>
+                        <w:txbxContent>
+                          <w:p>
+                            <w:pPr>
+                              <w:rPr>
+                                <w:sz w:val="18"/>
+                                <w:szCs w:val="18"/>
+                              </w:rPr>
+                            </w:pPr>
+                            <w:r>
+                              <w:rPr>
+                                <w:sz w:val="18"/>
+                                <w:szCs w:val="18"/>
+                              </w:rPr>
+                              <w:t>Block1</w:t>
+                            </w:r>
+                          </w:p>
+                        </w:txbxContent>
+                      </wps:txbx>
+                      <wps:bodyPr rot="0" spcFirstLastPara="0" vertOverflow="overflow" horzOverflow="overflow" vert="horz" wrap="square" lIns="91440" tIns="45720" rIns="91440" bIns="45720" numCol="1" spcCol="0" rtlCol="0" fromWordArt="0" anchor="t" anchorCtr="0" forceAA="0" compatLnSpc="1">
+                        <a:prstTxWarp prst="textNoShape">
+                          <a:avLst/>
+                        </a:prstTxWarp>
+                        <a:noAutofit/>
+                      </wps:bodyPr>
+                    </wps:wsp>
+                  </a:graphicData>
+                </a:graphic>
+                <wp14:sizeRelV relativeFrom="margin">
+                  <wp14:pctHeight>0</wp14:pctHeight>
+                </wp14:sizeRelV>
+              </wp:anchor>
+            </w:drawing>
+          </mc:Choice>
+          <mc:Fallback>
+            <w:pict>
+              <v:shape w14:anchorId="2EEBE932" id="Text Box 12" o:spid="_x0000_s1038" type="#_x0000_t202" style="position:absolute;margin-left:10.5pt;margin-top:15.8pt;width:177.75pt;height:22.5pt;z-index:251672576;visibility:visible;mso-wrap-style:square;mso-height-percent:0;mso-wrap-distance-left:9pt;mso-wrap-distance-top:0;mso-wrap-distance-right:9pt;mso-wrap-distance-bottom:0;mso-position-horizontal:absolute;mso-position-horizontal-relative:text;mso-position-vertical:absolute;mso-position-vertical-relative:text;mso-height-percent:0;mso-height-relative:margin;v-text-anchor:top" o:gfxdata="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" fillcolor="yellow" strokecolor="#ed7d31 [3205]" strokeweight="1pt">
+                <v:textbox>
+                  <w:txbxContent>
+                    <w:p>
+                      <w:pPr>
+                        <w:rPr>
+                          <w:sz w:val="18"/>
+                          <w:szCs w:val="18"/>
+                        </w:rPr>
+                      </w:pPr>
+                      <w:r>
+                        <w:rPr>
+                          <w:sz w:val="18"/>
+                          <w:szCs w:val="18"/>
+                        </w:rPr>
+                        <w:t>Block1</w:t>
+                      </w:r>
+                    </w:p>
+                  </w:txbxContent>
+                </v:textbox>
+              </v:shape>
+            </w:pict>
+          </mc:Fallback>
+        </mc:AlternateContent>
+      </w:r>
+      <w:r>
+        <w:rPr>
+          <w:b/>
+          <w:bCs/>
+          <w:sz w:val="24"/>
+          <w:szCs w:val="24"/>
+        </w:rPr>
+        <w:t>Block</w:t>
+      </w:r>
+      <w:r>
+        <w:t>=&gt; stack on top of each other (full width by default)</w:t>
+      </w:r>
+      <w:r>
+        <w:t xml:space="preserve"> ex:&lt;div&gt; &lt;p&gt; &lt;section&gt; &lt;h1&gt;…</w:t>
+      </w:r>
+    </w:p>
+    <w:p>
+      <w:r>
+        <w:rPr>
+          <w:noProof/>
+        </w:rPr>
+        <mc:AlternateContent>
+          <mc:Choice Requires="wps">
+            <w:drawing>
+              <wp:anchor distT="0" distB="0" distL="114300" distR="114300" simplePos="0" relativeHeight="251673600" behindDoc="0" locked="0" layoutInCell="1" allowOverlap="1" wp14:anchorId="4450C886" wp14:editId="60A73365">
+                <wp:simplePos x="0" y="0"/>
+                <wp:positionH relativeFrom="column">
+                  <wp:posOffset>133350</wp:posOffset>
+                </wp:positionH>
+                <wp:positionV relativeFrom="paragraph">
+                  <wp:posOffset>279400</wp:posOffset>
+                </wp:positionV>
+                <wp:extent cx="2257425" cy="247650"/>
+                <wp:effectExtent l="0" t="0" r="28575" b="19050"/>
+                <wp:wrapNone/>
+                <wp:docPr id="1364420966" name="Text Box 13"/>
+                <wp:cNvGraphicFramePr/>
+                <a:graphic xmlns:a="http://schemas.openxmlformats.org/drawingml/2006/main">
+                  <a:graphicData uri="http://schemas.microsoft.com/office/word/2010/wordprocessingShape">
+                    <wps:wsp>
+                      <wps:cNvSpPr txBox="1"/>
+                      <wps:spPr>
+                        <a:xfrm>
+                          <a:off x="0" y="0"/>
+                          <a:ext cx="2257425" cy="247650"/>
+                        </a:xfrm>
+                        <a:prstGeom prst="rect">
+                          <a:avLst/>
+                        </a:prstGeom>
+                        <a:solidFill>
+                          <a:schemeClr val="accent1">
+                            <a:lumMod val="75000"/>
+                          </a:schemeClr>
+                        </a:solidFill>
+                        <a:ln w="6350">
+                          <a:solidFill>
+                            <a:prstClr val="black"/>
+                          </a:solidFill>
+                        </a:ln>
+                      </wps:spPr>
+                      <wps:txbx>
+                        <w:txbxContent>
+                          <w:p>
+                            <w:r>
+                              <w:t>Block2</w:t>
+                            </w:r>
+                          </w:p>
+                        </w:txbxContent>
+                      </wps:txbx>
+                      <wps:bodyPr rot="0" spcFirstLastPara="0" vertOverflow="overflow" horzOverflow="overflow" vert="horz" wrap="square" lIns="91440" tIns="45720" rIns="91440" bIns="45720" numCol="1" spcCol="0" rtlCol="0" fromWordArt="0" anchor="t" anchorCtr="0" forceAA="0" compatLnSpc="1">
+                        <a:prstTxWarp prst="textNoShape">
+                          <a:avLst/>
+                        </a:prstTxWarp>
+                        <a:noAutofit/>
+                      </wps:bodyPr>
+                    </wps:wsp>
+                  </a:graphicData>
+                </a:graphic>
+              </wp:anchor>
+            </w:drawing>
+          </mc:Choice>
+          <mc:Fallback>
+            <w:pict>
+              <v:shape w14:anchorId="4450C886" id="Text Box 13" o:spid="_x0000_s1039" type="#_x0000_t202" style="position:absolute;margin-left:10.5pt;margin-top:22pt;width:177.75pt;height:19.5pt;z-index:251673600;visibility:visible;mso-wrap-style:square;mso-wrap-distance-left:9pt;mso-wrap-distance-top:0;mso-wrap-distance-right:9pt;mso-wrap-distance-bottom:0;mso-position-horizontal:absolute;mso-position-horizontal-relative:text;mso-position-vertical:absolute;mso-position-vertical-relative:text;v-text-anchor:top" o:gfxdata="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" fillcolor="#2e74b5 [2404]" strokeweight=".5pt">
+                <v:textbox>
+                  <w:txbxContent>
+                    <w:p>
+                      <w:r>
+                        <w:t>Block2</w:t>
+                      </w:r>
+                    </w:p>
+                  </w:txbxContent>
+                </v:textbox>
+              </v:shape>
+            </w:pict>
+          </mc:Fallback>
+        </mc:AlternateContent>
+      </w:r>
+    </w:p>
+    <w:p/>
+    <w:p>
+      <w:r>
+        <w:rPr>
+          <w:noProof/>
+        </w:rPr>
+        <mc:AlternateContent>
+          <mc:Choice Requires="wps">
+            <w:drawing>
+              <wp:anchor distT="0" distB="0" distL="114300" distR="114300" simplePos="0" relativeHeight="251674624" behindDoc="0" locked="0" layoutInCell="1" allowOverlap="1" wp14:anchorId="145752EA" wp14:editId="74A75F41">
+                <wp:simplePos x="0" y="0"/>
+                <wp:positionH relativeFrom="column">
+                  <wp:posOffset>133350</wp:posOffset>
+                </wp:positionH>
+                <wp:positionV relativeFrom="paragraph">
+                  <wp:posOffset>99060</wp:posOffset>
+                </wp:positionV>
+                <wp:extent cx="2257425" cy="285750"/>
+                <wp:effectExtent l="0" t="0" r="28575" b="19050"/>
+                <wp:wrapNone/>
+                <wp:docPr id="21871083" name="Text Box 14"/>
+                <wp:cNvGraphicFramePr/>
+                <a:graphic xmlns:a="http://schemas.openxmlformats.org/drawingml/2006/main">
+                  <a:graphicData uri="http://schemas.microsoft.com/office/word/2010/wordprocessingShape">
+                    <wps:wsp>
+                      <wps:cNvSpPr txBox="1"/>
+                      <wps:spPr>
+                        <a:xfrm>
+                          <a:off x="0" y="0"/>
+                          <a:ext cx="2257425" cy="285750"/>
+                        </a:xfrm>
+                        <a:prstGeom prst="rect">
+                          <a:avLst/>
+                        </a:prstGeom>
+                        <a:solidFill>
+                          <a:srgbClr val="00B0F0"/>
+                        </a:solidFill>
+                        <a:ln w="6350">
+                          <a:solidFill>
+                            <a:prstClr val="black"/>
+                          </a:solidFill>
+                        </a:ln>
+                      </wps:spPr>
+                      <wps:txbx>
+                        <w:txbxContent>
+                          <w:p>
+                            <w:r>
+                              <w:t>Block3</w:t>
+                            </w:r>
+                          </w:p>
+                        </w:txbxContent>
+                      </wps:txbx>
+                      <wps:bodyPr rot="0" spcFirstLastPara="0" vertOverflow="overflow" horzOverflow="overflow" vert="horz" wrap="square" lIns="91440" tIns="45720" rIns="91440" bIns="45720" numCol="1" spcCol="0" rtlCol="0" fromWordArt="0" anchor="t" anchorCtr="0" forceAA="0" compatLnSpc="1">
+                        <a:prstTxWarp prst="textNoShape">
+                          <a:avLst/>
+                        </a:prstTxWarp>
+                        <a:noAutofit/>
+                      </wps:bodyPr>
+                    </wps:wsp>
+                  </a:graphicData>
+                </a:graphic>
+                <wp14:sizeRelH relativeFrom="margin">
+                  <wp14:pctWidth>0</wp14:pctWidth>
+                </wp14:sizeRelH>
+              </wp:anchor>
+            </w:drawing>
+          </mc:Choice>
+          <mc:Fallback>
+            <w:pict>
+              <v:shape w14:anchorId="145752EA" id="Text Box 14" o:spid="_x0000_s1040" type="#_x0000_t202" style="position:absolute;margin-left:10.5pt;margin-top:7.8pt;width:177.75pt;height:22.5pt;z-index:251674624;visibility:visible;mso-wrap-style:square;mso-width-percent:0;mso-wrap-distance-left:9pt;mso-wrap-distance-top:0;mso-wrap-distance-right:9pt;mso-wrap-distance-bottom:0;mso-position-horizontal:absolute;mso-position-horizontal-relative:text;mso-position-vertical:absolute;mso-position-vertical-relative:text;mso-width-percent:0;mso-width-relative:margin;v-text-anchor:top" o:gfxdata="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" fillcolor="#00b0f0" strokeweight=".5pt">
+                <v:textbox>
+                  <w:txbxContent>
+                    <w:p>
+                      <w:r>
+                        <w:t>Block3</w:t>
+                      </w:r>
+                    </w:p>
+                  </w:txbxContent>
+                </v:textbox>
+              </v:shape>
+            </w:pict>
+          </mc:Fallback>
+        </mc:AlternateContent>
+      </w:r>
     </w:p>
     <w:p/>
     <w:p/>
+    <w:p>
+      <w:r>
+        <w:rPr>
+          <w:b/>
+          <w:bCs/>
+          <w:noProof/>
+          <w:sz w:val="24"/>
+          <w:szCs w:val="24"/>
+        </w:rPr>
+        <mc:AlternateContent>
+          <mc:Choice Requires="wps">
+            <w:drawing>
+              <wp:anchor distT="0" distB="0" distL="114300" distR="114300" simplePos="0" relativeHeight="251679744" behindDoc="0" locked="0" layoutInCell="1" allowOverlap="1" wp14:anchorId="6A36ECB6" wp14:editId="4233DF31">
+                <wp:simplePos x="0" y="0"/>
+                <wp:positionH relativeFrom="column">
+                  <wp:posOffset>1981200</wp:posOffset>
+                </wp:positionH>
+                <wp:positionV relativeFrom="paragraph">
+                  <wp:posOffset>280035</wp:posOffset>
+                </wp:positionV>
+                <wp:extent cx="790575" cy="323850"/>
+                <wp:effectExtent l="0" t="0" r="28575" b="19050"/>
+                <wp:wrapNone/>
+                <wp:docPr id="1138242576" name="Text Box 15"/>
+                <wp:cNvGraphicFramePr/>
+                <a:graphic xmlns:a="http://schemas.openxmlformats.org/drawingml/2006/main">
+                  <a:graphicData uri="http://schemas.microsoft.com/office/word/2010/wordprocessingShape">
+                    <wps:wsp>
+                      <wps:cNvSpPr txBox="1"/>
+                      <wps:spPr>
+                        <a:xfrm>
+                          <a:off x="0" y="0"/>
+                          <a:ext cx="790575" cy="323850"/>
+                        </a:xfrm>
+                        <a:prstGeom prst="rect">
+                          <a:avLst/>
+                        </a:prstGeom>
+                        <a:solidFill>
+                          <a:schemeClr val="accent2">
+                            <a:lumMod val="60000"/>
+                            <a:lumOff val="40000"/>
+                          </a:schemeClr>
+                        </a:solidFill>
+                        <a:ln w="6350">
+                          <a:solidFill>
+                            <a:prstClr val="black"/>
+                          </a:solidFill>
+                        </a:ln>
+                      </wps:spPr>
+                      <wps:txbx>
+                        <w:txbxContent>
+                          <w:p>
+                            <w:r>
+                              <w:t>Inline3</w:t>
+                            </w:r>
+                          </w:p>
+                        </w:txbxContent>
+                      </wps:txbx>
+                      <wps:bodyPr rot="0" spcFirstLastPara="0" vertOverflow="overflow" horzOverflow="overflow" vert="horz" wrap="square" lIns="91440" tIns="45720" rIns="91440" bIns="45720" numCol="1" spcCol="0" rtlCol="0" fromWordArt="0" anchor="t" anchorCtr="0" forceAA="0" compatLnSpc="1">
+                        <a:prstTxWarp prst="textNoShape">
+                          <a:avLst/>
+                        </a:prstTxWarp>
+                        <a:noAutofit/>
+                      </wps:bodyPr>
+                    </wps:wsp>
+                  </a:graphicData>
+                </a:graphic>
+                <wp14:sizeRelH relativeFrom="margin">
+                  <wp14:pctWidth>0</wp14:pctWidth>
+                </wp14:sizeRelH>
+                <wp14:sizeRelV relativeFrom="margin">
+                  <wp14:pctHeight>0</wp14:pctHeight>
+                </wp14:sizeRelV>
+              </wp:anchor>
+            </w:drawing>
+          </mc:Choice>
+          <mc:Fallback>
+            <w:pict>
+              <v:shape w14:anchorId="6A36ECB6" id="Text Box 15" o:spid="_x0000_s1041" type="#_x0000_t202" style="position:absolute;margin-left:156pt;margin-top:22.05pt;width:62.25pt;height:25.5pt;z-index:251679744;visibility:visible;mso-wrap-style:square;mso-width-percent:0;mso-height-percent:0;mso-wrap-distance-left:9pt;mso-wrap-distance-top:0;mso-wrap-distance-right:9pt;mso-wrap-distance-bottom:0;mso-position-horizontal:absolute;mso-position-horizontal-relative:text;mso-position-vertical:absolute;mso-position-vertical-relative:text;mso-width-percent:0;mso-height-percent:0;mso-width-relative:margin;mso-height-relative:margin;v-text-anchor:top" o:gfxdata="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" fillcolor="#f4b083 [1941]" strokeweight=".5pt">
+                <v:textbox>
+                  <w:txbxContent>
+                    <w:p>
+                      <w:r>
+                        <w:t>Inline3</w:t>
+                      </w:r>
+                    </w:p>
+                  </w:txbxContent>
+                </v:textbox>
+              </v:shape>
+            </w:pict>
+          </mc:Fallback>
+        </mc:AlternateContent>
+      </w:r>
+      <w:r>
+        <w:rPr>
+          <w:b/>
+          <w:bCs/>
+          <w:noProof/>
+          <w:sz w:val="24"/>
+          <w:szCs w:val="24"/>
+        </w:rPr>
+        <mc:AlternateContent>
+          <mc:Choice Requires="wps">
+            <w:drawing>
+              <wp:anchor distT="0" distB="0" distL="114300" distR="114300" simplePos="0" relativeHeight="251677696" behindDoc="0" locked="0" layoutInCell="1" allowOverlap="1" wp14:anchorId="6515B706" wp14:editId="4F358071">
+                <wp:simplePos x="0" y="0"/>
+                <wp:positionH relativeFrom="column">
+                  <wp:posOffset>1000125</wp:posOffset>
+                </wp:positionH>
+                <wp:positionV relativeFrom="paragraph">
+                  <wp:posOffset>280035</wp:posOffset>
+                </wp:positionV>
+                <wp:extent cx="790575" cy="323850"/>
+                <wp:effectExtent l="0" t="0" r="28575" b="19050"/>
+                <wp:wrapNone/>
+                <wp:docPr id="849537576" name="Text Box 15"/>
+                <wp:cNvGraphicFramePr/>
+                <a:graphic xmlns:a="http://schemas.openxmlformats.org/drawingml/2006/main">
+                  <a:graphicData uri="http://schemas.microsoft.com/office/word/2010/wordprocessingShape">
+                    <wps:wsp>
+                      <wps:cNvSpPr txBox="1"/>
+                      <wps:spPr>
+                        <a:xfrm>
+                          <a:off x="0" y="0"/>
+                          <a:ext cx="790575" cy="323850"/>
+                        </a:xfrm>
+                        <a:prstGeom prst="rect">
+                          <a:avLst/>
+                        </a:prstGeom>
+                        <a:solidFill>
+                          <a:schemeClr val="accent2">
+                            <a:lumMod val="50000"/>
+                          </a:schemeClr>
+                        </a:solidFill>
+                        <a:ln w="6350">
+                          <a:solidFill>
+                            <a:prstClr val="black"/>
+                          </a:solidFill>
+                        </a:ln>
+                      </wps:spPr>
+                      <wps:txbx>
+                        <w:txbxContent>
+                          <w:p>
+                            <w:r>
+                              <w:t>Inline2</w:t>
+                            </w:r>
+                          </w:p>
+                        </w:txbxContent>
+                      </wps:txbx>
+                      <wps:bodyPr rot="0" spcFirstLastPara="0" vertOverflow="overflow" horzOverflow="overflow" vert="horz" wrap="square" lIns="91440" tIns="45720" rIns="91440" bIns="45720" numCol="1" spcCol="0" rtlCol="0" fromWordArt="0" anchor="t" anchorCtr="0" forceAA="0" compatLnSpc="1">
+                        <a:prstTxWarp prst="textNoShape">
+                          <a:avLst/>
+                        </a:prstTxWarp>
+                        <a:noAutofit/>
+                      </wps:bodyPr>
+                    </wps:wsp>
+                  </a:graphicData>
+                </a:graphic>
+                <wp14:sizeRelH relativeFrom="margin">
+                  <wp14:pctWidth>0</wp14:pctWidth>
+                </wp14:sizeRelH>
+                <wp14:sizeRelV relativeFrom="margin">
+                  <wp14:pctHeight>0</wp14:pctHeight>
+                </wp14:sizeRelV>
+              </wp:anchor>
+            </w:drawing>
+          </mc:Choice>
+          <mc:Fallback>
+            <w:pict>
+              <v:shape w14:anchorId="6515B706" id="_x0000_s1042" type="#_x0000_t202" style="position:absolute;margin-left:78.75pt;margin-top:22.05pt;width:62.25pt;height:25.5pt;z-index:251677696;visibility:visible;mso-wrap-style:square;mso-width-percent:0;mso-height-percent:0;mso-wrap-distance-left:9pt;mso-wrap-distance-top:0;mso-wrap-distance-right:9pt;mso-wrap-distance-bottom:0;mso-position-horizontal:absolute;mso-position-horizontal-relative:text;mso-position-vertical:absolute;mso-position-vertical-relative:text;mso-width-percent:0;mso-height-percent:0;mso-width-relative:margin;mso-height-relative:margin;v-text-anchor:top" o:gfxdata="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" fillcolor="#823b0b [1605]" strokeweight=".5pt">
+                <v:textbox>
+                  <w:txbxContent>
+                    <w:p>
+                      <w:r>
+                        <w:t>Inline2</w:t>
+                      </w:r>
+                    </w:p>
+                  </w:txbxContent>
+                </v:textbox>
+              </v:shape>
+            </w:pict>
+          </mc:Fallback>
+        </mc:AlternateContent>
+      </w:r>
+      <w:r>
+        <w:rPr>
+          <w:b/>
+          <w:bCs/>
+          <w:noProof/>
+          <w:sz w:val="24"/>
+          <w:szCs w:val="24"/>
+        </w:rPr>
+        <mc:AlternateContent>
+          <mc:Choice Requires="wps">
+            <w:drawing>
+              <wp:anchor distT="0" distB="0" distL="114300" distR="114300" simplePos="0" relativeHeight="251675648" behindDoc="0" locked="0" layoutInCell="1" allowOverlap="1" wp14:anchorId="6C376477" wp14:editId="3FB406BA">
+                <wp:simplePos x="0" y="0"/>
+                <wp:positionH relativeFrom="column">
+                  <wp:posOffset>76200</wp:posOffset>
+                </wp:positionH>
+                <wp:positionV relativeFrom="paragraph">
+                  <wp:posOffset>280035</wp:posOffset>
+                </wp:positionV>
+                <wp:extent cx="790575" cy="323850"/>
+                <wp:effectExtent l="0" t="0" r="28575" b="19050"/>
+                <wp:wrapNone/>
+                <wp:docPr id="1337658686" name="Text Box 15"/>
+                <wp:cNvGraphicFramePr/>
+                <a:graphic xmlns:a="http://schemas.openxmlformats.org/drawingml/2006/main">
+                  <a:graphicData uri="http://schemas.microsoft.com/office/word/2010/wordprocessingShape">
+                    <wps:wsp>
+                      <wps:cNvSpPr txBox="1"/>
+                      <wps:spPr>
+                        <a:xfrm>
+                          <a:off x="0" y="0"/>
+                          <a:ext cx="790575" cy="323850"/>
+                        </a:xfrm>
+                        <a:prstGeom prst="rect">
+                          <a:avLst/>
+                        </a:prstGeom>
+                        <a:solidFill>
+                          <a:schemeClr val="accent4">
+                            <a:lumMod val="60000"/>
+                            <a:lumOff val="40000"/>
+                          </a:schemeClr>
+                        </a:solidFill>
+                        <a:ln w="6350">
+                          <a:solidFill>
+                            <a:prstClr val="black"/>
+                          </a:solidFill>
+                        </a:ln>
+                      </wps:spPr>
+                      <wps:txbx>
+                        <w:txbxContent>
+                          <w:p>
+                            <w:r>
+                              <w:t>Inline1</w:t>
+                            </w:r>
+                          </w:p>
+                        </w:txbxContent>
+                      </wps:txbx>
+                      <wps:bodyPr rot="0" spcFirstLastPara="0" vertOverflow="overflow" horzOverflow="overflow" vert="horz" wrap="square" lIns="91440" tIns="45720" rIns="91440" bIns="45720" numCol="1" spcCol="0" rtlCol="0" fromWordArt="0" anchor="t" anchorCtr="0" forceAA="0" compatLnSpc="1">
+                        <a:prstTxWarp prst="textNoShape">
+                          <a:avLst/>
+                        </a:prstTxWarp>
+                        <a:noAutofit/>
+                      </wps:bodyPr>
+                    </wps:wsp>
+                  </a:graphicData>
+                </a:graphic>
+                <wp14:sizeRelH relativeFrom="margin">
+                  <wp14:pctWidth>0</wp14:pctWidth>
+                </wp14:sizeRelH>
+                <wp14:sizeRelV relativeFrom="margin">
+                  <wp14:pctHeight>0</wp14:pctHeight>
+                </wp14:sizeRelV>
+              </wp:anchor>
+            </w:drawing>
+          </mc:Choice>
+          <mc:Fallback>
+            <w:pict>
+              <v:shape w14:anchorId="6C376477" id="_x0000_s1043" type="#_x0000_t202" style="position:absolute;margin-left:6pt;margin-top:22.05pt;width:62.25pt;height:25.5pt;z-index:251675648;visibility:visible;mso-wrap-style:square;mso-width-percent:0;mso-height-percent:0;mso-wrap-distance-left:9pt;mso-wrap-distance-top:0;mso-wrap-distance-right:9pt;mso-wrap-distance-bottom:0;mso-position-horizontal:absolute;mso-position-horizontal-relative:text;mso-position-vertical:absolute;mso-position-vertical-relative:text;mso-width-percent:0;mso-height-percent:0;mso-width-relative:margin;mso-height-relative:margin;v-text-anchor:top" o:gfxdata="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" fillcolor="#ffd966 [1943]" strokeweight=".5pt">
+                <v:textbox>
+                  <w:txbxContent>
+                    <w:p>
+                      <w:r>
+                        <w:t>Inline1</w:t>
+                      </w:r>
+                    </w:p>
+                  </w:txbxContent>
+                </v:textbox>
+              </v:shape>
+            </w:pict>
+          </mc:Fallback>
+        </mc:AlternateContent>
+      </w:r>
+      <w:r>
+        <w:rPr>
+          <w:b/>
+          <w:bCs/>
+          <w:sz w:val="24"/>
+          <w:szCs w:val="24"/>
+        </w:rPr>
+        <w:t>Inline</w:t>
+      </w:r>
+      <w:r>
+        <w:t xml:space="preserve"> =&gt; sit side by side (only as wide as content)</w:t>
+      </w:r>
+      <w:r>
+        <w:t xml:space="preserve">  ex: &lt;span&gt;&lt;img&gt;&lt;label&gt;&lt;b&gt;&lt;strong&gt;</w:t>
+      </w:r>
+      <w:r>
+        <w:t>&lt;em&gt; &lt;i&gt; &lt;a&gt;</w:t>
+      </w:r>
+    </w:p>
     <w:p/>
     <w:p/>
+    <w:p>
+      <w:r>
+        <w:rPr>
+          <w:b/>
+          <w:bCs/>
+        </w:rPr>
+        <w:t>Note:</w:t>
+      </w:r>
+      <w:r>
+        <w:t xml:space="preserve"> &lt;b&gt; is meaningless (presentational), while &lt;strong&gt; is meaningful (semantic).</w:t>
+      </w:r>
+    </w:p>
+    <w:p>
+      <w:pPr>
+        <w:rPr>
+          <w:rtl/>
+        </w:rPr>
+      </w:pPr>
+      <w:r>
+        <w:rPr>
+          <w:b/>
+          <w:bCs/>
+          <w:sz w:val="24"/>
+          <w:szCs w:val="24"/>
+        </w:rPr>
+        <w:t xml:space="preserve">Note : </w:t>
+      </w:r>
+      <w:r>
+        <w:t xml:space="preserve">&lt;i&gt; is meaningless(presentational), while &lt;em&gt; is meaningful(semantic)  </w:t>
+      </w:r>
+    </w:p>
+    <w:p>
+      <w:pPr>
+        <w:rPr>
+          <w:rtl/>
+        </w:rPr>
+      </w:pPr>
+    </w:p>
+    <w:p>
+      <w:pPr>
+        <w:rPr>
+          <w:rtl/>
+        </w:rPr>
+      </w:pPr>
+    </w:p>
     <w:p/>
+    <w:tbl>
+      <w:tblPr>
+        <w:tblStyle w:val="TableGrid"/>
+        <w:tblW w:w="0" w:type="auto"/>
+        <w:tblLook w:val="04A0" w:firstRow="1" w:lastRow="0" w:firstColumn="1" w:lastColumn="0" w:noHBand="0" w:noVBand="1"/>
+      </w:tblPr>
+      <w:tblGrid>
+        <w:gridCol w:w="1558"/>
+        <w:gridCol w:w="1558"/>
+        <w:gridCol w:w="1558"/>
+        <w:gridCol w:w="1558"/>
+        <w:gridCol w:w="1559"/>
+        <w:gridCol w:w="1559"/>
+      </w:tblGrid>
+      <w:tr>
+        <w:tc>
+          <w:tcPr>
+            <w:tcW w:w="1558" w:type="dxa"/>
+            <w:shd w:val="clear" w:color="auto" w:fill="D5DCE4" w:themeFill="text2" w:themeFillTint="33"/>
+          </w:tcPr>
+          <w:p>
+            <w:r>
+              <w:lastRenderedPageBreak/>
+              <w:t>Type</w:t>
+            </w:r>
+          </w:p>
+        </w:tc>
+        <w:tc>
+          <w:tcPr>
+            <w:tcW w:w="1558" w:type="dxa"/>
+            <w:shd w:val="clear" w:color="auto" w:fill="D5DCE4" w:themeFill="text2" w:themeFillTint="33"/>
+          </w:tcPr>
+          <w:p>
+            <w:r>
+              <w:t>Width</w:t>
+            </w:r>
+          </w:p>
+        </w:tc>
+        <w:tc>
+          <w:tcPr>
+            <w:tcW w:w="1558" w:type="dxa"/>
+            <w:shd w:val="clear" w:color="auto" w:fill="D5DCE4" w:themeFill="text2" w:themeFillTint="33"/>
+          </w:tcPr>
+          <w:p>
+            <w:r>
+              <w:t>Height</w:t>
+            </w:r>
+          </w:p>
+        </w:tc>
+        <w:tc>
+          <w:tcPr>
+            <w:tcW w:w="1558" w:type="dxa"/>
+            <w:shd w:val="clear" w:color="auto" w:fill="D5DCE4" w:themeFill="text2" w:themeFillTint="33"/>
+          </w:tcPr>
+          <w:p>
+            <w:r>
+              <w:t>Margin</w:t>
+            </w:r>
+          </w:p>
+        </w:tc>
+        <w:tc>
+          <w:tcPr>
+            <w:tcW w:w="1559" w:type="dxa"/>
+            <w:shd w:val="clear" w:color="auto" w:fill="D5DCE4" w:themeFill="text2" w:themeFillTint="33"/>
+          </w:tcPr>
+          <w:p>
+            <w:r>
+              <w:t>Padding</w:t>
+            </w:r>
+          </w:p>
+        </w:tc>
+        <w:tc>
+          <w:tcPr>
+            <w:tcW w:w="1559" w:type="dxa"/>
+            <w:shd w:val="clear" w:color="auto" w:fill="D5DCE4" w:themeFill="text2" w:themeFillTint="33"/>
+          </w:tcPr>
+          <w:p>
+            <w:r>
+              <w:t>Stack</w:t>
+            </w:r>
+          </w:p>
+        </w:tc>
+      </w:tr>
+      <w:tr>
+        <w:tc>
+          <w:tcPr>
+            <w:tcW w:w="1558" w:type="dxa"/>
+          </w:tcPr>
+          <w:p>
+            <w:r>
+              <w:t>Block</w:t>
+            </w:r>
+          </w:p>
+        </w:tc>
+        <w:tc>
+          <w:tcPr>
+            <w:tcW w:w="1558" w:type="dxa"/>
+          </w:tcPr>
+          <w:p>
+            <w:r>
+              <w:t>100%</w:t>
+            </w:r>
+          </w:p>
+        </w:tc>
+        <w:tc>
+          <w:tcPr>
+            <w:tcW w:w="1558" w:type="dxa"/>
+          </w:tcPr>
+          <w:p>
+            <w:r>
+              <w:t>Yes</w:t>
+            </w:r>
+          </w:p>
+        </w:tc>
+        <w:tc>
+          <w:tcPr>
+            <w:tcW w:w="1558" w:type="dxa"/>
+          </w:tcPr>
+          <w:p>
+            <w:r>
+              <w:t>All Sides</w:t>
+            </w:r>
+          </w:p>
+        </w:tc>
+        <w:tc>
+          <w:tcPr>
+            <w:tcW w:w="1559" w:type="dxa"/>
+          </w:tcPr>
+          <w:p>
+            <w:r>
+              <w:t>All Sides</w:t>
+            </w:r>
+          </w:p>
+        </w:tc>
+        <w:tc>
+          <w:tcPr>
+            <w:tcW w:w="1559" w:type="dxa"/>
+          </w:tcPr>
+          <w:p>
+            <w:pPr>
+              <w:rPr>
+                <w:rFonts w:hint="cs"/>
+                <w:rtl/>
+                <w:lang w:bidi="ar-JO"/>
+              </w:rPr>
+            </w:pPr>
+            <w:r>
+              <w:t>Vertical</w:t>
+            </w:r>
+            <w:r>
+              <w:rPr>
+                <w:lang w:bidi="ar-JO"/>
+              </w:rPr>
+              <w:t xml:space="preserve"> </w:t>
+            </w:r>
+            <w:r>
+              <w:rPr>
+                <w:rFonts w:hint="cs"/>
+                <w:rtl/>
+                <w:lang w:bidi="ar-JO"/>
+              </w:rPr>
+              <w:t>بترصوا تحت بعض</w:t>
+            </w:r>
+          </w:p>
+        </w:tc>
+      </w:tr>
+      <w:tr>
+        <w:tc>
+          <w:tcPr>
+            <w:tcW w:w="1558" w:type="dxa"/>
+          </w:tcPr>
+          <w:p>
+            <w:r>
+              <w:t>Inline</w:t>
+            </w:r>
+          </w:p>
+        </w:tc>
+        <w:tc>
+          <w:tcPr>
+            <w:tcW w:w="1558" w:type="dxa"/>
+          </w:tcPr>
+          <w:p>
+            <w:r>
+              <w:t>Content</w:t>
+            </w:r>
+          </w:p>
+        </w:tc>
+        <w:tc>
+          <w:tcPr>
+            <w:tcW w:w="1558" w:type="dxa"/>
+          </w:tcPr>
+          <w:p>
+            <w:r>
+              <w:t>NO</w:t>
+            </w:r>
+          </w:p>
+        </w:tc>
+        <w:tc>
+          <w:tcPr>
+            <w:tcW w:w="1558" w:type="dxa"/>
+          </w:tcPr>
+          <w:p>
+            <w:r>
+              <w:t>Horizontal only</w:t>
+            </w:r>
+          </w:p>
+        </w:tc>
+        <w:tc>
+          <w:tcPr>
+            <w:tcW w:w="1559" w:type="dxa"/>
+          </w:tcPr>
+          <w:p>
+            <w:r>
+              <w:t>All (</w:t>
+            </w:r>
+            <w:r>
+              <w:t>buggy vertical)</w:t>
+            </w:r>
+          </w:p>
+        </w:tc>
+        <w:tc>
+          <w:tcPr>
+            <w:tcW w:w="1559" w:type="dxa"/>
+          </w:tcPr>
+          <w:p>
+            <w:r>
+              <w:t>Horizontal</w:t>
+            </w:r>
+            <w:r>
+              <w:rPr>
+                <w:rFonts w:hint="cs"/>
+                <w:rtl/>
+              </w:rPr>
+              <w:t xml:space="preserve"> بترصوا جنب بعض </w:t>
+            </w:r>
+          </w:p>
+        </w:tc>
+      </w:tr>
+      <w:tr>
+        <w:tc>
+          <w:tcPr>
+            <w:tcW w:w="1558" w:type="dxa"/>
+          </w:tcPr>
+          <w:p>
+            <w:r>
+              <w:t>Replaced</w:t>
+            </w:r>
+          </w:p>
+        </w:tc>
+        <w:tc>
+          <w:tcPr>
+            <w:tcW w:w="1558" w:type="dxa"/>
+          </w:tcPr>
+          <w:p>
+            <w:pPr>
+              <w:rPr>
+                <w:lang w:bidi="ar-JO"/>
+              </w:rPr>
+            </w:pPr>
+            <w:r>
+              <w:rPr>
+                <w:lang w:bidi="ar-JO"/>
+              </w:rPr>
+              <w:t>Settable</w:t>
+            </w:r>
+          </w:p>
+        </w:tc>
+        <w:tc>
+          <w:tcPr>
+            <w:tcW w:w="1558" w:type="dxa"/>
+          </w:tcPr>
+          <w:p>
+            <w:r>
+              <w:t>Settable</w:t>
+            </w:r>
+          </w:p>
+        </w:tc>
+        <w:tc>
+          <w:tcPr>
+            <w:tcW w:w="1558" w:type="dxa"/>
+          </w:tcPr>
+          <w:p>
+            <w:r>
+              <w:t>All Sides</w:t>
+            </w:r>
+          </w:p>
+        </w:tc>
+        <w:tc>
+          <w:tcPr>
+            <w:tcW w:w="1559" w:type="dxa"/>
+          </w:tcPr>
+          <w:p>
+            <w:r>
+              <w:t>ALL Sides</w:t>
+            </w:r>
+          </w:p>
+        </w:tc>
+        <w:tc>
+          <w:tcPr>
+            <w:tcW w:w="1559" w:type="dxa"/>
+          </w:tcPr>
+          <w:p>
+            <w:pPr>
+              <w:rPr>
+                <w:rFonts w:hint="cs"/>
+                <w:rtl/>
+                <w:lang w:bidi="ar-JO"/>
+              </w:rPr>
+            </w:pPr>
+            <w:r>
+              <w:t>Inlinne Flow</w:t>
+            </w:r>
+            <w:r>
+              <w:t xml:space="preserve"> </w:t>
+            </w:r>
+            <w:r>
+              <w:rPr>
+                <w:rFonts w:hint="cs"/>
+                <w:rtl/>
+                <w:lang w:bidi="ar-JO"/>
+              </w:rPr>
+              <w:t>بترصوا جنبب بعض</w:t>
+            </w:r>
+          </w:p>
+        </w:tc>
+      </w:tr>
+    </w:tbl>
     <w:p/>
+    <w:p>
+      <w:r>
+        <w:rPr>
+          <w:b/>
+          <w:bCs/>
+          <w:sz w:val="24"/>
+          <w:szCs w:val="24"/>
+        </w:rPr>
+        <w:t>Replaced elements</w:t>
+      </w:r>
+      <w:r>
+        <w:rPr>
+          <w:sz w:val="24"/>
+          <w:szCs w:val="24"/>
+        </w:rPr>
+        <w:t xml:space="preserve"> </w:t>
+      </w:r>
+      <w:r>
+        <w:t xml:space="preserve">=&gt; It’s Inline Element that act like blocks ! </w:t>
+      </w:r>
+    </w:p>
+    <w:p>
+      <w:r>
+        <w:rPr>
+          <w:noProof/>
+        </w:rPr>
+        <w:drawing>
+          <wp:inline distT="0" distB="0" distL="0" distR="0" wp14:anchorId="3A53E595" wp14:editId="6F66C9E1">
+            <wp:extent cx="276225" cy="276225"/>
+            <wp:effectExtent l="0" t="0" r="9525" b="9525"/>
+            <wp:docPr id="312861206" name="Graphic 16" descr="Box"/>
+            <wp:cNvGraphicFramePr>
+              <a:graphicFrameLocks xmlns:a="http://schemas.openxmlformats.org/drawingml/2006/main" noChangeAspect="1"/>
+            </wp:cNvGraphicFramePr>
+            <a:graphic xmlns:a="http://schemas.openxmlformats.org/drawingml/2006/main">
+              <a:graphicData uri="http://schemas.openxmlformats.org/drawingml/2006/picture">
+                <pic:pic xmlns:pic="http://schemas.openxmlformats.org/drawingml/2006/picture">
+                  <pic:nvPicPr>
+                    <pic:cNvPr id="312861206" name="Graphic 312861206" descr="Box"/>
+                    <pic:cNvPicPr/>
+                  </pic:nvPicPr>
+                  <pic:blipFill>
+                    <a:blip r:embed="rId11">
+                      <a:extLst>
+                        <a:ext uri="{96DAC541-7B7A-43D3-8B79-37D633B846F1}">
+                          <asvg:svgBlip xmlns:asvg="http://schemas.microsoft.com/office/drawing/2016/SVG/main" r:embed="rId12"/>
+                        </a:ext>
+                      </a:extLst>
+                    </a:blip>
+                    <a:stretch>
+                      <a:fillRect/>
+                    </a:stretch>
+                  </pic:blipFill>
+                  <pic:spPr>
+                    <a:xfrm rot="10800000" flipV="1">
+                      <a:off x="0" y="0"/>
+                      <a:ext cx="276225" cy="276225"/>
+                    </a:xfrm>
+                    <a:prstGeom prst="rect">
+                      <a:avLst/>
+                    </a:prstGeom>
+                  </pic:spPr>
+                </pic:pic>
+              </a:graphicData>
+            </a:graphic>
+          </wp:inline>
+        </w:drawing>
+      </w:r>
+      <w:r>
+        <w:t xml:space="preserve">Content Comes from Outside (via </w:t>
+      </w:r>
+      <w:r>
+        <w:rPr>
+          <w:b/>
+          <w:bCs/>
+          <w:color w:val="806000" w:themeColor="accent4" w:themeShade="80"/>
+        </w:rPr>
+        <w:t>src</w:t>
+      </w:r>
+      <w:r>
+        <w:rPr>
+          <w:color w:val="806000" w:themeColor="accent4" w:themeShade="80"/>
+          <w:sz w:val="24"/>
+          <w:szCs w:val="24"/>
+        </w:rPr>
+        <w:t>)</w:t>
+      </w:r>
+      <w:r>
+        <w:t>, not between tags.</w:t>
+      </w:r>
+    </w:p>
+    <w:p>
+      <w:pPr>
+        <w:pStyle w:val="ListParagraph"/>
+        <w:numPr>
+          <w:ilvl w:val="0"/>
+          <w:numId w:val="2"/>
+        </w:numPr>
+      </w:pPr>
+      <w:r>
+        <w:t>&lt;img&gt;  - Inline BUT takes width / height .</w:t>
+      </w:r>
+    </w:p>
+    <w:p>
+      <w:pPr>
+        <w:pStyle w:val="ListParagraph"/>
+        <w:numPr>
+          <w:ilvl w:val="0"/>
+          <w:numId w:val="2"/>
+        </w:numPr>
+      </w:pPr>
+      <w:r>
+        <w:t>&lt;input&gt; - Inline BUT has box model properities (margin -top and bottom  , height , width )</w:t>
+      </w:r>
+    </w:p>
+    <w:p>
+      <w:pPr>
+        <w:pStyle w:val="ListParagraph"/>
+        <w:numPr>
+          <w:ilvl w:val="0"/>
+          <w:numId w:val="2"/>
+        </w:numPr>
+      </w:pPr>
+      <w:r>
+        <w:t xml:space="preserve"> &lt;video&gt;/&lt;audio&gt; -Inine WITH Dimensions</w:t>
+      </w:r>
+    </w:p>
+    <w:p>
+      <w:pPr>
+        <w:rPr>
+          <w:sz w:val="24"/>
+          <w:szCs w:val="24"/>
+        </w:rPr>
+      </w:pPr>
+      <w:r>
+        <w:rPr>
+          <w:b/>
+          <w:bCs/>
+          <w:sz w:val="24"/>
+          <w:szCs w:val="24"/>
+        </w:rPr>
+        <w:t>Inline-Block</w:t>
+      </w:r>
+      <w:r>
+        <w:rPr>
+          <w:b/>
+          <w:bCs/>
+          <w:sz w:val="24"/>
+          <w:szCs w:val="24"/>
+        </w:rPr>
+        <w:t xml:space="preserve"> </w:t>
+      </w:r>
+      <w:r>
+        <w:rPr>
+          <w:b/>
+          <w:bCs/>
+          <w:sz w:val="24"/>
+          <w:szCs w:val="24"/>
+        </w:rPr>
+        <w:t>(</w:t>
+      </w:r>
+      <w:r>
+        <w:rPr>
+          <w:b/>
+          <w:bCs/>
+          <w:color w:val="5B9BD5" w:themeColor="accent1"/>
+          <w:sz w:val="24"/>
+          <w:szCs w:val="24"/>
+        </w:rPr>
+        <w:t>Hybrid</w:t>
+      </w:r>
+      <w:r>
+        <w:rPr>
+          <w:b/>
+          <w:bCs/>
+          <w:sz w:val="24"/>
+          <w:szCs w:val="24"/>
+        </w:rPr>
+        <w:t>)</w:t>
+      </w:r>
+      <w:r>
+        <w:rPr>
+          <w:sz w:val="24"/>
+          <w:szCs w:val="24"/>
+        </w:rPr>
+        <w:t xml:space="preserve">=&gt; </w:t>
+      </w:r>
+    </w:p>
+    <w:p>
+      <w:pPr>
+        <w:pStyle w:val="ListParagraph"/>
+        <w:numPr>
+          <w:ilvl w:val="0"/>
+          <w:numId w:val="2"/>
+        </w:numPr>
+        <w:rPr>
+          <w:sz w:val="24"/>
+          <w:szCs w:val="24"/>
+        </w:rPr>
+      </w:pPr>
+      <w:r>
+        <w:rPr>
+          <w:sz w:val="24"/>
+          <w:szCs w:val="24"/>
+        </w:rPr>
+        <w:t>Flow Inline with text</w:t>
+      </w:r>
+    </w:p>
+    <w:p>
+      <w:pPr>
+        <w:pStyle w:val="ListParagraph"/>
+        <w:numPr>
+          <w:ilvl w:val="0"/>
+          <w:numId w:val="2"/>
+        </w:numPr>
+        <w:rPr>
+          <w:sz w:val="24"/>
+          <w:szCs w:val="24"/>
+        </w:rPr>
+      </w:pPr>
+      <w:r>
+        <w:rPr>
+          <w:sz w:val="24"/>
+          <w:szCs w:val="24"/>
+        </w:rPr>
+        <w:t>But respect Block properties:</w:t>
+      </w:r>
+    </w:p>
+    <w:p>
+      <w:pPr>
+        <w:pStyle w:val="ListParagraph"/>
+        <w:rPr>
+          <w:sz w:val="24"/>
+          <w:szCs w:val="24"/>
+        </w:rPr>
+      </w:pPr>
+      <w:r>
+        <w:rPr>
+          <w:sz w:val="24"/>
+          <w:szCs w:val="24"/>
+        </w:rPr>
+        <w:t>-width/height</w:t>
+      </w:r>
+    </w:p>
+    <w:p>
+      <w:pPr>
+        <w:pStyle w:val="ListParagraph"/>
+        <w:rPr>
+          <w:sz w:val="24"/>
+          <w:szCs w:val="24"/>
+        </w:rPr>
+      </w:pPr>
+      <w:r>
+        <w:rPr>
+          <w:sz w:val="24"/>
+          <w:szCs w:val="24"/>
+        </w:rPr>
+        <w:t>- vertical margin</w:t>
+      </w:r>
+    </w:p>
+    <w:p>
+      <w:pPr>
+        <w:pStyle w:val="ListParagraph"/>
+        <w:rPr>
+          <w:sz w:val="24"/>
+          <w:szCs w:val="24"/>
+        </w:rPr>
+      </w:pPr>
+      <w:r>
+        <w:rPr>
+          <w:sz w:val="24"/>
+          <w:szCs w:val="24"/>
+        </w:rPr>
+        <w:t>-padding(properly)</w:t>
+      </w:r>
+    </w:p>
+    <w:p>
+      <w:pPr>
+        <w:rPr>
+          <w:sz w:val="24"/>
+          <w:szCs w:val="24"/>
+          <w:lang w:bidi="ar-JO"/>
+        </w:rPr>
+      </w:pPr>
+      <w:r>
+        <w:rPr>
+          <w:sz w:val="24"/>
+          <w:szCs w:val="24"/>
+          <w:lang w:bidi="ar-JO"/>
+        </w:rPr>
+        <w:t>It’s Problem =&gt; It leave space between elements , you can solve it  by three ways :</w:t>
+      </w:r>
+    </w:p>
+    <w:p>
+      <w:pPr>
+        <w:rPr>
+          <w:b/>
+          <w:bCs/>
+          <w:sz w:val="24"/>
+          <w:szCs w:val="24"/>
+          <w:lang w:bidi="ar-JO"/>
+        </w:rPr>
+      </w:pPr>
+      <w:r>
+        <w:rPr>
+          <w:b/>
+          <w:bCs/>
+          <w:sz w:val="24"/>
+          <w:szCs w:val="24"/>
+          <w:lang w:bidi="ar-JO"/>
+        </w:rPr>
+        <w:t>1. Remove spaces in HTML</w:t>
+      </w:r>
+    </w:p>
+    <w:p>
+      <w:pPr>
+        <w:rPr>
+          <w:sz w:val="24"/>
+          <w:szCs w:val="24"/>
+          <w:lang w:bidi="ar-JO"/>
+        </w:rPr>
+      </w:pPr>
+      <w:r>
+        <w:rPr>
+          <w:sz w:val="24"/>
+          <w:szCs w:val="24"/>
+          <w:lang w:bidi="ar-JO"/>
+        </w:rPr>
+        <w:t>Put the elements directly together.</w:t>
+      </w:r>
+    </w:p>
+    <w:p>
+      <w:pPr>
+        <w:rPr>
+          <w:b/>
+          <w:bCs/>
+          <w:sz w:val="24"/>
+          <w:szCs w:val="24"/>
+          <w:lang w:bidi="ar-JO"/>
+        </w:rPr>
+      </w:pPr>
+      <w:r>
+        <w:rPr>
+          <w:b/>
+          <w:bCs/>
+          <w:sz w:val="24"/>
+          <w:szCs w:val="24"/>
+          <w:lang w:bidi="ar-JO"/>
+        </w:rPr>
+        <w:t>2. Set font-size: 0 on the parent (common trick)</w:t>
+      </w:r>
+    </w:p>
+    <w:p>
+      <w:pPr>
+        <w:rPr>
+          <w:b/>
+          <w:bCs/>
+          <w:sz w:val="24"/>
+          <w:szCs w:val="24"/>
+          <w:lang w:bidi="ar-JO"/>
+        </w:rPr>
+      </w:pPr>
+      <w:r>
+        <w:rPr>
+          <w:b/>
+          <w:bCs/>
+          <w:sz w:val="24"/>
+          <w:szCs w:val="24"/>
+          <w:lang w:bidi="ar-JO"/>
+        </w:rPr>
+        <w:t>3. Use Flexbox (recommended modern solution)</w:t>
+      </w:r>
+      <w:r>
+        <w:rPr>
+          <w:b/>
+          <w:bCs/>
+          <w:noProof/>
+          <w:sz w:val="24"/>
+          <w:szCs w:val="24"/>
+        </w:rPr>
+        <mc:AlternateContent>
+          <mc:Choice Requires="wps">
+            <w:drawing>
+              <wp:anchor distT="0" distB="0" distL="114300" distR="114300" simplePos="0" relativeHeight="251684864" behindDoc="0" locked="0" layoutInCell="1" allowOverlap="1" wp14:anchorId="2D2F4757" wp14:editId="361750F4">
+                <wp:simplePos x="0" y="0"/>
+                <wp:positionH relativeFrom="column">
+                  <wp:posOffset>190500</wp:posOffset>
+                </wp:positionH>
+                <wp:positionV relativeFrom="paragraph">
+                  <wp:posOffset>948055</wp:posOffset>
+                </wp:positionV>
+                <wp:extent cx="771525" cy="1047750"/>
+                <wp:effectExtent l="0" t="0" r="28575" b="19050"/>
+                <wp:wrapNone/>
+                <wp:docPr id="1046667090" name="Rectangle 17"/>
+                <wp:cNvGraphicFramePr/>
+                <a:graphic xmlns:a="http://schemas.openxmlformats.org/drawingml/2006/main">
+                  <a:graphicData uri="http://schemas.microsoft.com/office/word/2010/wordprocessingShape">
+                    <wps:wsp>
+                      <wps:cNvSpPr/>
+                      <wps:spPr>
+                        <a:xfrm>
+                          <a:off x="0" y="0"/>
+                          <a:ext cx="771525" cy="1047750"/>
+                        </a:xfrm>
+                        <a:prstGeom prst="rect">
+                          <a:avLst/>
+                        </a:prstGeom>
+                      </wps:spPr>
+                      <wps:style>
+                        <a:lnRef idx="2">
+                          <a:schemeClr val="dk1">
+                            <a:shade val="15000"/>
+                          </a:schemeClr>
+                        </a:lnRef>
+                        <a:fillRef idx="1">
+                          <a:schemeClr val="dk1"/>
+                        </a:fillRef>
+                        <a:effectRef idx="0">
+                          <a:schemeClr val="dk1"/>
+                        </a:effectRef>
+                        <a:fontRef idx="minor">
+                          <a:schemeClr val="lt1"/>
+                        </a:fontRef>
+                      </wps:style>
+                      <wps:bodyPr rot="0" spcFirstLastPara="0" vertOverflow="overflow" horzOverflow="overflow" vert="horz" wrap="square" lIns="91440" tIns="45720" rIns="91440" bIns="45720" numCol="1" spcCol="0" rtlCol="0" fromWordArt="0" anchor="ctr" anchorCtr="0" forceAA="0" compatLnSpc="1">
+                        <a:prstTxWarp prst="textNoShape">
+                          <a:avLst/>
+                        </a:prstTxWarp>
+                        <a:noAutofit/>
+                      </wps:bodyPr>
+                    </wps:wsp>
+                  </a:graphicData>
+                </a:graphic>
+              </wp:anchor>
+            </w:drawing>
+          </mc:Choice>
+          <mc:Fallback>
+            <w:pict>
+              <v:rect w14:anchorId="40196975" id="Rectangle 17" o:spid="_x0000_s1026" style="position:absolute;margin-left:15pt;margin-top:74.65pt;width:60.75pt;height:82.5pt;z-index:251684864;visibility:visible;mso-wrap-style:square;mso-wrap-distance-left:9pt;mso-wrap-distance-top:0;mso-wrap-distance-right:9pt;mso-wrap-distance-bottom:0;mso-position-horizontal:absolute;mso-position-horizontal-relative:text;mso-position-vertical:absolute;mso-position-vertical-relative:text;v-text-anchor:middle" o:gfxdata="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" fillcolor="black [3200]" strokecolor="black [480]" strokeweight="1pt"/>
+            </w:pict>
+          </mc:Fallback>
+        </mc:AlternateContent>
+      </w:r>
+      <w:r>
+        <w:rPr>
+          <w:b/>
+          <w:bCs/>
+          <w:noProof/>
+          <w:sz w:val="24"/>
+          <w:szCs w:val="24"/>
+        </w:rPr>
+        <mc:AlternateContent>
+          <mc:Choice Requires="wps">
+            <w:drawing>
+              <wp:anchor distT="0" distB="0" distL="114300" distR="114300" simplePos="0" relativeHeight="251680768" behindDoc="0" locked="0" layoutInCell="1" allowOverlap="1" wp14:anchorId="5621C414" wp14:editId="5754BAC4">
+                <wp:simplePos x="0" y="0"/>
+                <wp:positionH relativeFrom="column">
+                  <wp:posOffset>2257425</wp:posOffset>
+                </wp:positionH>
+                <wp:positionV relativeFrom="paragraph">
+                  <wp:posOffset>948055</wp:posOffset>
+                </wp:positionV>
+                <wp:extent cx="771525" cy="1047750"/>
+                <wp:effectExtent l="0" t="0" r="28575" b="19050"/>
+                <wp:wrapNone/>
+                <wp:docPr id="1717720017" name="Rectangle 17"/>
+                <wp:cNvGraphicFramePr/>
+                <a:graphic xmlns:a="http://schemas.openxmlformats.org/drawingml/2006/main">
+                  <a:graphicData uri="http://schemas.microsoft.com/office/word/2010/wordprocessingShape">
+                    <wps:wsp>
+                      <wps:cNvSpPr/>
+                      <wps:spPr>
+                        <a:xfrm>
+                          <a:off x="0" y="0"/>
+                          <a:ext cx="771525" cy="1047750"/>
+                        </a:xfrm>
+                        <a:prstGeom prst="rect">
+                          <a:avLst/>
+                        </a:prstGeom>
+                      </wps:spPr>
+                      <wps:style>
+                        <a:lnRef idx="2">
+                          <a:schemeClr val="dk1">
+                            <a:shade val="15000"/>
+                          </a:schemeClr>
+                        </a:lnRef>
+                        <a:fillRef idx="1">
+                          <a:schemeClr val="dk1"/>
+                        </a:fillRef>
+                        <a:effectRef idx="0">
+                          <a:schemeClr val="dk1"/>
+                        </a:effectRef>
+                        <a:fontRef idx="minor">
+                          <a:schemeClr val="lt1"/>
+                        </a:fontRef>
+                      </wps:style>
+                      <wps:bodyPr rot="0" spcFirstLastPara="0" vertOverflow="overflow" horzOverflow="overflow" vert="horz" wrap="square" lIns="91440" tIns="45720" rIns="91440" bIns="45720" numCol="1" spcCol="0" rtlCol="0" fromWordArt="0" anchor="ctr" anchorCtr="0" forceAA="0" compatLnSpc="1">
+                        <a:prstTxWarp prst="textNoShape">
+                          <a:avLst/>
+                        </a:prstTxWarp>
+                        <a:noAutofit/>
+                      </wps:bodyPr>
+                    </wps:wsp>
+                  </a:graphicData>
+                </a:graphic>
+              </wp:anchor>
+            </w:drawing>
+          </mc:Choice>
+          <mc:Fallback>
+            <w:pict>
+              <v:rect w14:anchorId="5D87A0F4" id="Rectangle 17" o:spid="_x0000_s1026" style="position:absolute;margin-left:177.75pt;margin-top:74.65pt;width:60.75pt;height:82.5pt;z-index:251680768;visibility:visible;mso-wrap-style:square;mso-wrap-distance-left:9pt;mso-wrap-distance-top:0;mso-wrap-distance-right:9pt;mso-wrap-distance-bottom:0;mso-position-horizontal:absolute;mso-position-horizontal-relative:text;mso-position-vertical:absolute;mso-position-vertical-relative:text;v-text-anchor:middle" o:gfxdata="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" fillcolor="black [3200]" strokecolor="black [480]" strokeweight="1pt"/>
+            </w:pict>
+          </mc:Fallback>
+        </mc:AlternateContent>
+      </w:r>
+      <w:r>
+        <w:rPr>
+          <w:b/>
+          <w:bCs/>
+          <w:noProof/>
+          <w:sz w:val="24"/>
+          <w:szCs w:val="24"/>
+        </w:rPr>
+        <mc:AlternateContent>
+          <mc:Choice Requires="wps">
+            <w:drawing>
+              <wp:anchor distT="0" distB="0" distL="114300" distR="114300" simplePos="0" relativeHeight="251682816" behindDoc="0" locked="0" layoutInCell="1" allowOverlap="1" wp14:anchorId="1AC1AB5B" wp14:editId="43A0E375">
+                <wp:simplePos x="0" y="0"/>
+                <wp:positionH relativeFrom="column">
+                  <wp:posOffset>1209675</wp:posOffset>
+                </wp:positionH>
+                <wp:positionV relativeFrom="paragraph">
+                  <wp:posOffset>948055</wp:posOffset>
+                </wp:positionV>
+                <wp:extent cx="771525" cy="1047750"/>
+                <wp:effectExtent l="0" t="0" r="28575" b="19050"/>
+                <wp:wrapNone/>
+                <wp:docPr id="813610905" name="Rectangle 17"/>
+                <wp:cNvGraphicFramePr/>
+                <a:graphic xmlns:a="http://schemas.openxmlformats.org/drawingml/2006/main">
+                  <a:graphicData uri="http://schemas.microsoft.com/office/word/2010/wordprocessingShape">
+                    <wps:wsp>
+                      <wps:cNvSpPr/>
+                      <wps:spPr>
+                        <a:xfrm>
+                          <a:off x="0" y="0"/>
+                          <a:ext cx="771525" cy="1047750"/>
+                        </a:xfrm>
+                        <a:prstGeom prst="rect">
+                          <a:avLst/>
+                        </a:prstGeom>
+                      </wps:spPr>
+                      <wps:style>
+                        <a:lnRef idx="2">
+                          <a:schemeClr val="dk1">
+                            <a:shade val="15000"/>
+                          </a:schemeClr>
+                        </a:lnRef>
+                        <a:fillRef idx="1">
+                          <a:schemeClr val="dk1"/>
+                        </a:fillRef>
+                        <a:effectRef idx="0">
+                          <a:schemeClr val="dk1"/>
+                        </a:effectRef>
+                        <a:fontRef idx="minor">
+                          <a:schemeClr val="lt1"/>
+                        </a:fontRef>
+                      </wps:style>
+                      <wps:bodyPr rot="0" spcFirstLastPara="0" vertOverflow="overflow" horzOverflow="overflow" vert="horz" wrap="square" lIns="91440" tIns="45720" rIns="91440" bIns="45720" numCol="1" spcCol="0" rtlCol="0" fromWordArt="0" anchor="ctr" anchorCtr="0" forceAA="0" compatLnSpc="1">
+                        <a:prstTxWarp prst="textNoShape">
+                          <a:avLst/>
+                        </a:prstTxWarp>
+                        <a:noAutofit/>
+                      </wps:bodyPr>
+                    </wps:wsp>
+                  </a:graphicData>
+                </a:graphic>
+              </wp:anchor>
+            </w:drawing>
+          </mc:Choice>
+          <mc:Fallback>
+            <w:pict>
+              <v:rect w14:anchorId="7A5B1B62" id="Rectangle 17" o:spid="_x0000_s1026" style="position:absolute;margin-left:95.25pt;margin-top:74.65pt;width:60.75pt;height:82.5pt;z-index:251682816;visibility:visible;mso-wrap-style:square;mso-wrap-distance-left:9pt;mso-wrap-distance-top:0;mso-wrap-distance-right:9pt;mso-wrap-distance-bottom:0;mso-position-horizontal:absolute;mso-position-horizontal-relative:text;mso-position-vertical:absolute;mso-position-vertical-relative:text;v-text-anchor:middle" o:gfxdata="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" fillcolor="black [3200]" strokecolor="black [480]" strokeweight="1pt"/>
+            </w:pict>
+          </mc:Fallback>
+        </mc:AlternateContent>
+      </w:r>
+    </w:p>
     <w:sectPr>
       <w:pgSz w:w="12240" w:h="15840"/>
       <w:pgMar w:top="1440" w:right="1440" w:bottom="1440" w:left="1440" w:header="708" w:footer="708" w:gutter="0"/>
@@ -3599,8 +4927,58 @@
 </w:document>
 </file>
 
+<file path=word/endnotes.xml><?xml version="1.0" encoding="utf-8"?>
+<w:endnotes xmlns:wpc="http://schemas.microsoft.com/office/word/2010/wordprocessingCanvas" xmlns:cx="http://schemas.microsoft.com/office/drawing/2014/chartex" xmlns:cx1="http://schemas.microsoft.com/office/drawing/2015/9/8/chartex" xmlns:cx2="http://schemas.microsoft.com/office/drawing/2015/10/21/chartex" xmlns:cx3="http://schemas.microsoft.com/office/drawing/2016/5/9/chartex" xmlns:cx4="http://schemas.microsoft.com/office/drawing/2016/5/10/chartex" xmlns:cx5="http://schemas.microsoft.com/office/drawing/2016/5/11/chartex" xmlns:cx6="http://schemas.microsoft.com/office/drawing/2016/5/12/chartex" xmlns:cx7="http://schemas.microsoft.com/office/drawing/2016/5/13/chartex" xmlns:cx8="http://schemas.microsoft.com/office/drawing/2016/5/14/chartex" xmlns:mc="http://schemas.openxmlformats.org/markup-compatibility/2006" xmlns:aink="http://schemas.microsoft.com/office/drawing/2016/ink" xmlns:am3d="http://schemas.microsoft.com/office/drawing/2017/model3d" xmlns:o="urn:schemas-microsoft-com:office:office" xmlns:oel="http://schemas.microsoft.com/office/2019/extlst" xmlns:r="http://schemas.openxmlformats.org/officeDocument/2006/relationships" xmlns:m="http://schemas.openxmlformats.org/officeDocument/2006/math" xmlns:v="urn:schemas-microsoft-com:vml" xmlns:wp14="http://schemas.microsoft.com/office/word/2010/wordprocessingDrawing" xmlns:wp="http://schemas.openxmlformats.org/drawingml/2006/wordprocessingDrawing" xmlns:w10="urn:schemas-microsoft-com:office:word" xmlns:w="http://schemas.openxmlformats.org/wordprocessingml/2006/main" xmlns:w14="http://schemas.microsoft.com/office/word/2010/wordml" xmlns:w15="http://schemas.microsoft.com/office/word/2012/wordml" xmlns:w16cex="http://schemas.microsoft.com/office/word/2018/wordml/cex" xmlns:w16cid="http://schemas.microsoft.com/office/word/2016/wordml/cid" xmlns:w16="http://schemas.microsoft.com/office/word/2018/wordml" xmlns:w16du="http://schemas.microsoft.com/office/word/2023/wordml/word16du" xmlns:w16sdtdh="http://schemas.microsoft.com/office/word/2020/wordml/sdtdatahash" xmlns:w16sdtfl="http://schemas.microsoft.com/office/word/2024/wordml/sdtformatlock" xmlns:w16se="http://schemas.microsoft.com/office/word/2015/wordml/symex" xmlns:wpg="http://schemas.microsoft.com/office/word/2010/wordprocessingGroup" xmlns:wpi="http://schemas.microsoft.com/office/word/2010/wordprocessingInk" xmlns:wne="http://schemas.microsoft.com/office/word/2006/wordml" xmlns:wps="http://schemas.microsoft.com/office/word/2010/wordprocessingShape" mc:Ignorable="w14 w15 w16se w16cid w16 w16cex w16sdtdh w16sdtfl w16du wp14">
+  <w:endnote w:type="separator" w:id="-1">
+    <w:p>
+      <w:pPr>
+        <w:spacing w:after="0" w:line="240" w:lineRule="auto"/>
+      </w:pPr>
+      <w:r>
+        <w:separator/>
+      </w:r>
+    </w:p>
+  </w:endnote>
+  <w:endnote w:type="continuationSeparator" w:id="0">
+    <w:p>
+      <w:pPr>
+        <w:spacing w:after="0" w:line="240" w:lineRule="auto"/>
+      </w:pPr>
+      <w:r>
+        <w:continuationSeparator/>
+      </w:r>
+    </w:p>
+  </w:endnote>
+</w:endnotes>
+</file>
+
+<file path=word/footnotes.xml><?xml version="1.0" encoding="utf-8"?>
+<w:footnotes xmlns:wpc="http://schemas.microsoft.com/office/word/2010/wordprocessingCanvas" xmlns:cx="http://schemas.microsoft.com/office/drawing/2014/chartex" xmlns:cx1="http://schemas.microsoft.com/office/drawing/2015/9/8/chartex" xmlns:cx2="http://schemas.microsoft.com/office/drawing/2015/10/21/chartex" xmlns:cx3="http://schemas.microsoft.com/office/drawing/2016/5/9/chartex" xmlns:cx4="http://schemas.microsoft.com/office/drawing/2016/5/10/chartex" xmlns:cx5="http://schemas.microsoft.com/office/drawing/2016/5/11/chartex" xmlns:cx6="http://schemas.microsoft.com/office/drawing/2016/5/12/chartex" xmlns:cx7="http://schemas.microsoft.com/office/drawing/2016/5/13/chartex" xmlns:cx8="http://schemas.microsoft.com/office/drawing/2016/5/14/chartex" xmlns:mc="http://schemas.openxmlformats.org/markup-compatibility/2006" xmlns:aink="http://schemas.microsoft.com/office/drawing/2016/ink" xmlns:am3d="http://schemas.microsoft.com/office/drawing/2017/model3d" xmlns:o="urn:schemas-microsoft-com:office:office" xmlns:oel="http://schemas.microsoft.com/office/2019/extlst" xmlns:r="http://schemas.openxmlformats.org/officeDocument/2006/relationships" xmlns:m="http://schemas.openxmlformats.org/officeDocument/2006/math" xmlns:v="urn:schemas-microsoft-com:vml" xmlns:wp14="http://schemas.microsoft.com/office/word/2010/wordprocessingDrawing" xmlns:wp="http://schemas.openxmlformats.org/drawingml/2006/wordprocessingDrawing" xmlns:w10="urn:schemas-microsoft-com:office:word" xmlns:w="http://schemas.openxmlformats.org/wordprocessingml/2006/main" xmlns:w14="http://schemas.microsoft.com/office/word/2010/wordml" xmlns:w15="http://schemas.microsoft.com/office/word/2012/wordml" xmlns:w16cex="http://schemas.microsoft.com/office/word/2018/wordml/cex" xmlns:w16cid="http://schemas.microsoft.com/office/word/2016/wordml/cid" xmlns:w16="http://schemas.microsoft.com/office/word/2018/wordml" xmlns:w16du="http://schemas.microsoft.com/office/word/2023/wordml/word16du" xmlns:w16sdtdh="http://schemas.microsoft.com/office/word/2020/wordml/sdtdatahash" xmlns:w16sdtfl="http://schemas.microsoft.com/office/word/2024/wordml/sdtformatlock" xmlns:w16se="http://schemas.microsoft.com/office/word/2015/wordml/symex" xmlns:wpg="http://schemas.microsoft.com/office/word/2010/wordprocessingGroup" xmlns:wpi="http://schemas.microsoft.com/office/word/2010/wordprocessingInk" xmlns:wne="http://schemas.microsoft.com/office/word/2006/wordml" xmlns:wps="http://schemas.microsoft.com/office/word/2010/wordprocessingShape" mc:Ignorable="w14 w15 w16se w16cid w16 w16cex w16sdtdh w16sdtfl w16du wp14">
+  <w:footnote w:type="separator" w:id="-1">
+    <w:p>
+      <w:pPr>
+        <w:spacing w:after="0" w:line="240" w:lineRule="auto"/>
+      </w:pPr>
+      <w:r>
+        <w:separator/>
+      </w:r>
+    </w:p>
+  </w:footnote>
+  <w:footnote w:type="continuationSeparator" w:id="0">
+    <w:p>
+      <w:pPr>
+        <w:spacing w:after="0" w:line="240" w:lineRule="auto"/>
+      </w:pPr>
+      <w:r>
+        <w:continuationSeparator/>
+      </w:r>
+    </w:p>
+  </w:footnote>
+</w:footnotes>
+</file>
+
 <file path=word/numbering.xml><?xml version="1.0" encoding="utf-8"?>
-<w:numbering xmlns:wpc="http://schemas.microsoft.com/office/word/2010/wordprocessingCanvas" xmlns:cx="http://schemas.microsoft.com/office/drawing/2014/chartex" xmlns:mc="http://schemas.openxmlformats.org/markup-compatibility/2006" xmlns:o="urn:schemas-microsoft-com:office:office" xmlns:r="http://schemas.openxmlformats.org/officeDocument/2006/relationships" xmlns:m="http://schemas.openxmlformats.org/officeDocument/2006/math" xmlns:v="urn:schemas-microsoft-com:vml" xmlns:wp14="http://schemas.microsoft.com/office/word/2010/wordprocessingDrawing" xmlns:wp="http://schemas.openxmlformats.org/drawingml/2006/wordprocessingDrawing" xmlns:w10="urn:schemas-microsoft-com:office:word" xmlns:w="http://schemas.openxmlformats.org/wordprocessingml/2006/main" xmlns:w14="http://schemas.microsoft.com/office/word/2010/wordml" xmlns:w15="http://schemas.microsoft.com/office/word/2012/wordml" xmlns:w16se="http://schemas.microsoft.com/office/word/2015/wordml/symex" xmlns:wpg="http://schemas.microsoft.com/office/word/2010/wordprocessingGroup" xmlns:wpi="http://schemas.microsoft.com/office/word/2010/wordprocessingInk" xmlns:wne="http://schemas.microsoft.com/office/word/2006/wordml" xmlns:wps="http://schemas.microsoft.com/office/word/2010/wordprocessingShape" mc:Ignorable="w14 w15 w16se wp14">
+<w:numbering xmlns:wpc="http://schemas.microsoft.com/office/word/2010/wordprocessingCanvas" xmlns:cx="http://schemas.microsoft.com/office/drawing/2014/chartex" xmlns:cx1="http://schemas.microsoft.com/office/drawing/2015/9/8/chartex" xmlns:cx2="http://schemas.microsoft.com/office/drawing/2015/10/21/chartex" xmlns:cx3="http://schemas.microsoft.com/office/drawing/2016/5/9/chartex" xmlns:cx4="http://schemas.microsoft.com/office/drawing/2016/5/10/chartex" xmlns:cx5="http://schemas.microsoft.com/office/drawing/2016/5/11/chartex" xmlns:cx6="http://schemas.microsoft.com/office/drawing/2016/5/12/chartex" xmlns:cx7="http://schemas.microsoft.com/office/drawing/2016/5/13/chartex" xmlns:cx8="http://schemas.microsoft.com/office/drawing/2016/5/14/chartex" xmlns:mc="http://schemas.openxmlformats.org/markup-compatibility/2006" xmlns:aink="http://schemas.microsoft.com/office/drawing/2016/ink" xmlns:am3d="http://schemas.microsoft.com/office/drawing/2017/model3d" xmlns:o="urn:schemas-microsoft-com:office:office" xmlns:oel="http://schemas.microsoft.com/office/2019/extlst" xmlns:r="http://schemas.openxmlformats.org/officeDocument/2006/relationships" xmlns:m="http://schemas.openxmlformats.org/officeDocument/2006/math" xmlns:v="urn:schemas-microsoft-com:vml" xmlns:wp14="http://schemas.microsoft.com/office/word/2010/wordprocessingDrawing" xmlns:wp="http://schemas.openxmlformats.org/drawingml/2006/wordprocessingDrawing" xmlns:w10="urn:schemas-microsoft-com:office:word" xmlns:w="http://schemas.openxmlformats.org/wordprocessingml/2006/main" xmlns:w14="http://schemas.microsoft.com/office/word/2010/wordml" xmlns:w15="http://schemas.microsoft.com/office/word/2012/wordml" xmlns:w16cex="http://schemas.microsoft.com/office/word/2018/wordml/cex" xmlns:w16cid="http://schemas.microsoft.com/office/word/2016/wordml/cid" xmlns:w16="http://schemas.microsoft.com/office/word/2018/wordml" xmlns:w16du="http://schemas.microsoft.com/office/word/2023/wordml/word16du" xmlns:w16sdtdh="http://schemas.microsoft.com/office/word/2020/wordml/sdtdatahash" xmlns:w16sdtfl="http://schemas.microsoft.com/office/word/2024/wordml/sdtformatlock" xmlns:w16se="http://schemas.microsoft.com/office/word/2015/wordml/symex" xmlns:wpg="http://schemas.microsoft.com/office/word/2010/wordprocessingGroup" xmlns:wpi="http://schemas.microsoft.com/office/word/2010/wordprocessingInk" xmlns:wne="http://schemas.microsoft.com/office/word/2006/wordml" xmlns:wps="http://schemas.microsoft.com/office/word/2010/wordprocessingShape" mc:Ignorable="w14 w15 w16se w16cid w16 w16cex w16sdtdh w16sdtfl w16du wp14">
   <w:abstractNum w:abstractNumId="0" w15:restartNumberingAfterBreak="0">
     <w:nsid w:val="05582A1D"/>
     <w:multiLevelType w:val="hybridMultilevel"/>
@@ -3713,14 +5091,129 @@
       </w:rPr>
     </w:lvl>
   </w:abstractNum>
-  <w:num w:numId="1">
+  <w:abstractNum w:abstractNumId="1" w15:restartNumberingAfterBreak="0">
+    <w:nsid w:val="12E221C6"/>
+    <w:multiLevelType w:val="hybridMultilevel"/>
+    <w:tmpl w:val="0BF41036"/>
+    <w:lvl w:ilvl="0" w:tplc="A3EC4658">
+      <w:numFmt w:val="bullet"/>
+      <w:lvlText w:val=""/>
+      <w:lvlJc w:val="left"/>
+      <w:pPr>
+        <w:ind w:left="720" w:hanging="360"/>
+      </w:pPr>
+      <w:rPr>
+        <w:rFonts w:ascii="Symbol" w:eastAsiaTheme="minorHAnsi" w:hAnsi="Symbol" w:cstheme="minorBidi" w:hint="default"/>
+      </w:rPr>
+    </w:lvl>
+    <w:lvl w:ilvl="1" w:tplc="04090003" w:tentative="1">
+      <w:start w:val="1"/>
+      <w:numFmt w:val="bullet"/>
+      <w:lvlText w:val="o"/>
+      <w:lvlJc w:val="left"/>
+      <w:pPr>
+        <w:ind w:left="1440" w:hanging="360"/>
+      </w:pPr>
+      <w:rPr>
+        <w:rFonts w:ascii="Courier New" w:hAnsi="Courier New" w:cs="Courier New" w:hint="default"/>
+      </w:rPr>
+    </w:lvl>
+    <w:lvl w:ilvl="2" w:tplc="04090005" w:tentative="1">
+      <w:start w:val="1"/>
+      <w:numFmt w:val="bullet"/>
+      <w:lvlText w:val=""/>
+      <w:lvlJc w:val="left"/>
+      <w:pPr>
+        <w:ind w:left="2160" w:hanging="360"/>
+      </w:pPr>
+      <w:rPr>
+        <w:rFonts w:ascii="Wingdings" w:hAnsi="Wingdings" w:hint="default"/>
+      </w:rPr>
+    </w:lvl>
+    <w:lvl w:ilvl="3" w:tplc="04090001" w:tentative="1">
+      <w:start w:val="1"/>
+      <w:numFmt w:val="bullet"/>
+      <w:lvlText w:val=""/>
+      <w:lvlJc w:val="left"/>
+      <w:pPr>
+        <w:ind w:left="2880" w:hanging="360"/>
+      </w:pPr>
+      <w:rPr>
+        <w:rFonts w:ascii="Symbol" w:hAnsi="Symbol" w:hint="default"/>
+      </w:rPr>
+    </w:lvl>
+    <w:lvl w:ilvl="4" w:tplc="04090003" w:tentative="1">
+      <w:start w:val="1"/>
+      <w:numFmt w:val="bullet"/>
+      <w:lvlText w:val="o"/>
+      <w:lvlJc w:val="left"/>
+      <w:pPr>
+        <w:ind w:left="3600" w:hanging="360"/>
+      </w:pPr>
+      <w:rPr>
+        <w:rFonts w:ascii="Courier New" w:hAnsi="Courier New" w:cs="Courier New" w:hint="default"/>
+      </w:rPr>
+    </w:lvl>
+    <w:lvl w:ilvl="5" w:tplc="04090005" w:tentative="1">
+      <w:start w:val="1"/>
+      <w:numFmt w:val="bullet"/>
+      <w:lvlText w:val=""/>
+      <w:lvlJc w:val="left"/>
+      <w:pPr>
+        <w:ind w:left="4320" w:hanging="360"/>
+      </w:pPr>
+      <w:rPr>
+        <w:rFonts w:ascii="Wingdings" w:hAnsi="Wingdings" w:hint="default"/>
+      </w:rPr>
+    </w:lvl>
+    <w:lvl w:ilvl="6" w:tplc="04090001" w:tentative="1">
+      <w:start w:val="1"/>
+      <w:numFmt w:val="bullet"/>
+      <w:lvlText w:val=""/>
+      <w:lvlJc w:val="left"/>
+      <w:pPr>
+        <w:ind w:left="5040" w:hanging="360"/>
+      </w:pPr>
+      <w:rPr>
+        <w:rFonts w:ascii="Symbol" w:hAnsi="Symbol" w:hint="default"/>
+      </w:rPr>
+    </w:lvl>
+    <w:lvl w:ilvl="7" w:tplc="04090003" w:tentative="1">
+      <w:start w:val="1"/>
+      <w:numFmt w:val="bullet"/>
+      <w:lvlText w:val="o"/>
+      <w:lvlJc w:val="left"/>
+      <w:pPr>
+        <w:ind w:left="5760" w:hanging="360"/>
+      </w:pPr>
+      <w:rPr>
+        <w:rFonts w:ascii="Courier New" w:hAnsi="Courier New" w:cs="Courier New" w:hint="default"/>
+      </w:rPr>
+    </w:lvl>
+    <w:lvl w:ilvl="8" w:tplc="04090005" w:tentative="1">
+      <w:start w:val="1"/>
+      <w:numFmt w:val="bullet"/>
+      <w:lvlText w:val=""/>
+      <w:lvlJc w:val="left"/>
+      <w:pPr>
+        <w:ind w:left="6480" w:hanging="360"/>
+      </w:pPr>
+      <w:rPr>
+        <w:rFonts w:ascii="Wingdings" w:hAnsi="Wingdings" w:hint="default"/>
+      </w:rPr>
+    </w:lvl>
+  </w:abstractNum>
+  <w:num w:numId="1" w16cid:durableId="1847934886">
     <w:abstractNumId w:val="0"/>
+  </w:num>
+  <w:num w:numId="2" w16cid:durableId="1957058377">
+    <w:abstractNumId w:val="1"/>
   </w:num>
 </w:numbering>
 </file>
 
 <file path=word/styles.xml><?xml version="1.0" encoding="utf-8"?>
-<w:styles xmlns:mc="http://schemas.openxmlformats.org/markup-compatibility/2006" xmlns:r="http://schemas.openxmlformats.org/officeDocument/2006/relationships" xmlns:w="http://schemas.openxmlformats.org/wordprocessingml/2006/main" xmlns:w14="http://schemas.microsoft.com/office/word/2010/wordml" xmlns:w15="http://schemas.microsoft.com/office/word/2012/wordml" xmlns:w16se="http://schemas.microsoft.com/office/word/2015/wordml/symex" mc:Ignorable="w14 w15 w16se">
+<w:styles xmlns:mc="http://schemas.openxmlformats.org/markup-compatibility/2006" xmlns:r="http://schemas.openxmlformats.org/officeDocument/2006/relationships" xmlns:w="http://schemas.openxmlformats.org/wordprocessingml/2006/main" xmlns:w14="http://schemas.microsoft.com/office/word/2010/wordml" xmlns:w15="http://schemas.microsoft.com/office/word/2012/wordml" xmlns:w16cex="http://schemas.microsoft.com/office/word/2018/wordml/cex" xmlns:w16cid="http://schemas.microsoft.com/office/word/2016/wordml/cid" xmlns:w16="http://schemas.microsoft.com/office/word/2018/wordml" xmlns:w16du="http://schemas.microsoft.com/office/word/2023/wordml/word16du" xmlns:w16sdtdh="http://schemas.microsoft.com/office/word/2020/wordml/sdtdatahash" xmlns:w16sdtfl="http://schemas.microsoft.com/office/word/2024/wordml/sdtformatlock" xmlns:w16se="http://schemas.microsoft.com/office/word/2015/wordml/symex" mc:Ignorable="w14 w15 w16se w16cid w16 w16cex w16sdtdh w16sdtfl w16du">
   <w:docDefaults>
     <w:rPrDefault>
       <w:rPr>
@@ -3736,7 +5229,7 @@
       </w:pPr>
     </w:pPrDefault>
   </w:docDefaults>
-  <w:latentStyles w:defLockedState="0" w:defUIPriority="99" w:defSemiHidden="0" w:defUnhideWhenUsed="0" w:defQFormat="0" w:count="371">
+  <w:latentStyles w:defLockedState="0" w:defUIPriority="99" w:defSemiHidden="0" w:defUnhideWhenUsed="0" w:defQFormat="0" w:count="376">
     <w:lsdException w:name="Normal" w:uiPriority="0" w:qFormat="1"/>
     <w:lsdException w:name="heading 1" w:uiPriority="9" w:qFormat="1"/>
     <w:lsdException w:name="heading 2" w:semiHidden="1" w:uiPriority="9" w:unhideWhenUsed="1" w:qFormat="1"/>
@@ -4108,10 +5601,38 @@
     <w:lsdException w:name="List Table 5 Dark Accent 6" w:uiPriority="50"/>
     <w:lsdException w:name="List Table 6 Colorful Accent 6" w:uiPriority="51"/>
     <w:lsdException w:name="List Table 7 Colorful Accent 6" w:uiPriority="52"/>
+    <w:lsdException w:name="Mention" w:semiHidden="1" w:unhideWhenUsed="1"/>
+    <w:lsdException w:name="Smart Hyperlink" w:semiHidden="1" w:unhideWhenUsed="1"/>
+    <w:lsdException w:name="Hashtag" w:semiHidden="1" w:unhideWhenUsed="1"/>
+    <w:lsdException w:name="Unresolved Mention" w:semiHidden="1" w:unhideWhenUsed="1"/>
+    <w:lsdException w:name="Smart Link" w:semiHidden="1" w:unhideWhenUsed="1"/>
   </w:latentStyles>
   <w:style w:type="paragraph" w:default="1" w:styleId="Normal">
     <w:name w:val="Normal"/>
     <w:qFormat/>
+  </w:style>
+  <w:style w:type="paragraph" w:styleId="Heading3">
+    <w:name w:val="heading 3"/>
+    <w:basedOn w:val="Normal"/>
+    <w:next w:val="Normal"/>
+    <w:link w:val="Heading3Char"/>
+    <w:uiPriority w:val="9"/>
+    <w:semiHidden/>
+    <w:unhideWhenUsed/>
+    <w:qFormat/>
+    <w:rsid w:val="00531702"/>
+    <w:pPr>
+      <w:keepNext/>
+      <w:keepLines/>
+      <w:spacing w:before="40" w:after="0"/>
+      <w:outlineLvl w:val="2"/>
+    </w:pPr>
+    <w:rPr>
+      <w:rFonts w:asciiTheme="majorHAnsi" w:eastAsiaTheme="majorEastAsia" w:hAnsiTheme="majorHAnsi" w:cstheme="majorBidi"/>
+      <w:color w:val="1F4D78" w:themeColor="accent1" w:themeShade="7F"/>
+      <w:sz w:val="24"/>
+      <w:szCs w:val="24"/>
+    </w:rPr>
   </w:style>
   <w:style w:type="character" w:default="1" w:styleId="DefaultParagraphFont">
     <w:name w:val="Default Paragraph Font"/>
@@ -4155,6 +5676,78 @@
     <w:basedOn w:val="Normal"/>
     <w:qFormat/>
     <w:rsid w:val="00DA2B73"/>
+  </w:style>
+  <w:style w:type="table" w:styleId="TableGrid">
+    <w:name w:val="Table Grid"/>
+    <w:basedOn w:val="TableNormal"/>
+    <w:uiPriority w:val="39"/>
+    <w:rsid w:val="00091ECC"/>
+    <w:pPr>
+      <w:spacing w:after="0" w:line="240" w:lineRule="auto"/>
+    </w:pPr>
+    <w:tblPr>
+      <w:tblBorders>
+        <w:top w:val="single" w:sz="4" w:space="0" w:color="auto"/>
+        <w:left w:val="single" w:sz="4" w:space="0" w:color="auto"/>
+        <w:bottom w:val="single" w:sz="4" w:space="0" w:color="auto"/>
+        <w:right w:val="single" w:sz="4" w:space="0" w:color="auto"/>
+        <w:insideH w:val="single" w:sz="4" w:space="0" w:color="auto"/>
+        <w:insideV w:val="single" w:sz="4" w:space="0" w:color="auto"/>
+      </w:tblBorders>
+    </w:tblPr>
+  </w:style>
+  <w:style w:type="paragraph" w:styleId="EndnoteText">
+    <w:name w:val="endnote text"/>
+    <w:basedOn w:val="Normal"/>
+    <w:link w:val="EndnoteTextChar"/>
+    <w:uiPriority w:val="99"/>
+    <w:semiHidden/>
+    <w:unhideWhenUsed/>
+    <w:rsid w:val="00D727AF"/>
+    <w:pPr>
+      <w:spacing w:after="0" w:line="240" w:lineRule="auto"/>
+    </w:pPr>
+    <w:rPr>
+      <w:sz w:val="20"/>
+      <w:szCs w:val="20"/>
+    </w:rPr>
+  </w:style>
+  <w:style w:type="character" w:customStyle="1" w:styleId="EndnoteTextChar">
+    <w:name w:val="Endnote Text Char"/>
+    <w:basedOn w:val="DefaultParagraphFont"/>
+    <w:link w:val="EndnoteText"/>
+    <w:uiPriority w:val="99"/>
+    <w:semiHidden/>
+    <w:rsid w:val="00D727AF"/>
+    <w:rPr>
+      <w:sz w:val="20"/>
+      <w:szCs w:val="20"/>
+    </w:rPr>
+  </w:style>
+  <w:style w:type="character" w:styleId="EndnoteReference">
+    <w:name w:val="endnote reference"/>
+    <w:basedOn w:val="DefaultParagraphFont"/>
+    <w:uiPriority w:val="99"/>
+    <w:semiHidden/>
+    <w:unhideWhenUsed/>
+    <w:rsid w:val="00D727AF"/>
+    <w:rPr>
+      <w:vertAlign w:val="superscript"/>
+    </w:rPr>
+  </w:style>
+  <w:style w:type="character" w:customStyle="1" w:styleId="Heading3Char">
+    <w:name w:val="Heading 3 Char"/>
+    <w:basedOn w:val="DefaultParagraphFont"/>
+    <w:link w:val="Heading3"/>
+    <w:uiPriority w:val="9"/>
+    <w:semiHidden/>
+    <w:rsid w:val="00531702"/>
+    <w:rPr>
+      <w:rFonts w:asciiTheme="majorHAnsi" w:eastAsiaTheme="majorEastAsia" w:hAnsiTheme="majorHAnsi" w:cstheme="majorBidi"/>
+      <w:color w:val="1F4D78" w:themeColor="accent1" w:themeShade="7F"/>
+      <w:sz w:val="24"/>
+      <w:szCs w:val="24"/>
+    </w:rPr>
   </w:style>
 </w:styles>
 </file>
@@ -4418,4 +6011,16 @@
     </a:ext>
   </a:extLst>
 </a:theme>
+</file>
+
+<file path=customXml/item1.xml><?xml version="1.0" encoding="utf-8"?>
+<b:Sources xmlns:b="http://schemas.openxmlformats.org/officeDocument/2006/bibliography" xmlns="http://schemas.openxmlformats.org/officeDocument/2006/bibliography" SelectedStyle="\APASixthEditionOfficeOnline.xsl" StyleName="APA" Version="6"/>
+</file>
+
+<file path=customXml/itemProps1.xml><?xml version="1.0" encoding="utf-8"?>
+<ds:datastoreItem xmlns:ds="http://schemas.openxmlformats.org/officeDocument/2006/customXml" ds:itemID="{2A3CF255-6B14-45C4-99C1-652BC8FB3DD9}">
+  <ds:schemaRefs>
+    <ds:schemaRef ds:uri="http://schemas.openxmlformats.org/officeDocument/2006/bibliography"/>
+  </ds:schemaRefs>
+</ds:datastoreItem>
 </file>
--- a/Revision Material/🎞HTMl.docx
+++ b/Revision Material/🎞HTMl.docx
@@ -535,9 +535,15 @@
         </w:rPr>
         <w:t>🎞</w:t>
       </w:r>
-      <w:r>
-        <w:t xml:space="preserve">HTMl =&gt; structure &amp; Meaning (skeleton </w:t>
-      </w:r>
+      <w:proofErr w:type="spellStart"/>
+      <w:r>
+        <w:t>HTMl</w:t>
+      </w:r>
+      <w:proofErr w:type="spellEnd"/>
+      <w:r>
+        <w:t xml:space="preserve"> =&gt; structure &amp; Meaning (skeleton </w:t>
+      </w:r>
+      <w:proofErr w:type="gramStart"/>
       <w:r>
         <w:rPr>
           <w:rFonts w:ascii="Segoe UI Symbol" w:hAnsi="Segoe UI Symbol"/>
@@ -545,7 +551,11 @@
         <w:t>🗿</w:t>
       </w:r>
       <w:r>
-        <w:t xml:space="preserve">  of your webpage)</w:t>
+        <w:t xml:space="preserve">  of</w:t>
+      </w:r>
+      <w:proofErr w:type="gramEnd"/>
+      <w:r>
+        <w:t xml:space="preserve"> your webpage)</w:t>
       </w:r>
     </w:p>
     <w:p>
@@ -556,11 +566,28 @@
         <w:t xml:space="preserve">🎨 </w:t>
       </w:r>
       <w:r>
-        <w:t xml:space="preserve">CSS =&gt;  visual styling   </w:t>
-      </w:r>
-      <w:r>
-        <w:t>(The skin and clothes</w:t>
-      </w:r>
+        <w:t>CSS =</w:t>
+      </w:r>
+      <w:proofErr w:type="gramStart"/>
+      <w:r>
+        <w:t>&gt;  visual</w:t>
+      </w:r>
+      <w:proofErr w:type="gramEnd"/>
+      <w:r>
+        <w:t xml:space="preserve"> styling</w:t>
+      </w:r>
+      <w:proofErr w:type="gramStart"/>
+      <w:r>
+        <w:t xml:space="preserve">   </w:t>
+      </w:r>
+      <w:r>
+        <w:t>(</w:t>
+      </w:r>
+      <w:proofErr w:type="gramEnd"/>
+      <w:r>
+        <w:t>The skin and clothes</w:t>
+      </w:r>
+      <w:proofErr w:type="gramStart"/>
       <w:r>
         <w:rPr>
           <w:rFonts w:ascii="Segoe UI Symbol" w:hAnsi="Segoe UI Symbol"/>
@@ -570,6 +597,7 @@
       <w:r>
         <w:t xml:space="preserve"> )</w:t>
       </w:r>
+      <w:proofErr w:type="gramEnd"/>
       <w:r>
         <w:t xml:space="preserve">           </w:t>
       </w:r>
@@ -590,8 +618,13 @@
         </w:rPr>
         <w:t xml:space="preserve">  </w:t>
       </w:r>
-      <w:r>
-        <w:t xml:space="preserve">and  muscles </w:t>
+      <w:proofErr w:type="gramStart"/>
+      <w:r>
+        <w:t>and  muscles</w:t>
+      </w:r>
+      <w:proofErr w:type="gramEnd"/>
+      <w:r>
+        <w:t xml:space="preserve"> </w:t>
       </w:r>
       <w:r>
         <w:rPr>
@@ -1113,7 +1146,7 @@
                                     <pic:cNvPicPr/>
                                   </pic:nvPicPr>
                                   <pic:blipFill>
-                                    <a:blip r:embed="rId8"/>
+                                    <a:blip r:embed="rId10"/>
                                     <a:stretch>
                                       <a:fillRect/>
                                     </a:stretch>
@@ -1158,7 +1191,7 @@
                                     <pic:cNvPicPr/>
                                   </pic:nvPicPr>
                                   <pic:blipFill>
-                                    <a:blip r:embed="rId9"/>
+                                    <a:blip r:embed="rId11"/>
                                     <a:stretch>
                                       <a:fillRect/>
                                     </a:stretch>
@@ -1624,7 +1657,7 @@
                                           </pic:cNvPicPr>
                                         </pic:nvPicPr>
                                         <pic:blipFill>
-                                          <a:blip r:embed="rId10">
+                                          <a:blip r:embed="rId12">
                                             <a:extLst>
                                               <a:ext uri="{28A0092B-C50C-407E-A947-70E740481C1C}">
                                                 <a14:useLocalDpi xmlns:a14="http://schemas.microsoft.com/office/drawing/2010/main" val="0"/>
@@ -1991,7 +2024,7 @@
                                     <pic:cNvPicPr/>
                                   </pic:nvPicPr>
                                   <pic:blipFill>
-                                    <a:blip r:embed="rId8"/>
+                                    <a:blip r:embed="rId10"/>
                                     <a:stretch>
                                       <a:fillRect/>
                                     </a:stretch>
@@ -2038,7 +2071,7 @@
                                     </pic:cNvPicPr>
                                   </pic:nvPicPr>
                                   <pic:blipFill>
-                                    <a:blip r:embed="rId10">
+                                    <a:blip r:embed="rId13">
                                       <a:extLst>
                                         <a:ext uri="{28A0092B-C50C-407E-A947-70E740481C1C}">
                                           <a14:useLocalDpi xmlns:a14="http://schemas.microsoft.com/office/drawing/2010/main" val="0"/>
@@ -2403,13 +2436,34 @@
         </w:rPr>
       </w:pPr>
       <w:r>
-        <w:t xml:space="preserve">Ordered List </w:t>
+        <w:t xml:space="preserve">Ordered </w:t>
+      </w:r>
+      <w:proofErr w:type="gramStart"/>
+      <w:r>
+        <w:t xml:space="preserve">List </w:t>
       </w:r>
       <w:r>
         <w:t>:</w:t>
       </w:r>
-      <w:r>
-        <w:t xml:space="preserve"> &lt;ol&gt;&lt;/ol&gt;</w:t>
+      <w:proofErr w:type="gramEnd"/>
+      <w:r>
+        <w:t xml:space="preserve"> &lt;</w:t>
+      </w:r>
+      <w:proofErr w:type="spellStart"/>
+      <w:r>
+        <w:t>ol</w:t>
+      </w:r>
+      <w:proofErr w:type="spellEnd"/>
+      <w:r>
+        <w:t>&gt;&lt;/</w:t>
+      </w:r>
+      <w:proofErr w:type="spellStart"/>
+      <w:r>
+        <w:t>ol</w:t>
+      </w:r>
+      <w:proofErr w:type="spellEnd"/>
+      <w:r>
+        <w:t>&gt;</w:t>
       </w:r>
       <w:r>
         <w:t xml:space="preserve"> ===========</w:t>
@@ -2418,11 +2472,16 @@
         <w:sym w:font="Wingdings" w:char="F0E8"/>
       </w:r>
       <w:r>
-        <w:t>attributes: start</w:t>
+        <w:t xml:space="preserve">attributes: </w:t>
+      </w:r>
+      <w:proofErr w:type="gramStart"/>
+      <w:r>
+        <w:t>start</w:t>
       </w:r>
       <w:r>
         <w:t>(</w:t>
       </w:r>
+      <w:proofErr w:type="gramEnd"/>
       <w:r>
         <w:rPr>
           <w:rFonts w:ascii="Segoe UI" w:hAnsi="Segoe UI" w:cs="Segoe UI"/>
@@ -2432,10 +2491,18 @@
         <w:t>Specifies the start value of an ordered list</w:t>
       </w:r>
       <w:r>
-        <w:t>))</w:t>
-      </w:r>
-      <w:r>
-        <w:t xml:space="preserve"> , reversed</w:t>
+        <w:t>)</w:t>
+      </w:r>
+      <w:proofErr w:type="gramStart"/>
+      <w:r>
+        <w:t>)</w:t>
+      </w:r>
+      <w:r>
+        <w:t xml:space="preserve"> ,</w:t>
+      </w:r>
+      <w:proofErr w:type="gramEnd"/>
+      <w:r>
+        <w:t xml:space="preserve"> reversed</w:t>
       </w:r>
       <w:r>
         <w:t xml:space="preserve"> (</w:t>
@@ -2465,10 +2532,18 @@
     </w:p>
     <w:p>
       <w:r>
-        <w:t xml:space="preserve">Description list  </w:t>
-      </w:r>
-      <w:r>
-        <w:t xml:space="preserve"> : </w:t>
+        <w:t xml:space="preserve">Description list </w:t>
+      </w:r>
+      <w:proofErr w:type="gramStart"/>
+      <w:r>
+        <w:t xml:space="preserve"> </w:t>
+      </w:r>
+      <w:r>
+        <w:t xml:space="preserve"> :</w:t>
+      </w:r>
+      <w:proofErr w:type="gramEnd"/>
+      <w:r>
+        <w:t xml:space="preserve"> </w:t>
       </w:r>
       <w:r>
         <w:rPr>
@@ -2669,6 +2744,7 @@
           <w:szCs w:val="16"/>
         </w:rPr>
       </w:pPr>
+      <w:proofErr w:type="gramStart"/>
       <w:r>
         <w:rPr>
           <w:rFonts w:ascii="Consolas" w:eastAsia="Times New Roman" w:hAnsi="Consolas" w:cs="Times New Roman"/>
@@ -2677,7 +2753,17 @@
           <w:szCs w:val="16"/>
         </w:rPr>
         <w:lastRenderedPageBreak/>
-        <w:t>&lt;!--Description list--&gt;</w:t>
+        <w:t>&lt;!--</w:t>
+      </w:r>
+      <w:proofErr w:type="gramEnd"/>
+      <w:r>
+        <w:rPr>
+          <w:rFonts w:ascii="Consolas" w:eastAsia="Times New Roman" w:hAnsi="Consolas" w:cs="Times New Roman"/>
+          <w:color w:val="6A9955"/>
+          <w:sz w:val="16"/>
+          <w:szCs w:val="16"/>
+        </w:rPr>
+        <w:t>Description list--&gt;</w:t>
       </w:r>
     </w:p>
     <w:p>
@@ -2832,6 +2918,7 @@
         </w:rPr>
         <w:t xml:space="preserve">        </w:t>
       </w:r>
+      <w:proofErr w:type="gramStart"/>
       <w:r>
         <w:rPr>
           <w:rFonts w:ascii="Consolas" w:eastAsia="Times New Roman" w:hAnsi="Consolas" w:cs="Times New Roman"/>
@@ -2839,7 +2926,17 @@
           <w:sz w:val="16"/>
           <w:szCs w:val="16"/>
         </w:rPr>
-        <w:t>&lt;!--Description title (dt)--&gt;</w:t>
+        <w:t>&lt;!--</w:t>
+      </w:r>
+      <w:proofErr w:type="gramEnd"/>
+      <w:r>
+        <w:rPr>
+          <w:rFonts w:ascii="Consolas" w:eastAsia="Times New Roman" w:hAnsi="Consolas" w:cs="Times New Roman"/>
+          <w:color w:val="6A9955"/>
+          <w:sz w:val="16"/>
+          <w:szCs w:val="16"/>
+        </w:rPr>
+        <w:t>Description title (dt)--&gt;</w:t>
       </w:r>
     </w:p>
     <w:p>
@@ -2946,6 +3043,7 @@
         </w:rPr>
         <w:t xml:space="preserve">        </w:t>
       </w:r>
+      <w:proofErr w:type="gramStart"/>
       <w:r>
         <w:rPr>
           <w:rFonts w:ascii="Consolas" w:eastAsia="Times New Roman" w:hAnsi="Consolas" w:cs="Times New Roman"/>
@@ -2953,7 +3051,17 @@
           <w:sz w:val="16"/>
           <w:szCs w:val="16"/>
         </w:rPr>
-        <w:t>&lt;!--Description definition(dd)--&gt;</w:t>
+        <w:t>&lt;!--</w:t>
+      </w:r>
+      <w:proofErr w:type="gramEnd"/>
+      <w:r>
+        <w:rPr>
+          <w:rFonts w:ascii="Consolas" w:eastAsia="Times New Roman" w:hAnsi="Consolas" w:cs="Times New Roman"/>
+          <w:color w:val="6A9955"/>
+          <w:sz w:val="16"/>
+          <w:szCs w:val="16"/>
+        </w:rPr>
+        <w:t>Description definition(dd)--&gt;</w:t>
       </w:r>
     </w:p>
     <w:p>
@@ -3178,7 +3286,17 @@
           <w:sz w:val="16"/>
           <w:szCs w:val="16"/>
         </w:rPr>
-        <w:t>Cascading style sheet.</w:t>
+        <w:t xml:space="preserve">Cascading style </w:t>
+      </w:r>
+      <w:proofErr w:type="gramStart"/>
+      <w:r>
+        <w:rPr>
+          <w:rFonts w:ascii="Consolas" w:eastAsia="Times New Roman" w:hAnsi="Consolas" w:cs="Times New Roman"/>
+          <w:color w:val="D4D4D4"/>
+          <w:sz w:val="16"/>
+          <w:szCs w:val="16"/>
+        </w:rPr>
+        <w:t>sheet.</w:t>
       </w:r>
       <w:r>
         <w:rPr>
@@ -3187,7 +3305,17 @@
           <w:sz w:val="16"/>
           <w:szCs w:val="16"/>
         </w:rPr>
-        <w:t>&lt;/</w:t>
+        <w:t>&lt;</w:t>
+      </w:r>
+      <w:proofErr w:type="gramEnd"/>
+      <w:r>
+        <w:rPr>
+          <w:rFonts w:ascii="Consolas" w:eastAsia="Times New Roman" w:hAnsi="Consolas" w:cs="Times New Roman"/>
+          <w:color w:val="808080"/>
+          <w:sz w:val="16"/>
+          <w:szCs w:val="16"/>
+        </w:rPr>
+        <w:t>/</w:t>
       </w:r>
       <w:r>
         <w:rPr>
@@ -3277,7 +3405,15 @@
         <w:t>:</w:t>
       </w:r>
       <w:r>
-        <w:t>&lt;ul&gt;&lt;li&gt;&lt;ul&gt;&lt;li&gt;dfd&lt;/li&gt;&lt;/ul&gt;&lt;/li&gt;&lt;/ul&gt;</w:t>
+        <w:t>&lt;ul&gt;&lt;li&gt;&lt;ul&gt;&lt;li&gt;</w:t>
+      </w:r>
+      <w:proofErr w:type="spellStart"/>
+      <w:r>
+        <w:t>dfd</w:t>
+      </w:r>
+      <w:proofErr w:type="spellEnd"/>
+      <w:r>
+        <w:t>&lt;/li&gt;&lt;/ul&gt;&lt;/li&gt;&lt;/ul&gt;</w:t>
       </w:r>
     </w:p>
     <w:p>
@@ -3301,8 +3437,29 @@
     </w:p>
     <w:p>
       <w:r>
-        <w:t>Caption /thead /tbody/tfoot</w:t>
-      </w:r>
+        <w:t>Caption /</w:t>
+      </w:r>
+      <w:proofErr w:type="spellStart"/>
+      <w:r>
+        <w:t>thead</w:t>
+      </w:r>
+      <w:proofErr w:type="spellEnd"/>
+      <w:r>
+        <w:t xml:space="preserve"> /</w:t>
+      </w:r>
+      <w:proofErr w:type="spellStart"/>
+      <w:r>
+        <w:t>tbody</w:t>
+      </w:r>
+      <w:proofErr w:type="spellEnd"/>
+      <w:r>
+        <w:t>/</w:t>
+      </w:r>
+      <w:proofErr w:type="spellStart"/>
+      <w:r>
+        <w:t>tfoot</w:t>
+      </w:r>
+      <w:proofErr w:type="spellEnd"/>
     </w:p>
     <w:p>
       <w:r>
@@ -3943,13 +4100,45 @@
         <w:t>Inline</w:t>
       </w:r>
       <w:r>
-        <w:t xml:space="preserve"> =&gt; sit side by side (only as wide as content)</w:t>
-      </w:r>
-      <w:r>
-        <w:t xml:space="preserve">  ex: &lt;span&gt;&lt;img&gt;&lt;label&gt;&lt;b&gt;&lt;strong&gt;</w:t>
-      </w:r>
-      <w:r>
-        <w:t>&lt;em&gt; &lt;i&gt; &lt;a&gt;</w:t>
+        <w:t xml:space="preserve"> =&gt; sit side by side (only as wide as </w:t>
+      </w:r>
+      <w:proofErr w:type="gramStart"/>
+      <w:r>
+        <w:t>content)</w:t>
+      </w:r>
+      <w:r>
+        <w:t xml:space="preserve">  ex</w:t>
+      </w:r>
+      <w:proofErr w:type="gramEnd"/>
+      <w:r>
+        <w:t>: &lt;span&gt;&lt;</w:t>
+      </w:r>
+      <w:proofErr w:type="spellStart"/>
+      <w:r>
+        <w:t>img</w:t>
+      </w:r>
+      <w:proofErr w:type="spellEnd"/>
+      <w:r>
+        <w:t>&gt;&lt;label&gt;&lt;b&gt;&lt;strong&gt;</w:t>
+      </w:r>
+      <w:r>
+        <w:t>&lt;</w:t>
+      </w:r>
+      <w:proofErr w:type="spellStart"/>
+      <w:r>
+        <w:t>em</w:t>
+      </w:r>
+      <w:proofErr w:type="spellEnd"/>
+      <w:r>
+        <w:t>&gt; &lt;</w:t>
+      </w:r>
+      <w:proofErr w:type="spellStart"/>
+      <w:r>
+        <w:t>i</w:t>
+      </w:r>
+      <w:proofErr w:type="spellEnd"/>
+      <w:r>
+        <w:t>&gt; &lt;a&gt;</w:t>
       </w:r>
     </w:p>
     <w:p/>
@@ -3972,6 +4161,7 @@
           <w:rtl/>
         </w:rPr>
       </w:pPr>
+      <w:proofErr w:type="gramStart"/>
       <w:r>
         <w:rPr>
           <w:b/>
@@ -3979,10 +4169,36 @@
           <w:sz w:val="24"/>
           <w:szCs w:val="24"/>
         </w:rPr>
-        <w:t xml:space="preserve">Note : </w:t>
-      </w:r>
-      <w:r>
-        <w:t xml:space="preserve">&lt;i&gt; is meaningless(presentational), while &lt;em&gt; is meaningful(semantic)  </w:t>
+        <w:t>Note :</w:t>
+      </w:r>
+      <w:proofErr w:type="gramEnd"/>
+      <w:r>
+        <w:rPr>
+          <w:b/>
+          <w:bCs/>
+          <w:sz w:val="24"/>
+          <w:szCs w:val="24"/>
+        </w:rPr>
+        <w:t xml:space="preserve"> </w:t>
+      </w:r>
+      <w:r>
+        <w:t>&lt;</w:t>
+      </w:r>
+      <w:proofErr w:type="spellStart"/>
+      <w:r>
+        <w:t>i</w:t>
+      </w:r>
+      <w:proofErr w:type="spellEnd"/>
+      <w:r>
+        <w:t>&gt; is meaningless(presentational), while &lt;</w:t>
+      </w:r>
+      <w:proofErr w:type="spellStart"/>
+      <w:r>
+        <w:t>em</w:t>
+      </w:r>
+      <w:proofErr w:type="spellEnd"/>
+      <w:r>
+        <w:t xml:space="preserve">&gt; is meaningful(semantic)  </w:t>
       </w:r>
     </w:p>
     <w:p>
@@ -4141,7 +4357,6 @@
           <w:p>
             <w:pPr>
               <w:rPr>
-                <w:rFonts w:hint="cs"/>
                 <w:rtl/>
                 <w:lang w:bidi="ar-JO"/>
               </w:rPr>
@@ -4304,13 +4519,17 @@
           <w:p>
             <w:pPr>
               <w:rPr>
-                <w:rFonts w:hint="cs"/>
                 <w:rtl/>
                 <w:lang w:bidi="ar-JO"/>
               </w:rPr>
             </w:pPr>
+            <w:proofErr w:type="spellStart"/>
             <w:r>
-              <w:t>Inlinne Flow</w:t>
+              <w:t>Inlinne</w:t>
+            </w:r>
+            <w:proofErr w:type="spellEnd"/>
+            <w:r>
+              <w:t xml:space="preserve"> Flow</w:t>
             </w:r>
             <w:r>
               <w:t xml:space="preserve"> </w:t>
@@ -4346,7 +4565,15 @@
         <w:t xml:space="preserve"> </w:t>
       </w:r>
       <w:r>
-        <w:t xml:space="preserve">=&gt; It’s Inline Element that act like blocks ! </w:t>
+        <w:t xml:space="preserve">=&gt; It’s Inline Element that act like </w:t>
+      </w:r>
+      <w:proofErr w:type="gramStart"/>
+      <w:r>
+        <w:t>blocks !</w:t>
+      </w:r>
+      <w:proofErr w:type="gramEnd"/>
+      <w:r>
+        <w:t xml:space="preserve"> </w:t>
       </w:r>
     </w:p>
     <w:p>
@@ -4370,10 +4597,10 @@
                     <pic:cNvPicPr/>
                   </pic:nvPicPr>
                   <pic:blipFill>
-                    <a:blip r:embed="rId11">
+                    <a:blip r:embed="rId14">
                       <a:extLst>
                         <a:ext uri="{96DAC541-7B7A-43D3-8B79-37D633B846F1}">
-                          <asvg:svgBlip xmlns:asvg="http://schemas.microsoft.com/office/drawing/2016/SVG/main" r:embed="rId12"/>
+                          <asvg:svgBlip xmlns:asvg="http://schemas.microsoft.com/office/drawing/2016/SVG/main" r:embed="rId15"/>
                         </a:ext>
                       </a:extLst>
                     </a:blip>
@@ -4428,8 +4655,26 @@
         </w:numPr>
       </w:pPr>
       <w:r>
-        <w:t>&lt;img&gt;  - Inline BUT takes width / height .</w:t>
-      </w:r>
+        <w:t>&lt;</w:t>
+      </w:r>
+      <w:proofErr w:type="spellStart"/>
+      <w:r>
+        <w:t>img</w:t>
+      </w:r>
+      <w:proofErr w:type="spellEnd"/>
+      <w:proofErr w:type="gramStart"/>
+      <w:r>
+        <w:t>&gt;  -</w:t>
+      </w:r>
+      <w:proofErr w:type="gramEnd"/>
+      <w:r>
+        <w:t xml:space="preserve"> Inline BUT takes width / </w:t>
+      </w:r>
+      <w:proofErr w:type="gramStart"/>
+      <w:r>
+        <w:t>height .</w:t>
+      </w:r>
+      <w:proofErr w:type="gramEnd"/>
     </w:p>
     <w:p>
       <w:pPr>
@@ -4440,8 +4685,37 @@
         </w:numPr>
       </w:pPr>
       <w:r>
-        <w:t>&lt;input&gt; - Inline BUT has box model properities (margin -top and bottom  , height , width )</w:t>
-      </w:r>
+        <w:t xml:space="preserve">&lt;input&gt; - Inline BUT has box model </w:t>
+      </w:r>
+      <w:proofErr w:type="spellStart"/>
+      <w:r>
+        <w:t>properities</w:t>
+      </w:r>
+      <w:proofErr w:type="spellEnd"/>
+      <w:r>
+        <w:t xml:space="preserve"> (margin -top and </w:t>
+      </w:r>
+      <w:proofErr w:type="gramStart"/>
+      <w:r>
+        <w:t>bottom  ,</w:t>
+      </w:r>
+      <w:proofErr w:type="gramEnd"/>
+      <w:r>
+        <w:t xml:space="preserve"> </w:t>
+      </w:r>
+      <w:proofErr w:type="gramStart"/>
+      <w:r>
+        <w:t>height ,</w:t>
+      </w:r>
+      <w:proofErr w:type="gramEnd"/>
+      <w:r>
+        <w:t xml:space="preserve"> </w:t>
+      </w:r>
+      <w:proofErr w:type="gramStart"/>
+      <w:r>
+        <w:t>width )</w:t>
+      </w:r>
+      <w:proofErr w:type="gramEnd"/>
     </w:p>
     <w:p>
       <w:pPr>
@@ -4533,7 +4807,23 @@
           <w:sz w:val="24"/>
           <w:szCs w:val="24"/>
         </w:rPr>
-        <w:t>Flow Inline with text</w:t>
+        <w:t xml:space="preserve">Flow </w:t>
+      </w:r>
+      <w:proofErr w:type="spellStart"/>
+      <w:r>
+        <w:rPr>
+          <w:sz w:val="24"/>
+          <w:szCs w:val="24"/>
+        </w:rPr>
+        <w:t>Inline</w:t>
+      </w:r>
+      <w:proofErr w:type="spellEnd"/>
+      <w:r>
+        <w:rPr>
+          <w:sz w:val="24"/>
+          <w:szCs w:val="24"/>
+        </w:rPr>
+        <w:t xml:space="preserve"> with text</w:t>
       </w:r>
     </w:p>
     <w:p>
@@ -4618,8 +4908,54 @@
           <w:szCs w:val="24"/>
           <w:lang w:bidi="ar-JO"/>
         </w:rPr>
-        <w:t>It’s Problem =&gt; It leave space between elements , you can solve it  by three ways :</w:t>
-      </w:r>
+        <w:t xml:space="preserve">It’s Problem =&gt; It leave space between </w:t>
+      </w:r>
+      <w:proofErr w:type="gramStart"/>
+      <w:r>
+        <w:rPr>
+          <w:sz w:val="24"/>
+          <w:szCs w:val="24"/>
+          <w:lang w:bidi="ar-JO"/>
+        </w:rPr>
+        <w:t>elements ,</w:t>
+      </w:r>
+      <w:proofErr w:type="gramEnd"/>
+      <w:r>
+        <w:rPr>
+          <w:sz w:val="24"/>
+          <w:szCs w:val="24"/>
+          <w:lang w:bidi="ar-JO"/>
+        </w:rPr>
+        <w:t xml:space="preserve"> you can solve </w:t>
+      </w:r>
+      <w:proofErr w:type="gramStart"/>
+      <w:r>
+        <w:rPr>
+          <w:sz w:val="24"/>
+          <w:szCs w:val="24"/>
+          <w:lang w:bidi="ar-JO"/>
+        </w:rPr>
+        <w:t>it  by</w:t>
+      </w:r>
+      <w:proofErr w:type="gramEnd"/>
+      <w:r>
+        <w:rPr>
+          <w:sz w:val="24"/>
+          <w:szCs w:val="24"/>
+          <w:lang w:bidi="ar-JO"/>
+        </w:rPr>
+        <w:t xml:space="preserve"> three </w:t>
+      </w:r>
+      <w:proofErr w:type="gramStart"/>
+      <w:r>
+        <w:rPr>
+          <w:sz w:val="24"/>
+          <w:szCs w:val="24"/>
+          <w:lang w:bidi="ar-JO"/>
+        </w:rPr>
+        <w:t>ways :</w:t>
+      </w:r>
+      <w:proofErr w:type="gramEnd"/>
     </w:p>
     <w:p>
       <w:pPr>
@@ -4662,6 +4998,7 @@
     <w:p>
       <w:pPr>
         <w:rPr>
+          <w:rFonts w:hint="cs"/>
           <w:b/>
           <w:bCs/>
           <w:sz w:val="24"/>
@@ -4678,6 +5015,203 @@
           <w:lang w:bidi="ar-JO"/>
         </w:rPr>
         <w:t>2. Set font-size: 0 on the parent (common trick)</w:t>
+      </w:r>
+      <w:r>
+        <w:rPr>
+          <w:b/>
+          <w:bCs/>
+          <w:sz w:val="24"/>
+          <w:szCs w:val="24"/>
+          <w:lang w:bidi="ar-JO"/>
+        </w:rPr>
+        <w:t xml:space="preserve"> </w:t>
+      </w:r>
+      <w:proofErr w:type="gramStart"/>
+      <w:r>
+        <w:rPr>
+          <w:rFonts w:hint="cs"/>
+          <w:b/>
+          <w:bCs/>
+          <w:sz w:val="24"/>
+          <w:szCs w:val="24"/>
+          <w:rtl/>
+          <w:lang w:bidi="ar-JO"/>
+        </w:rPr>
+        <w:t xml:space="preserve">لانه </w:t>
+      </w:r>
+      <w:r>
+        <w:rPr>
+          <w:b/>
+          <w:bCs/>
+          <w:sz w:val="24"/>
+          <w:szCs w:val="24"/>
+          <w:lang w:bidi="ar-JO"/>
+        </w:rPr>
+        <w:t xml:space="preserve"> -</w:t>
+      </w:r>
+      <w:proofErr w:type="gramEnd"/>
+      <w:r>
+        <w:rPr>
+          <w:b/>
+          <w:bCs/>
+          <w:sz w:val="24"/>
+          <w:szCs w:val="24"/>
+          <w:lang w:bidi="ar-JO"/>
+        </w:rPr>
+        <w:t>&gt;</w:t>
+      </w:r>
+      <w:r>
+        <w:rPr>
+          <w:rFonts w:hint="cs"/>
+          <w:b/>
+          <w:bCs/>
+          <w:sz w:val="24"/>
+          <w:szCs w:val="24"/>
+          <w:rtl/>
+          <w:lang w:bidi="ar-JO"/>
+        </w:rPr>
+        <w:t xml:space="preserve">عنصر واشهر مثال هو ال </w:t>
+      </w:r>
+      <w:r>
+        <w:rPr>
+          <w:b/>
+          <w:bCs/>
+          <w:sz w:val="24"/>
+          <w:szCs w:val="24"/>
+          <w:lang w:bidi="ar-JO"/>
+        </w:rPr>
+        <w:t>inline =&gt;</w:t>
+      </w:r>
+      <w:r>
+        <w:rPr>
+          <w:b/>
+          <w:bCs/>
+          <w:sz w:val="24"/>
+          <w:szCs w:val="24"/>
+          <w:lang w:bidi="ar-JO"/>
+        </w:rPr>
+        <w:t xml:space="preserve"> </w:t>
+      </w:r>
+      <w:r>
+        <w:rPr>
+          <w:b/>
+          <w:bCs/>
+          <w:sz w:val="24"/>
+          <w:szCs w:val="24"/>
+          <w:lang w:bidi="ar-JO"/>
+        </w:rPr>
+        <w:t>text</w:t>
+      </w:r>
+      <w:r>
+        <w:rPr>
+          <w:rFonts w:hint="cs"/>
+          <w:b/>
+          <w:bCs/>
+          <w:sz w:val="24"/>
+          <w:szCs w:val="24"/>
+          <w:rtl/>
+          <w:lang w:bidi="ar-JO"/>
+        </w:rPr>
+        <w:t xml:space="preserve"> </w:t>
+      </w:r>
+      <w:r>
+        <w:rPr>
+          <w:b/>
+          <w:bCs/>
+          <w:sz w:val="24"/>
+          <w:szCs w:val="24"/>
+          <w:lang w:bidi="ar-JO"/>
+        </w:rPr>
+        <w:t xml:space="preserve"> </w:t>
+      </w:r>
+      <w:r>
+        <w:rPr>
+          <w:b/>
+          <w:bCs/>
+          <w:sz w:val="24"/>
+          <w:szCs w:val="24"/>
+          <w:lang w:bidi="ar-JO"/>
+        </w:rPr>
+        <w:br/>
+        <w:t xml:space="preserve">(ABC </w:t>
+      </w:r>
+      <w:proofErr w:type="gramStart"/>
+      <w:r>
+        <w:rPr>
+          <w:b/>
+          <w:bCs/>
+          <w:sz w:val="24"/>
+          <w:szCs w:val="24"/>
+          <w:lang w:bidi="ar-JO"/>
+        </w:rPr>
+        <w:t>MN)=</w:t>
+      </w:r>
+      <w:proofErr w:type="gramEnd"/>
+      <w:r>
+        <w:rPr>
+          <w:b/>
+          <w:bCs/>
+          <w:sz w:val="24"/>
+          <w:szCs w:val="24"/>
+          <w:lang w:bidi="ar-JO"/>
+        </w:rPr>
+        <w:t xml:space="preserve">&gt;fontsize:0; =&gt; </w:t>
+      </w:r>
+      <w:r>
+        <w:rPr>
+          <w:b/>
+          <w:bCs/>
+          <w:sz w:val="18"/>
+          <w:szCs w:val="18"/>
+          <w:lang w:bidi="ar-JO"/>
+        </w:rPr>
+        <w:t xml:space="preserve">(ABC </w:t>
+      </w:r>
+      <w:proofErr w:type="gramStart"/>
+      <w:r>
+        <w:rPr>
+          <w:b/>
+          <w:bCs/>
+          <w:sz w:val="18"/>
+          <w:szCs w:val="18"/>
+          <w:lang w:bidi="ar-JO"/>
+        </w:rPr>
+        <w:t>MN)</w:t>
+      </w:r>
+      <w:r>
+        <w:rPr>
+          <w:b/>
+          <w:bCs/>
+          <w:sz w:val="18"/>
+          <w:szCs w:val="18"/>
+          <w:lang w:bidi="ar-JO"/>
+        </w:rPr>
+        <w:t xml:space="preserve"> </w:t>
+      </w:r>
+      <w:r>
+        <w:rPr>
+          <w:rFonts w:hint="cs"/>
+          <w:b/>
+          <w:bCs/>
+          <w:sz w:val="18"/>
+          <w:szCs w:val="18"/>
+          <w:rtl/>
+          <w:lang w:bidi="ar-JO"/>
+        </w:rPr>
+        <w:t xml:space="preserve"> فبصغر</w:t>
+      </w:r>
+      <w:proofErr w:type="gramEnd"/>
+      <w:r>
+        <w:rPr>
+          <w:rFonts w:hint="cs"/>
+          <w:b/>
+          <w:bCs/>
+          <w:sz w:val="18"/>
+          <w:szCs w:val="18"/>
+          <w:rtl/>
+          <w:lang w:bidi="ar-JO"/>
+        </w:rPr>
+        <w:t xml:space="preserve"> تقريبا </w:t>
       </w:r>
     </w:p>
     <w:p>
@@ -4698,8 +5232,40 @@
           <w:szCs w:val="24"/>
           <w:lang w:bidi="ar-JO"/>
         </w:rPr>
+        <w:t>4-margin-right: in negative value</w:t>
+      </w:r>
+    </w:p>
+    <w:p>
+      <w:pPr>
+        <w:rPr>
+          <w:b/>
+          <w:bCs/>
+          <w:sz w:val="24"/>
+          <w:szCs w:val="24"/>
+          <w:lang w:bidi="ar-JO"/>
+        </w:rPr>
+      </w:pPr>
+      <w:r>
+        <w:rPr>
+          <w:b/>
+          <w:bCs/>
+          <w:sz w:val="24"/>
+          <w:szCs w:val="24"/>
+          <w:lang w:bidi="ar-JO"/>
+        </w:rPr>
         <w:t>3. Use Flexbox (recommended modern solution)</w:t>
       </w:r>
+    </w:p>
+    <w:p>
+      <w:pPr>
+        <w:rPr>
+          <w:b/>
+          <w:bCs/>
+          <w:sz w:val="24"/>
+          <w:szCs w:val="24"/>
+          <w:lang w:bidi="ar-JO"/>
+        </w:rPr>
+      </w:pPr>
       <w:r>
         <w:rPr>
           <w:b/>
@@ -4711,13 +5277,157 @@
         <mc:AlternateContent>
           <mc:Choice Requires="wps">
             <w:drawing>
-              <wp:anchor distT="0" distB="0" distL="114300" distR="114300" simplePos="0" relativeHeight="251684864" behindDoc="0" locked="0" layoutInCell="1" allowOverlap="1" wp14:anchorId="2D2F4757" wp14:editId="361750F4">
+              <wp:anchor distT="0" distB="0" distL="114300" distR="114300" simplePos="0" relativeHeight="251680768" behindDoc="0" locked="0" layoutInCell="1" allowOverlap="1" wp14:anchorId="5621C414" wp14:editId="5BF68786">
                 <wp:simplePos x="0" y="0"/>
                 <wp:positionH relativeFrom="column">
-                  <wp:posOffset>190500</wp:posOffset>
+                  <wp:posOffset>1857375</wp:posOffset>
                 </wp:positionH>
                 <wp:positionV relativeFrom="paragraph">
-                  <wp:posOffset>948055</wp:posOffset>
+                  <wp:posOffset>321945</wp:posOffset>
+                </wp:positionV>
+                <wp:extent cx="771525" cy="1047750"/>
+                <wp:effectExtent l="0" t="0" r="28575" b="19050"/>
+                <wp:wrapNone/>
+                <wp:docPr id="1717720017" name="Rectangle 17"/>
+                <wp:cNvGraphicFramePr/>
+                <a:graphic xmlns:a="http://schemas.openxmlformats.org/drawingml/2006/main">
+                  <a:graphicData uri="http://schemas.microsoft.com/office/word/2010/wordprocessingShape">
+                    <wps:wsp>
+                      <wps:cNvSpPr/>
+                      <wps:spPr>
+                        <a:xfrm>
+                          <a:off x="0" y="0"/>
+                          <a:ext cx="771525" cy="1047750"/>
+                        </a:xfrm>
+                        <a:prstGeom prst="rect">
+                          <a:avLst/>
+                        </a:prstGeom>
+                      </wps:spPr>
+                      <wps:style>
+                        <a:lnRef idx="2">
+                          <a:schemeClr val="dk1">
+                            <a:shade val="15000"/>
+                          </a:schemeClr>
+                        </a:lnRef>
+                        <a:fillRef idx="1">
+                          <a:schemeClr val="dk1"/>
+                        </a:fillRef>
+                        <a:effectRef idx="0">
+                          <a:schemeClr val="dk1"/>
+                        </a:effectRef>
+                        <a:fontRef idx="minor">
+                          <a:schemeClr val="lt1"/>
+                        </a:fontRef>
+                      </wps:style>
+                      <wps:bodyPr rot="0" spcFirstLastPara="0" vertOverflow="overflow" horzOverflow="overflow" vert="horz" wrap="square" lIns="91440" tIns="45720" rIns="91440" bIns="45720" numCol="1" spcCol="0" rtlCol="0" fromWordArt="0" anchor="ctr" anchorCtr="0" forceAA="0" compatLnSpc="1">
+                        <a:prstTxWarp prst="textNoShape">
+                          <a:avLst/>
+                        </a:prstTxWarp>
+                        <a:noAutofit/>
+                      </wps:bodyPr>
+                    </wps:wsp>
+                  </a:graphicData>
+                </a:graphic>
+              </wp:anchor>
+            </w:drawing>
+          </mc:Choice>
+          <mc:Fallback>
+            <w:pict>
+              <v:rect w14:anchorId="280DB9BC" id="Rectangle 17" o:spid="_x0000_s1026" style="position:absolute;margin-left:146.25pt;margin-top:25.35pt;width:60.75pt;height:82.5pt;z-index:251680768;visibility:visible;mso-wrap-style:square;mso-wrap-distance-left:9pt;mso-wrap-distance-top:0;mso-wrap-distance-right:9pt;mso-wrap-distance-bottom:0;mso-position-horizontal:absolute;mso-position-horizontal-relative:text;mso-position-vertical:absolute;mso-position-vertical-relative:text;v-text-anchor:middle" o:gfxdata="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" fillcolor="black [3200]" strokecolor="black [480]" strokeweight="1pt"/>
+            </w:pict>
+          </mc:Fallback>
+        </mc:AlternateContent>
+      </w:r>
+      <w:r>
+        <w:rPr>
+          <w:b/>
+          <w:bCs/>
+          <w:noProof/>
+          <w:sz w:val="24"/>
+          <w:szCs w:val="24"/>
+        </w:rPr>
+        <mc:AlternateContent>
+          <mc:Choice Requires="wps">
+            <w:drawing>
+              <wp:anchor distT="0" distB="0" distL="114300" distR="114300" simplePos="0" relativeHeight="251682816" behindDoc="0" locked="0" layoutInCell="1" allowOverlap="1" wp14:anchorId="1AC1AB5B" wp14:editId="694E59D6">
+                <wp:simplePos x="0" y="0"/>
+                <wp:positionH relativeFrom="column">
+                  <wp:posOffset>990600</wp:posOffset>
+                </wp:positionH>
+                <wp:positionV relativeFrom="paragraph">
+                  <wp:posOffset>321945</wp:posOffset>
+                </wp:positionV>
+                <wp:extent cx="771525" cy="1047750"/>
+                <wp:effectExtent l="0" t="0" r="28575" b="19050"/>
+                <wp:wrapNone/>
+                <wp:docPr id="813610905" name="Rectangle 17"/>
+                <wp:cNvGraphicFramePr/>
+                <a:graphic xmlns:a="http://schemas.openxmlformats.org/drawingml/2006/main">
+                  <a:graphicData uri="http://schemas.microsoft.com/office/word/2010/wordprocessingShape">
+                    <wps:wsp>
+                      <wps:cNvSpPr/>
+                      <wps:spPr>
+                        <a:xfrm>
+                          <a:off x="0" y="0"/>
+                          <a:ext cx="771525" cy="1047750"/>
+                        </a:xfrm>
+                        <a:prstGeom prst="rect">
+                          <a:avLst/>
+                        </a:prstGeom>
+                      </wps:spPr>
+                      <wps:style>
+                        <a:lnRef idx="2">
+                          <a:schemeClr val="dk1">
+                            <a:shade val="15000"/>
+                          </a:schemeClr>
+                        </a:lnRef>
+                        <a:fillRef idx="1">
+                          <a:schemeClr val="dk1"/>
+                        </a:fillRef>
+                        <a:effectRef idx="0">
+                          <a:schemeClr val="dk1"/>
+                        </a:effectRef>
+                        <a:fontRef idx="minor">
+                          <a:schemeClr val="lt1"/>
+                        </a:fontRef>
+                      </wps:style>
+                      <wps:bodyPr rot="0" spcFirstLastPara="0" vertOverflow="overflow" horzOverflow="overflow" vert="horz" wrap="square" lIns="91440" tIns="45720" rIns="91440" bIns="45720" numCol="1" spcCol="0" rtlCol="0" fromWordArt="0" anchor="ctr" anchorCtr="0" forceAA="0" compatLnSpc="1">
+                        <a:prstTxWarp prst="textNoShape">
+                          <a:avLst/>
+                        </a:prstTxWarp>
+                        <a:noAutofit/>
+                      </wps:bodyPr>
+                    </wps:wsp>
+                  </a:graphicData>
+                </a:graphic>
+              </wp:anchor>
+            </w:drawing>
+          </mc:Choice>
+          <mc:Fallback>
+            <w:pict>
+              <v:rect w14:anchorId="5E0E5281" id="Rectangle 17" o:spid="_x0000_s1026" style="position:absolute;margin-left:78pt;margin-top:25.35pt;width:60.75pt;height:82.5pt;z-index:251682816;visibility:visible;mso-wrap-style:square;mso-wrap-distance-left:9pt;mso-wrap-distance-top:0;mso-wrap-distance-right:9pt;mso-wrap-distance-bottom:0;mso-position-horizontal:absolute;mso-position-horizontal-relative:text;mso-position-vertical:absolute;mso-position-vertical-relative:text;v-text-anchor:middle" o:gfxdata="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" fillcolor="black [3200]" strokecolor="black [480]" strokeweight="1pt"/>
+            </w:pict>
+          </mc:Fallback>
+        </mc:AlternateContent>
+      </w:r>
+      <w:r>
+        <w:rPr>
+          <w:b/>
+          <w:bCs/>
+          <w:noProof/>
+          <w:sz w:val="24"/>
+          <w:szCs w:val="24"/>
+        </w:rPr>
+        <mc:AlternateContent>
+          <mc:Choice Requires="wps">
+            <w:drawing>
+              <wp:anchor distT="0" distB="0" distL="114300" distR="114300" simplePos="0" relativeHeight="251684864" behindDoc="0" locked="0" layoutInCell="1" allowOverlap="1" wp14:anchorId="2D2F4757" wp14:editId="2399887C">
+                <wp:simplePos x="0" y="0"/>
+                <wp:positionH relativeFrom="column">
+                  <wp:posOffset>66675</wp:posOffset>
+                </wp:positionH>
+                <wp:positionV relativeFrom="paragraph">
+                  <wp:posOffset>321945</wp:posOffset>
                 </wp:positionV>
                 <wp:extent cx="771525" cy="1047750"/>
                 <wp:effectExtent l="0" t="0" r="28575" b="19050"/>
@@ -4767,7 +5477,7 @@
           </mc:Choice>
           <mc:Fallback>
             <w:pict>
-              <v:rect w14:anchorId="40196975" id="Rectangle 17" o:spid="_x0000_s1026" style="position:absolute;margin-left:15pt;margin-top:74.65pt;width:60.75pt;height:82.5pt;z-index:251684864;visibility:visible;mso-wrap-style:square;mso-wrap-distance-left:9pt;mso-wrap-distance-top:0;mso-wrap-distance-right:9pt;mso-wrap-distance-bottom:0;mso-position-horizontal:absolute;mso-position-horizontal-relative:text;mso-position-vertical:absolute;mso-position-vertical-relative:text;v-text-anchor:middle" o:gfxdata="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" fillcolor="black [3200]" strokecolor="black [480]" strokeweight="1pt"/>
+              <v:rect w14:anchorId="104B71CD" id="Rectangle 17" o:spid="_x0000_s1026" style="position:absolute;margin-left:5.25pt;margin-top:25.35pt;width:60.75pt;height:82.5pt;z-index:251684864;visibility:visible;mso-wrap-style:square;mso-wrap-distance-left:9pt;mso-wrap-distance-top:0;mso-wrap-distance-right:9pt;mso-wrap-distance-bottom:0;mso-position-horizontal:absolute;mso-position-horizontal-relative:text;mso-position-vertical:absolute;mso-position-vertical-relative:text;v-text-anchor:middle" o:gfxdata="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" fillcolor="black [3200]" strokecolor="black [480]" strokeweight="1pt"/>
             </w:pict>
           </mc:Fallback>
         </mc:AlternateContent>
@@ -4776,56 +5486,927 @@
         <w:rPr>
           <w:b/>
           <w:bCs/>
-          <w:noProof/>
           <w:sz w:val="24"/>
           <w:szCs w:val="24"/>
+          <w:lang w:bidi="ar-JO"/>
+        </w:rPr>
+        <w:br w:type="page"/>
+      </w:r>
+    </w:p>
+    <w:p>
+      <w:pPr>
+        <w:rPr>
+          <w:b/>
+          <w:bCs/>
+          <w:sz w:val="32"/>
+          <w:szCs w:val="32"/>
+          <w:lang w:bidi="ar-JO"/>
+        </w:rPr>
+      </w:pPr>
+      <w:r>
+        <w:rPr>
+          <w:b/>
+          <w:bCs/>
+          <w:sz w:val="32"/>
+          <w:szCs w:val="32"/>
+          <w:lang w:bidi="ar-JO"/>
+        </w:rPr>
+        <w:lastRenderedPageBreak/>
+        <w:t xml:space="preserve">Forms </w:t>
+      </w:r>
+    </w:p>
+    <w:p>
+      <w:pPr>
+        <w:rPr>
+          <w:b/>
+          <w:bCs/>
+          <w:sz w:val="28"/>
+          <w:szCs w:val="28"/>
+          <w:lang w:bidi="ar-JO"/>
+        </w:rPr>
+      </w:pPr>
+      <w:r>
+        <w:rPr>
+          <w:b/>
+          <w:bCs/>
+          <w:sz w:val="28"/>
+          <w:szCs w:val="28"/>
+          <w:lang w:bidi="ar-JO"/>
+        </w:rPr>
+        <w:t>#Input attributes &amp;States</w:t>
+      </w:r>
+    </w:p>
+    <w:p>
+      <w:pPr>
+        <w:rPr>
+          <w:sz w:val="28"/>
+          <w:szCs w:val="28"/>
+          <w:lang w:bidi="ar-JO"/>
+        </w:rPr>
+      </w:pPr>
+      <w:r>
+        <w:rPr>
+          <w:sz w:val="28"/>
+          <w:szCs w:val="28"/>
+          <w:lang w:bidi="ar-JO"/>
+        </w:rPr>
+        <w:t>1-</w:t>
+      </w:r>
+      <w:r>
+        <w:rPr>
+          <w:b/>
+          <w:bCs/>
+          <w:sz w:val="28"/>
+          <w:szCs w:val="28"/>
+          <w:lang w:bidi="ar-JO"/>
+        </w:rPr>
+        <w:t>placeholder</w:t>
+      </w:r>
+      <w:r>
+        <w:rPr>
+          <w:sz w:val="28"/>
+          <w:szCs w:val="28"/>
+          <w:lang w:bidi="ar-JO"/>
+        </w:rPr>
+        <w:t xml:space="preserve">=&gt;Hint </w:t>
+      </w:r>
+      <w:proofErr w:type="gramStart"/>
+      <w:r>
+        <w:rPr>
+          <w:sz w:val="28"/>
+          <w:szCs w:val="28"/>
+          <w:lang w:bidi="ar-JO"/>
+        </w:rPr>
+        <w:t>text(</w:t>
+      </w:r>
+      <w:proofErr w:type="gramEnd"/>
+      <w:r>
+        <w:rPr>
+          <w:sz w:val="28"/>
+          <w:szCs w:val="28"/>
+          <w:lang w:bidi="ar-JO"/>
+        </w:rPr>
+        <w:t>not label)</w:t>
+      </w:r>
+    </w:p>
+    <w:p>
+      <w:pPr>
+        <w:rPr>
+          <w:sz w:val="28"/>
+          <w:szCs w:val="28"/>
+          <w:lang w:bidi="ar-JO"/>
+        </w:rPr>
+      </w:pPr>
+      <w:r>
+        <w:rPr>
+          <w:sz w:val="28"/>
+          <w:szCs w:val="28"/>
+          <w:lang w:bidi="ar-JO"/>
+        </w:rPr>
+        <w:t>2-</w:t>
+      </w:r>
+      <w:r>
+        <w:rPr>
+          <w:b/>
+          <w:bCs/>
+          <w:sz w:val="28"/>
+          <w:szCs w:val="28"/>
+          <w:lang w:bidi="ar-JO"/>
+        </w:rPr>
+        <w:t>disabled</w:t>
+      </w:r>
+      <w:r>
+        <w:rPr>
+          <w:sz w:val="28"/>
+          <w:szCs w:val="28"/>
+          <w:lang w:bidi="ar-JO"/>
+        </w:rPr>
+        <w:t xml:space="preserve"> =&gt;can’t </w:t>
+      </w:r>
+      <w:proofErr w:type="gramStart"/>
+      <w:r>
+        <w:rPr>
+          <w:sz w:val="28"/>
+          <w:szCs w:val="28"/>
+          <w:lang w:bidi="ar-JO"/>
+        </w:rPr>
+        <w:t>interact ,</w:t>
+      </w:r>
+      <w:proofErr w:type="gramEnd"/>
+      <w:r>
+        <w:rPr>
+          <w:sz w:val="28"/>
+          <w:szCs w:val="28"/>
+          <w:lang w:bidi="ar-JO"/>
+        </w:rPr>
+        <w:t xml:space="preserve"> not submitted</w:t>
+      </w:r>
+    </w:p>
+    <w:p>
+      <w:pPr>
+        <w:rPr>
+          <w:sz w:val="28"/>
+          <w:szCs w:val="28"/>
+          <w:lang w:bidi="ar-JO"/>
+        </w:rPr>
+      </w:pPr>
+      <w:r>
+        <w:rPr>
+          <w:sz w:val="28"/>
+          <w:szCs w:val="28"/>
+          <w:lang w:bidi="ar-JO"/>
+        </w:rPr>
+        <w:t>3-</w:t>
+      </w:r>
+      <w:r>
+        <w:rPr>
+          <w:b/>
+          <w:bCs/>
+          <w:sz w:val="28"/>
+          <w:szCs w:val="28"/>
+          <w:lang w:bidi="ar-JO"/>
+        </w:rPr>
+        <w:t>readonly</w:t>
+      </w:r>
+      <w:r>
+        <w:rPr>
+          <w:sz w:val="28"/>
+          <w:szCs w:val="28"/>
+          <w:lang w:bidi="ar-JO"/>
+        </w:rPr>
+        <w:t xml:space="preserve"> =&gt; can’t </w:t>
+      </w:r>
+      <w:proofErr w:type="gramStart"/>
+      <w:r>
+        <w:rPr>
+          <w:sz w:val="28"/>
+          <w:szCs w:val="28"/>
+          <w:lang w:bidi="ar-JO"/>
+        </w:rPr>
+        <w:t>edit ,</w:t>
+      </w:r>
+      <w:proofErr w:type="gramEnd"/>
+      <w:r>
+        <w:rPr>
+          <w:sz w:val="28"/>
+          <w:szCs w:val="28"/>
+          <w:lang w:bidi="ar-JO"/>
+        </w:rPr>
+        <w:t xml:space="preserve"> is submitted</w:t>
+      </w:r>
+    </w:p>
+    <w:p>
+      <w:pPr>
+        <w:rPr>
+          <w:b/>
+          <w:bCs/>
+          <w:sz w:val="28"/>
+          <w:szCs w:val="28"/>
+          <w:lang w:bidi="ar-JO"/>
+        </w:rPr>
+      </w:pPr>
+      <w:r>
+        <w:rPr>
+          <w:b/>
+          <w:bCs/>
+          <w:sz w:val="28"/>
+          <w:szCs w:val="28"/>
+          <w:lang w:bidi="ar-JO"/>
+        </w:rPr>
+        <w:t>4-</w:t>
+      </w:r>
+      <w:r>
+        <w:rPr>
+          <w:b/>
+          <w:bCs/>
+          <w:sz w:val="28"/>
+          <w:szCs w:val="28"/>
+          <w:lang w:bidi="ar-JO"/>
+        </w:rPr>
+        <w:t>autofocus</w:t>
+      </w:r>
+      <w:r>
+        <w:rPr>
+          <w:sz w:val="28"/>
+          <w:szCs w:val="28"/>
+          <w:lang w:bidi="ar-JO"/>
+        </w:rPr>
+        <w:t xml:space="preserve"> =&gt;Focus on pa</w:t>
+      </w:r>
+      <w:r>
+        <w:rPr>
+          <w:rFonts w:hint="cs"/>
+          <w:sz w:val="28"/>
+          <w:szCs w:val="28"/>
+          <w:rtl/>
+          <w:lang w:bidi="ar-JO"/>
+        </w:rPr>
+        <w:t>0</w:t>
+      </w:r>
+      <w:proofErr w:type="spellStart"/>
+      <w:r>
+        <w:rPr>
+          <w:sz w:val="28"/>
+          <w:szCs w:val="28"/>
+          <w:lang w:bidi="ar-JO"/>
+        </w:rPr>
+        <w:t>ge</w:t>
+      </w:r>
+      <w:proofErr w:type="spellEnd"/>
+      <w:r>
+        <w:rPr>
+          <w:sz w:val="28"/>
+          <w:szCs w:val="28"/>
+          <w:lang w:bidi="ar-JO"/>
+        </w:rPr>
+        <w:t xml:space="preserve"> load</w:t>
+      </w:r>
+      <w:r>
+        <w:rPr>
+          <w:b/>
+          <w:bCs/>
+          <w:sz w:val="28"/>
+          <w:szCs w:val="28"/>
+          <w:lang w:bidi="ar-JO"/>
+        </w:rPr>
+        <w:t xml:space="preserve"> </w:t>
+      </w:r>
+    </w:p>
+    <w:p>
+      <w:pPr>
+        <w:rPr>
+          <w:sz w:val="28"/>
+          <w:szCs w:val="28"/>
+          <w:lang w:bidi="ar-JO"/>
+        </w:rPr>
+      </w:pPr>
+      <w:r>
+        <w:rPr>
+          <w:b/>
+          <w:bCs/>
+          <w:sz w:val="28"/>
+          <w:szCs w:val="28"/>
+          <w:lang w:bidi="ar-JO"/>
+        </w:rPr>
+        <w:t xml:space="preserve">5- autocomplete </w:t>
+      </w:r>
+      <w:r>
+        <w:rPr>
+          <w:sz w:val="28"/>
+          <w:szCs w:val="28"/>
+          <w:lang w:bidi="ar-JO"/>
+        </w:rPr>
+        <w:t>=&gt;browser autofill hints</w:t>
+      </w:r>
+    </w:p>
+    <w:p>
+      <w:pPr>
+        <w:rPr>
+          <w:sz w:val="28"/>
+          <w:szCs w:val="28"/>
+          <w:lang w:bidi="ar-JO"/>
+        </w:rPr>
+      </w:pPr>
+      <w:r>
+        <w:rPr>
+          <w:sz w:val="28"/>
+          <w:szCs w:val="28"/>
+          <w:lang w:bidi="ar-JO"/>
+        </w:rPr>
+        <w:t>6-</w:t>
+      </w:r>
+      <w:r>
+        <w:rPr>
+          <w:b/>
+          <w:bCs/>
+          <w:sz w:val="28"/>
+          <w:szCs w:val="28"/>
+          <w:lang w:bidi="ar-JO"/>
+        </w:rPr>
+        <w:t>checked/selected</w:t>
+      </w:r>
+      <w:r>
+        <w:rPr>
+          <w:sz w:val="28"/>
+          <w:szCs w:val="28"/>
+          <w:lang w:bidi="ar-JO"/>
+        </w:rPr>
+        <w:t xml:space="preserve"> =&gt; with checkbox </w:t>
+      </w:r>
+    </w:p>
+    <w:p>
+      <w:pPr>
+        <w:rPr>
+          <w:sz w:val="28"/>
+          <w:szCs w:val="28"/>
+          <w:lang w:bidi="ar-JO"/>
+        </w:rPr>
+      </w:pPr>
+      <w:r>
+        <w:rPr>
+          <w:sz w:val="28"/>
+          <w:szCs w:val="28"/>
+          <w:lang w:bidi="ar-JO"/>
+        </w:rPr>
+        <w:t>7-</w:t>
+      </w:r>
+      <w:proofErr w:type="gramStart"/>
+      <w:r>
+        <w:rPr>
+          <w:sz w:val="28"/>
+          <w:szCs w:val="28"/>
+          <w:lang w:bidi="ar-JO"/>
+        </w:rPr>
+        <w:t>pattern  ex</w:t>
+      </w:r>
+      <w:proofErr w:type="gramEnd"/>
+      <w:r>
+        <w:rPr>
+          <w:sz w:val="28"/>
+          <w:szCs w:val="28"/>
+          <w:lang w:bidi="ar-JO"/>
+        </w:rPr>
+        <w:t xml:space="preserve">(pattern </w:t>
+      </w:r>
+      <w:proofErr w:type="gramStart"/>
+      <w:r>
+        <w:rPr>
+          <w:sz w:val="28"/>
+          <w:szCs w:val="28"/>
+          <w:lang w:bidi="ar-JO"/>
+        </w:rPr>
+        <w:t>=[</w:t>
+      </w:r>
+      <w:proofErr w:type="gramEnd"/>
+      <w:r>
+        <w:rPr>
+          <w:sz w:val="28"/>
+          <w:szCs w:val="28"/>
+          <w:lang w:bidi="ar-JO"/>
+        </w:rPr>
+        <w:t>0-9]{3}</w:t>
+      </w:r>
+      <w:proofErr w:type="gramStart"/>
+      <w:r>
+        <w:rPr>
+          <w:sz w:val="28"/>
+          <w:szCs w:val="28"/>
+          <w:lang w:bidi="ar-JO"/>
+        </w:rPr>
+        <w:t>-[</w:t>
+      </w:r>
+      <w:proofErr w:type="gramEnd"/>
+      <w:r>
+        <w:rPr>
+          <w:sz w:val="28"/>
+          <w:szCs w:val="28"/>
+          <w:lang w:bidi="ar-JO"/>
+        </w:rPr>
+        <w:t>0-9]{4}</w:t>
+      </w:r>
+    </w:p>
+    <w:p>
+      <w:pPr>
+        <w:rPr>
+          <w:b/>
+          <w:bCs/>
+          <w:sz w:val="28"/>
+          <w:szCs w:val="28"/>
+          <w:lang w:bidi="ar-JO"/>
+        </w:rPr>
+      </w:pPr>
+      <w:r>
+        <w:rPr>
+          <w:rFonts w:hint="cs"/>
+          <w:b/>
+          <w:bCs/>
+          <w:sz w:val="28"/>
+          <w:szCs w:val="28"/>
+          <w:rtl/>
+          <w:lang w:bidi="ar-JO"/>
+        </w:rPr>
+        <w:t>___________________________________________________</w:t>
+      </w:r>
+    </w:p>
+    <w:p>
+      <w:pPr>
+        <w:rPr>
+          <w:b/>
+          <w:bCs/>
+          <w:sz w:val="28"/>
+          <w:szCs w:val="28"/>
+          <w:lang w:bidi="ar-JO"/>
+        </w:rPr>
+      </w:pPr>
+      <w:r>
+        <w:rPr>
+          <w:b/>
+          <w:bCs/>
+          <w:sz w:val="28"/>
+          <w:szCs w:val="28"/>
+          <w:lang w:bidi="ar-JO"/>
+        </w:rPr>
+        <w:t xml:space="preserve">CSS Normalization </w:t>
+      </w:r>
+      <w:proofErr w:type="spellStart"/>
+      <w:r>
+        <w:rPr>
+          <w:b/>
+          <w:bCs/>
+          <w:sz w:val="28"/>
+          <w:szCs w:val="28"/>
+          <w:lang w:bidi="ar-JO"/>
+        </w:rPr>
+        <w:t>approches</w:t>
+      </w:r>
+      <w:proofErr w:type="spellEnd"/>
+      <w:r>
+        <w:rPr>
+          <w:b/>
+          <w:bCs/>
+          <w:sz w:val="28"/>
+          <w:szCs w:val="28"/>
+          <w:lang w:bidi="ar-JO"/>
+        </w:rPr>
+        <w:t>:</w:t>
+      </w:r>
+    </w:p>
+    <w:p>
+      <w:pPr>
+        <w:rPr>
+          <w:b/>
+          <w:bCs/>
+          <w:sz w:val="28"/>
+          <w:szCs w:val="28"/>
+          <w:lang w:bidi="ar-JO"/>
+        </w:rPr>
+      </w:pPr>
+      <w:r>
+        <w:rPr>
+          <w:b/>
+          <w:bCs/>
+          <w:sz w:val="28"/>
+          <w:szCs w:val="28"/>
+          <w:lang w:bidi="ar-JO"/>
+        </w:rPr>
+        <w:t>1-use wild card (*) =&gt; give margin:</w:t>
+      </w:r>
+      <w:proofErr w:type="gramStart"/>
+      <w:r>
+        <w:rPr>
+          <w:b/>
+          <w:bCs/>
+          <w:sz w:val="28"/>
+          <w:szCs w:val="28"/>
+          <w:lang w:bidi="ar-JO"/>
+        </w:rPr>
+        <w:t>0;padding</w:t>
+      </w:r>
+      <w:proofErr w:type="gramEnd"/>
+      <w:r>
+        <w:rPr>
+          <w:b/>
+          <w:bCs/>
+          <w:sz w:val="28"/>
+          <w:szCs w:val="28"/>
+          <w:lang w:bidi="ar-JO"/>
+        </w:rPr>
+        <w:t>:</w:t>
+      </w:r>
+      <w:proofErr w:type="gramStart"/>
+      <w:r>
+        <w:rPr>
+          <w:b/>
+          <w:bCs/>
+          <w:sz w:val="28"/>
+          <w:szCs w:val="28"/>
+          <w:lang w:bidi="ar-JO"/>
+        </w:rPr>
+        <w:t>0;box</w:t>
+      </w:r>
+      <w:proofErr w:type="gramEnd"/>
+      <w:r>
+        <w:rPr>
+          <w:b/>
+          <w:bCs/>
+          <w:sz w:val="28"/>
+          <w:szCs w:val="28"/>
+          <w:lang w:bidi="ar-JO"/>
+        </w:rPr>
+        <w:t>-</w:t>
+      </w:r>
+      <w:proofErr w:type="gramStart"/>
+      <w:r>
+        <w:rPr>
+          <w:b/>
+          <w:bCs/>
+          <w:sz w:val="28"/>
+          <w:szCs w:val="28"/>
+          <w:lang w:bidi="ar-JO"/>
+        </w:rPr>
+        <w:t>sizing:border</w:t>
+      </w:r>
+      <w:proofErr w:type="gramEnd"/>
+      <w:r>
+        <w:rPr>
+          <w:b/>
+          <w:bCs/>
+          <w:sz w:val="28"/>
+          <w:szCs w:val="28"/>
+          <w:lang w:bidi="ar-JO"/>
+        </w:rPr>
+        <w:t>-box;</w:t>
+      </w:r>
+    </w:p>
+    <w:p>
+      <w:pPr>
+        <w:rPr>
+          <w:b/>
+          <w:bCs/>
+          <w:sz w:val="28"/>
+          <w:szCs w:val="28"/>
+          <w:rtl/>
+          <w:lang w:bidi="ar-JO"/>
+        </w:rPr>
+      </w:pPr>
+      <w:r>
+        <w:rPr>
+          <w:b/>
+          <w:bCs/>
+          <w:sz w:val="28"/>
+          <w:szCs w:val="28"/>
+          <w:lang w:bidi="ar-JO"/>
+        </w:rPr>
+        <w:t>2-</w:t>
+      </w:r>
+      <w:r>
+        <w:t xml:space="preserve"> </w:t>
+      </w:r>
+      <w:r>
+        <w:rPr>
+          <w:b/>
+          <w:bCs/>
+          <w:sz w:val="28"/>
+          <w:szCs w:val="28"/>
+          <w:lang w:bidi="ar-JO"/>
+        </w:rPr>
+        <w:t>Element-Specific Reset</w:t>
+      </w:r>
+      <w:r>
+        <w:rPr>
+          <w:b/>
+          <w:bCs/>
+          <w:sz w:val="28"/>
+          <w:szCs w:val="28"/>
+          <w:lang w:bidi="ar-JO"/>
+        </w:rPr>
+        <w:t xml:space="preserve"> (</w:t>
+      </w:r>
+      <w:r>
+        <w:rPr>
+          <w:rFonts w:hint="cs"/>
+          <w:b/>
+          <w:bCs/>
+          <w:sz w:val="28"/>
+          <w:szCs w:val="28"/>
+          <w:rtl/>
+          <w:lang w:bidi="ar-JO"/>
+        </w:rPr>
+        <w:t>الافضل</w:t>
+      </w:r>
+    </w:p>
+    <w:p>
+      <w:pPr>
+        <w:rPr>
+          <w:b/>
+          <w:bCs/>
+          <w:sz w:val="28"/>
+          <w:szCs w:val="28"/>
+          <w:lang w:bidi="ar-JO"/>
+        </w:rPr>
+      </w:pPr>
+    </w:p>
+    <w:p>
+      <w:pPr>
+        <w:rPr>
+          <w:b/>
+          <w:bCs/>
+          <w:sz w:val="28"/>
+          <w:szCs w:val="28"/>
+          <w:lang w:bidi="ar-JO"/>
+        </w:rPr>
+      </w:pPr>
+      <w:r>
+        <w:rPr>
+          <w:b/>
+          <w:bCs/>
+          <w:sz w:val="28"/>
+          <w:szCs w:val="28"/>
+          <w:lang w:bidi="ar-JO"/>
+        </w:rPr>
+        <w:t>*Normalize.css library</w:t>
+      </w:r>
+    </w:p>
+    <w:p>
+      <w:pPr>
+        <w:rPr>
+          <w:b/>
+          <w:bCs/>
+          <w:sz w:val="28"/>
+          <w:szCs w:val="28"/>
+          <w:lang w:bidi="ar-JO"/>
+        </w:rPr>
+      </w:pPr>
+      <w:r>
+        <w:rPr>
+          <w:rFonts w:hint="cs"/>
+          <w:b/>
+          <w:bCs/>
+          <w:sz w:val="28"/>
+          <w:szCs w:val="28"/>
+          <w:rtl/>
+          <w:lang w:bidi="ar-JO"/>
+        </w:rPr>
+        <w:t>لاننا بنستخدمها باشي واحد وهو ال ريسيت عشان هيك سميناها لايبراري</w:t>
+      </w:r>
+    </w:p>
+    <w:p>
+      <w:pPr>
+        <w:rPr>
+          <w:b/>
+          <w:bCs/>
+          <w:sz w:val="28"/>
+          <w:szCs w:val="28"/>
+          <w:lang w:bidi="ar-JO"/>
+        </w:rPr>
+      </w:pPr>
+    </w:p>
+    <w:p>
+      <w:pPr>
+        <w:pBdr>
+          <w:bottom w:val="single" w:sz="12" w:space="1" w:color="auto"/>
+        </w:pBdr>
+        <w:rPr>
+          <w:b/>
+          <w:bCs/>
+          <w:sz w:val="28"/>
+          <w:szCs w:val="28"/>
+          <w:lang w:bidi="ar-JO"/>
+        </w:rPr>
+      </w:pPr>
+      <w:r>
+        <w:rPr>
+          <w:b/>
+          <w:bCs/>
+          <w:noProof/>
+          <w:sz w:val="28"/>
+          <w:szCs w:val="28"/>
+          <w:lang w:bidi="ar-JO"/>
         </w:rPr>
         <mc:AlternateContent>
           <mc:Choice Requires="wps">
             <w:drawing>
-              <wp:anchor distT="0" distB="0" distL="114300" distR="114300" simplePos="0" relativeHeight="251680768" behindDoc="0" locked="0" layoutInCell="1" allowOverlap="1" wp14:anchorId="5621C414" wp14:editId="5754BAC4">
+              <wp:anchor distT="0" distB="0" distL="114300" distR="114300" simplePos="0" relativeHeight="251685888" behindDoc="0" locked="0" layoutInCell="1" allowOverlap="1" wp14:anchorId="07DA5A56" wp14:editId="03B3EA8D">
                 <wp:simplePos x="0" y="0"/>
                 <wp:positionH relativeFrom="column">
-                  <wp:posOffset>2257425</wp:posOffset>
+                  <wp:posOffset>-76200</wp:posOffset>
                 </wp:positionH>
                 <wp:positionV relativeFrom="paragraph">
-                  <wp:posOffset>948055</wp:posOffset>
+                  <wp:posOffset>495300</wp:posOffset>
                 </wp:positionV>
-                <wp:extent cx="771525" cy="1047750"/>
-                <wp:effectExtent l="0" t="0" r="28575" b="19050"/>
+                <wp:extent cx="5400675" cy="2466975"/>
+                <wp:effectExtent l="0" t="0" r="28575" b="28575"/>
                 <wp:wrapNone/>
-                <wp:docPr id="1717720017" name="Rectangle 17"/>
+                <wp:docPr id="119685740" name="Text Box 21"/>
                 <wp:cNvGraphicFramePr/>
                 <a:graphic xmlns:a="http://schemas.openxmlformats.org/drawingml/2006/main">
                   <a:graphicData uri="http://schemas.microsoft.com/office/word/2010/wordprocessingShape">
                     <wps:wsp>
-                      <wps:cNvSpPr/>
+                      <wps:cNvSpPr txBox="1"/>
                       <wps:spPr>
                         <a:xfrm>
                           <a:off x="0" y="0"/>
-                          <a:ext cx="771525" cy="1047750"/>
+                          <a:ext cx="5400675" cy="2466975"/>
                         </a:xfrm>
                         <a:prstGeom prst="rect">
                           <a:avLst/>
                         </a:prstGeom>
+                        <a:solidFill>
+                          <a:schemeClr val="lt1"/>
+                        </a:solidFill>
+                        <a:ln w="6350">
+                          <a:solidFill>
+                            <a:prstClr val="black"/>
+                          </a:solidFill>
+                        </a:ln>
                       </wps:spPr>
-                      <wps:style>
-                        <a:lnRef idx="2">
-                          <a:schemeClr val="dk1">
-                            <a:shade val="15000"/>
-                          </a:schemeClr>
-                        </a:lnRef>
-                        <a:fillRef idx="1">
-                          <a:schemeClr val="dk1"/>
-                        </a:fillRef>
-                        <a:effectRef idx="0">
-                          <a:schemeClr val="dk1"/>
-                        </a:effectRef>
-                        <a:fontRef idx="minor">
-                          <a:schemeClr val="lt1"/>
-                        </a:fontRef>
-                      </wps:style>
-                      <wps:bodyPr rot="0" spcFirstLastPara="0" vertOverflow="overflow" horzOverflow="overflow" vert="horz" wrap="square" lIns="91440" tIns="45720" rIns="91440" bIns="45720" numCol="1" spcCol="0" rtlCol="0" fromWordArt="0" anchor="ctr" anchorCtr="0" forceAA="0" compatLnSpc="1">
+                      <wps:txbx>
+                        <w:txbxContent>
+                          <w:p>
+                            <w:pPr>
+                              <w:rPr>
+                                <w:b/>
+                                <w:bCs/>
+                                <w:sz w:val="28"/>
+                                <w:szCs w:val="28"/>
+                                <w:lang w:bidi="ar-JO"/>
+                              </w:rPr>
+                            </w:pPr>
+                            <w:r>
+                              <w:rPr>
+                                <w:b/>
+                                <w:bCs/>
+                                <w:sz w:val="28"/>
+                                <w:szCs w:val="28"/>
+                                <w:lang w:bidi="ar-JO"/>
+                              </w:rPr>
+                              <w:t xml:space="preserve">Note: &lt;a&gt; doesn’t follow </w:t>
+                            </w:r>
+                            <w:proofErr w:type="spellStart"/>
+                            <w:proofErr w:type="gramStart"/>
+                            <w:r>
+                              <w:rPr>
+                                <w:b/>
+                                <w:bCs/>
+                                <w:sz w:val="28"/>
+                                <w:szCs w:val="28"/>
+                                <w:lang w:bidi="ar-JO"/>
+                              </w:rPr>
+                              <w:t>it’s</w:t>
+                            </w:r>
+                            <w:proofErr w:type="spellEnd"/>
+                            <w:proofErr w:type="gramEnd"/>
+                            <w:r>
+                              <w:rPr>
+                                <w:b/>
+                                <w:bCs/>
+                                <w:sz w:val="28"/>
+                                <w:szCs w:val="28"/>
+                                <w:lang w:bidi="ar-JO"/>
+                              </w:rPr>
+                              <w:t xml:space="preserve"> </w:t>
+                            </w:r>
+                            <w:proofErr w:type="gramStart"/>
+                            <w:r>
+                              <w:rPr>
+                                <w:b/>
+                                <w:bCs/>
+                                <w:sz w:val="28"/>
+                                <w:szCs w:val="28"/>
+                                <w:lang w:bidi="ar-JO"/>
+                              </w:rPr>
+                              <w:t>parent  in</w:t>
+                            </w:r>
+                            <w:proofErr w:type="gramEnd"/>
+                            <w:r>
+                              <w:rPr>
+                                <w:b/>
+                                <w:bCs/>
+                                <w:sz w:val="28"/>
+                                <w:szCs w:val="28"/>
+                                <w:lang w:bidi="ar-JO"/>
+                              </w:rPr>
+                              <w:t xml:space="preserve"> </w:t>
+                            </w:r>
+                            <w:proofErr w:type="gramStart"/>
+                            <w:r>
+                              <w:rPr>
+                                <w:b/>
+                                <w:bCs/>
+                                <w:sz w:val="28"/>
+                                <w:szCs w:val="28"/>
+                                <w:lang w:bidi="ar-JO"/>
+                              </w:rPr>
+                              <w:t>color :</w:t>
+                            </w:r>
+                            <w:proofErr w:type="gramEnd"/>
+                          </w:p>
+                          <w:p>
+                            <w:pPr>
+                              <w:pStyle w:val="code"/>
+                              <w:rPr>
+                                <w:highlight w:val="darkGray"/>
+                                <w:lang w:bidi="ar-JO"/>
+                              </w:rPr>
+                            </w:pPr>
+                            <w:proofErr w:type="gramStart"/>
+                            <w:r>
+                              <w:rPr>
+                                <w:highlight w:val="darkGray"/>
+                                <w:lang w:bidi="ar-JO"/>
+                              </w:rPr>
+                              <w:t>.navbar .logo</w:t>
+                            </w:r>
+                            <w:proofErr w:type="gramEnd"/>
+                            <w:r>
+                              <w:rPr>
+                                <w:highlight w:val="darkGray"/>
+                                <w:lang w:bidi="ar-JO"/>
+                              </w:rPr>
+                              <w:t xml:space="preserve"> h1 a {</w:t>
+                            </w:r>
+                            <w:r>
+                              <w:rPr>
+                                <w:highlight w:val="darkGray"/>
+                                <w:lang w:bidi="ar-JO"/>
+                              </w:rPr>
+                              <w:t xml:space="preserve"> </w:t>
+                            </w:r>
+                          </w:p>
+                          <w:p>
+                            <w:pPr>
+                              <w:pStyle w:val="code"/>
+                              <w:rPr>
+                                <w:highlight w:val="darkGray"/>
+                                <w:lang w:bidi="ar-JO"/>
+                              </w:rPr>
+                            </w:pPr>
+                            <w:r>
+                              <w:rPr>
+                                <w:highlight w:val="darkGray"/>
+                                <w:lang w:bidi="ar-JO"/>
+                              </w:rPr>
+                              <w:t>            color: brown;</w:t>
+                            </w:r>
+                            <w:r>
+                              <w:rPr>
+                                <w:highlight w:val="darkGray"/>
+                                <w:lang w:bidi="ar-JO"/>
+                              </w:rPr>
+                              <w:t xml:space="preserve"> </w:t>
+                            </w:r>
+                          </w:p>
+                          <w:p>
+                            <w:pPr>
+                              <w:pStyle w:val="code"/>
+                              <w:rPr>
+                                <w:lang w:bidi="ar-JO"/>
+                              </w:rPr>
+                            </w:pPr>
+                            <w:r>
+                              <w:rPr>
+                                <w:highlight w:val="darkGray"/>
+                                <w:lang w:bidi="ar-JO"/>
+                              </w:rPr>
+                              <w:t>        }</w:t>
+                            </w:r>
+                          </w:p>
+                          <w:p>
+                            <w:pPr>
+                              <w:rPr>
+                                <w:rFonts w:hint="cs"/>
+                                <w:b/>
+                                <w:bCs/>
+                                <w:sz w:val="28"/>
+                                <w:szCs w:val="28"/>
+                                <w:lang w:bidi="ar-JO"/>
+                              </w:rPr>
+                            </w:pPr>
+                          </w:p>
+                          <w:p/>
+                        </w:txbxContent>
+                      </wps:txbx>
+                      <wps:bodyPr rot="0" spcFirstLastPara="0" vertOverflow="overflow" horzOverflow="overflow" vert="horz" wrap="square" lIns="91440" tIns="45720" rIns="91440" bIns="45720" numCol="1" spcCol="0" rtlCol="0" fromWordArt="0" anchor="t" anchorCtr="0" forceAA="0" compatLnSpc="1">
                         <a:prstTxWarp prst="textNoShape">
                           <a:avLst/>
                         </a:prstTxWarp>
@@ -4839,79 +6420,178 @@
           </mc:Choice>
           <mc:Fallback>
             <w:pict>
-              <v:rect w14:anchorId="5D87A0F4" id="Rectangle 17" o:spid="_x0000_s1026" style="position:absolute;margin-left:177.75pt;margin-top:74.65pt;width:60.75pt;height:82.5pt;z-index:251680768;visibility:visible;mso-wrap-style:square;mso-wrap-distance-left:9pt;mso-wrap-distance-top:0;mso-wrap-distance-right:9pt;mso-wrap-distance-bottom:0;mso-position-horizontal:absolute;mso-position-horizontal-relative:text;mso-position-vertical:absolute;mso-position-vertical-relative:text;v-text-anchor:middle" o:gfxdata="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" fillcolor="black [3200]" strokecolor="black [480]" strokeweight="1pt"/>
-            </w:pict>
-          </mc:Fallback>
-        </mc:AlternateContent>
-      </w:r>
-      <w:r>
-        <w:rPr>
-          <w:b/>
-          <w:bCs/>
-          <w:noProof/>
-          <w:sz w:val="24"/>
-          <w:szCs w:val="24"/>
-        </w:rPr>
-        <mc:AlternateContent>
-          <mc:Choice Requires="wps">
-            <w:drawing>
-              <wp:anchor distT="0" distB="0" distL="114300" distR="114300" simplePos="0" relativeHeight="251682816" behindDoc="0" locked="0" layoutInCell="1" allowOverlap="1" wp14:anchorId="1AC1AB5B" wp14:editId="43A0E375">
-                <wp:simplePos x="0" y="0"/>
-                <wp:positionH relativeFrom="column">
-                  <wp:posOffset>1209675</wp:posOffset>
-                </wp:positionH>
-                <wp:positionV relativeFrom="paragraph">
-                  <wp:posOffset>948055</wp:posOffset>
-                </wp:positionV>
-                <wp:extent cx="771525" cy="1047750"/>
-                <wp:effectExtent l="0" t="0" r="28575" b="19050"/>
-                <wp:wrapNone/>
-                <wp:docPr id="813610905" name="Rectangle 17"/>
-                <wp:cNvGraphicFramePr/>
-                <a:graphic xmlns:a="http://schemas.openxmlformats.org/drawingml/2006/main">
-                  <a:graphicData uri="http://schemas.microsoft.com/office/word/2010/wordprocessingShape">
-                    <wps:wsp>
-                      <wps:cNvSpPr/>
-                      <wps:spPr>
-                        <a:xfrm>
-                          <a:off x="0" y="0"/>
-                          <a:ext cx="771525" cy="1047750"/>
-                        </a:xfrm>
-                        <a:prstGeom prst="rect">
-                          <a:avLst/>
-                        </a:prstGeom>
-                      </wps:spPr>
-                      <wps:style>
-                        <a:lnRef idx="2">
-                          <a:schemeClr val="dk1">
-                            <a:shade val="15000"/>
-                          </a:schemeClr>
-                        </a:lnRef>
-                        <a:fillRef idx="1">
-                          <a:schemeClr val="dk1"/>
-                        </a:fillRef>
-                        <a:effectRef idx="0">
-                          <a:schemeClr val="dk1"/>
-                        </a:effectRef>
-                        <a:fontRef idx="minor">
-                          <a:schemeClr val="lt1"/>
-                        </a:fontRef>
-                      </wps:style>
-                      <wps:bodyPr rot="0" spcFirstLastPara="0" vertOverflow="overflow" horzOverflow="overflow" vert="horz" wrap="square" lIns="91440" tIns="45720" rIns="91440" bIns="45720" numCol="1" spcCol="0" rtlCol="0" fromWordArt="0" anchor="ctr" anchorCtr="0" forceAA="0" compatLnSpc="1">
-                        <a:prstTxWarp prst="textNoShape">
-                          <a:avLst/>
-                        </a:prstTxWarp>
-                        <a:noAutofit/>
-                      </wps:bodyPr>
-                    </wps:wsp>
-                  </a:graphicData>
-                </a:graphic>
-              </wp:anchor>
-            </w:drawing>
-          </mc:Choice>
-          <mc:Fallback>
-            <w:pict>
-              <v:rect w14:anchorId="7A5B1B62" id="Rectangle 17" o:spid="_x0000_s1026" style="position:absolute;margin-left:95.25pt;margin-top:74.65pt;width:60.75pt;height:82.5pt;z-index:251682816;visibility:visible;mso-wrap-style:square;mso-wrap-distance-left:9pt;mso-wrap-distance-top:0;mso-wrap-distance-right:9pt;mso-wrap-distance-bottom:0;mso-position-horizontal:absolute;mso-position-horizontal-relative:text;mso-position-vertical:absolute;mso-position-vertical-relative:text;v-text-anchor:middle" o:gfxdata="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" fillcolor="black [3200]" strokecolor="black [480]" strokeweight="1pt"/>
+              <v:shapetype w14:anchorId="07DA5A56" id="_x0000_t202" coordsize="21600,21600" o:spt="202" path="m,l,21600r21600,l21600,xe">
+                <v:stroke joinstyle="miter"/>
+                <v:path gradientshapeok="t" o:connecttype="rect"/>
+              </v:shapetype>
+              <v:shape id="Text Box 21" o:spid="_x0000_s1044" type="#_x0000_t202" style="position:absolute;margin-left:-6pt;margin-top:39pt;width:425.25pt;height:194.25pt;z-index:251685888;visibility:visible;mso-wrap-style:square;mso-wrap-distance-left:9pt;mso-wrap-distance-top:0;mso-wrap-distance-right:9pt;mso-wrap-distance-bottom:0;mso-position-horizontal:absolute;mso-position-horizontal-relative:text;mso-position-vertical:absolute;mso-position-vertical-relative:text;v-text-anchor:top" o:gfxdata="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" fillcolor="white [3201]" strokeweight=".5pt">
+                <v:textbox>
+                  <w:txbxContent>
+                    <w:p>
+                      <w:pPr>
+                        <w:rPr>
+                          <w:b/>
+                          <w:bCs/>
+                          <w:sz w:val="28"/>
+                          <w:szCs w:val="28"/>
+                          <w:lang w:bidi="ar-JO"/>
+                        </w:rPr>
+                      </w:pPr>
+                      <w:r>
+                        <w:rPr>
+                          <w:b/>
+                          <w:bCs/>
+                          <w:sz w:val="28"/>
+                          <w:szCs w:val="28"/>
+                          <w:lang w:bidi="ar-JO"/>
+                        </w:rPr>
+                        <w:t xml:space="preserve">Note: &lt;a&gt; doesn’t follow </w:t>
+                      </w:r>
+                      <w:proofErr w:type="spellStart"/>
+                      <w:proofErr w:type="gramStart"/>
+                      <w:r>
+                        <w:rPr>
+                          <w:b/>
+                          <w:bCs/>
+                          <w:sz w:val="28"/>
+                          <w:szCs w:val="28"/>
+                          <w:lang w:bidi="ar-JO"/>
+                        </w:rPr>
+                        <w:t>it’s</w:t>
+                      </w:r>
+                      <w:proofErr w:type="spellEnd"/>
+                      <w:proofErr w:type="gramEnd"/>
+                      <w:r>
+                        <w:rPr>
+                          <w:b/>
+                          <w:bCs/>
+                          <w:sz w:val="28"/>
+                          <w:szCs w:val="28"/>
+                          <w:lang w:bidi="ar-JO"/>
+                        </w:rPr>
+                        <w:t xml:space="preserve"> </w:t>
+                      </w:r>
+                      <w:proofErr w:type="gramStart"/>
+                      <w:r>
+                        <w:rPr>
+                          <w:b/>
+                          <w:bCs/>
+                          <w:sz w:val="28"/>
+                          <w:szCs w:val="28"/>
+                          <w:lang w:bidi="ar-JO"/>
+                        </w:rPr>
+                        <w:t>parent  in</w:t>
+                      </w:r>
+                      <w:proofErr w:type="gramEnd"/>
+                      <w:r>
+                        <w:rPr>
+                          <w:b/>
+                          <w:bCs/>
+                          <w:sz w:val="28"/>
+                          <w:szCs w:val="28"/>
+                          <w:lang w:bidi="ar-JO"/>
+                        </w:rPr>
+                        <w:t xml:space="preserve"> </w:t>
+                      </w:r>
+                      <w:proofErr w:type="gramStart"/>
+                      <w:r>
+                        <w:rPr>
+                          <w:b/>
+                          <w:bCs/>
+                          <w:sz w:val="28"/>
+                          <w:szCs w:val="28"/>
+                          <w:lang w:bidi="ar-JO"/>
+                        </w:rPr>
+                        <w:t>color :</w:t>
+                      </w:r>
+                      <w:proofErr w:type="gramEnd"/>
+                    </w:p>
+                    <w:p>
+                      <w:pPr>
+                        <w:pStyle w:val="code"/>
+                        <w:rPr>
+                          <w:highlight w:val="darkGray"/>
+                          <w:lang w:bidi="ar-JO"/>
+                        </w:rPr>
+                      </w:pPr>
+                      <w:proofErr w:type="gramStart"/>
+                      <w:r>
+                        <w:rPr>
+                          <w:highlight w:val="darkGray"/>
+                          <w:lang w:bidi="ar-JO"/>
+                        </w:rPr>
+                        <w:t>.navbar .logo</w:t>
+                      </w:r>
+                      <w:proofErr w:type="gramEnd"/>
+                      <w:r>
+                        <w:rPr>
+                          <w:highlight w:val="darkGray"/>
+                          <w:lang w:bidi="ar-JO"/>
+                        </w:rPr>
+                        <w:t xml:space="preserve"> h1 a {</w:t>
+                      </w:r>
+                      <w:r>
+                        <w:rPr>
+                          <w:highlight w:val="darkGray"/>
+                          <w:lang w:bidi="ar-JO"/>
+                        </w:rPr>
+                        <w:t xml:space="preserve"> </w:t>
+                      </w:r>
+                    </w:p>
+                    <w:p>
+                      <w:pPr>
+                        <w:pStyle w:val="code"/>
+                        <w:rPr>
+                          <w:highlight w:val="darkGray"/>
+                          <w:lang w:bidi="ar-JO"/>
+                        </w:rPr>
+                      </w:pPr>
+                      <w:r>
+                        <w:rPr>
+                          <w:highlight w:val="darkGray"/>
+                          <w:lang w:bidi="ar-JO"/>
+                        </w:rPr>
+                        <w:t>            color: brown;</w:t>
+                      </w:r>
+                      <w:r>
+                        <w:rPr>
+                          <w:highlight w:val="darkGray"/>
+                          <w:lang w:bidi="ar-JO"/>
+                        </w:rPr>
+                        <w:t xml:space="preserve"> </w:t>
+                      </w:r>
+                    </w:p>
+                    <w:p>
+                      <w:pPr>
+                        <w:pStyle w:val="code"/>
+                        <w:rPr>
+                          <w:lang w:bidi="ar-JO"/>
+                        </w:rPr>
+                      </w:pPr>
+                      <w:r>
+                        <w:rPr>
+                          <w:highlight w:val="darkGray"/>
+                          <w:lang w:bidi="ar-JO"/>
+                        </w:rPr>
+                        <w:t>        }</w:t>
+                      </w:r>
+                    </w:p>
+                    <w:p>
+                      <w:pPr>
+                        <w:rPr>
+                          <w:rFonts w:hint="cs"/>
+                          <w:b/>
+                          <w:bCs/>
+                          <w:sz w:val="28"/>
+                          <w:szCs w:val="28"/>
+                          <w:lang w:bidi="ar-JO"/>
+                        </w:rPr>
+                      </w:pPr>
+                    </w:p>
+                    <w:p/>
+                  </w:txbxContent>
+                </v:textbox>
+              </v:shape>
             </w:pict>
           </mc:Fallback>
         </mc:AlternateContent>
@@ -5749,6 +7429,50 @@
       <w:szCs w:val="24"/>
     </w:rPr>
   </w:style>
+  <w:style w:type="paragraph" w:styleId="Header">
+    <w:name w:val="header"/>
+    <w:basedOn w:val="Normal"/>
+    <w:link w:val="HeaderChar"/>
+    <w:uiPriority w:val="99"/>
+    <w:unhideWhenUsed/>
+    <w:rsid w:val="00222A69"/>
+    <w:pPr>
+      <w:tabs>
+        <w:tab w:val="center" w:pos="4680"/>
+        <w:tab w:val="right" w:pos="9360"/>
+      </w:tabs>
+      <w:spacing w:after="0" w:line="240" w:lineRule="auto"/>
+    </w:pPr>
+  </w:style>
+  <w:style w:type="character" w:customStyle="1" w:styleId="HeaderChar">
+    <w:name w:val="Header Char"/>
+    <w:basedOn w:val="DefaultParagraphFont"/>
+    <w:link w:val="Header"/>
+    <w:uiPriority w:val="99"/>
+    <w:rsid w:val="00222A69"/>
+  </w:style>
+  <w:style w:type="paragraph" w:styleId="Footer">
+    <w:name w:val="footer"/>
+    <w:basedOn w:val="Normal"/>
+    <w:link w:val="FooterChar"/>
+    <w:uiPriority w:val="99"/>
+    <w:unhideWhenUsed/>
+    <w:rsid w:val="00222A69"/>
+    <w:pPr>
+      <w:tabs>
+        <w:tab w:val="center" w:pos="4680"/>
+        <w:tab w:val="right" w:pos="9360"/>
+      </w:tabs>
+      <w:spacing w:after="0" w:line="240" w:lineRule="auto"/>
+    </w:pPr>
+  </w:style>
+  <w:style w:type="character" w:customStyle="1" w:styleId="FooterChar">
+    <w:name w:val="Footer Char"/>
+    <w:basedOn w:val="DefaultParagraphFont"/>
+    <w:link w:val="Footer"/>
+    <w:uiPriority w:val="99"/>
+    <w:rsid w:val="00222A69"/>
+  </w:style>
 </w:styles>
 </file>
 

--- a/Revision Material/🎞HTMl.docx
+++ b/Revision Material/🎞HTMl.docx
@@ -1,6 +1,6 @@
 
 <file path=word/document.xml><?xml version="1.0" encoding="utf-8"?>
-<w:document xmlns:wpc="http://schemas.microsoft.com/office/word/2010/wordprocessingCanvas" xmlns:cx="http://schemas.microsoft.com/office/drawing/2014/chartex" xmlns:cx1="http://schemas.microsoft.com/office/drawing/2015/9/8/chartex" xmlns:cx2="http://schemas.microsoft.com/office/drawing/2015/10/21/chartex" xmlns:cx3="http://schemas.microsoft.com/office/drawing/2016/5/9/chartex" xmlns:cx4="http://schemas.microsoft.com/office/drawing/2016/5/10/chartex" xmlns:cx5="http://schemas.microsoft.com/office/drawing/2016/5/11/chartex" xmlns:cx6="http://schemas.microsoft.com/office/drawing/2016/5/12/chartex" xmlns:cx7="http://schemas.microsoft.com/office/drawing/2016/5/13/chartex" xmlns:cx8="http://schemas.microsoft.com/office/drawing/2016/5/14/chartex" xmlns:mc="http://schemas.openxmlformats.org/markup-compatibility/2006" xmlns:aink="http://schemas.microsoft.com/office/drawing/2016/ink" xmlns:am3d="http://schemas.microsoft.com/office/drawing/2017/model3d" xmlns:o="urn:schemas-microsoft-com:office:office" xmlns:oel="http://schemas.microsoft.com/office/2019/extlst" xmlns:r="http://schemas.openxmlformats.org/officeDocument/2006/relationships" xmlns:m="http://schemas.openxmlformats.org/officeDocument/2006/math" xmlns:v="urn:schemas-microsoft-com:vml" xmlns:wp14="http://schemas.microsoft.com/office/word/2010/wordprocessingDrawing" xmlns:wp="http://schemas.openxmlformats.org/drawingml/2006/wordprocessingDrawing" xmlns:w10="urn:schemas-microsoft-com:office:word" xmlns:w="http://schemas.openxmlformats.org/wordprocessingml/2006/main" xmlns:w14="http://schemas.microsoft.com/office/word/2010/wordml" xmlns:w15="http://schemas.microsoft.com/office/word/2012/wordml" xmlns:w16cex="http://schemas.microsoft.com/office/word/2018/wordml/cex" xmlns:w16cid="http://schemas.microsoft.com/office/word/2016/wordml/cid" xmlns:w16="http://schemas.microsoft.com/office/word/2018/wordml" xmlns:w16du="http://schemas.microsoft.com/office/word/2023/wordml/word16du" xmlns:w16sdtdh="http://schemas.microsoft.com/office/word/2020/wordml/sdtdatahash" xmlns:w16sdtfl="http://schemas.microsoft.com/office/word/2024/wordml/sdtformatlock" xmlns:w16se="http://schemas.microsoft.com/office/word/2015/wordml/symex" xmlns:wpg="http://schemas.microsoft.com/office/word/2010/wordprocessingGroup" xmlns:wpi="http://schemas.microsoft.com/office/word/2010/wordprocessingInk" xmlns:wne="http://schemas.microsoft.com/office/word/2006/wordml" xmlns:wps="http://schemas.microsoft.com/office/word/2010/wordprocessingShape" mc:Ignorable="w14 w15 w16se w16cid w16 w16cex w16sdtdh w16sdtfl w16du wp14">
+<w:document xmlns:wpc="http://schemas.microsoft.com/office/word/2010/wordprocessingCanvas" xmlns:cx="http://schemas.microsoft.com/office/drawing/2014/chartex" xmlns:mc="http://schemas.openxmlformats.org/markup-compatibility/2006" xmlns:o="urn:schemas-microsoft-com:office:office" xmlns:r="http://schemas.openxmlformats.org/officeDocument/2006/relationships" xmlns:m="http://schemas.openxmlformats.org/officeDocument/2006/math" xmlns:v="urn:schemas-microsoft-com:vml" xmlns:wp14="http://schemas.microsoft.com/office/word/2010/wordprocessingDrawing" xmlns:wp="http://schemas.openxmlformats.org/drawingml/2006/wordprocessingDrawing" xmlns:w10="urn:schemas-microsoft-com:office:word" xmlns:w="http://schemas.openxmlformats.org/wordprocessingml/2006/main" xmlns:w14="http://schemas.microsoft.com/office/word/2010/wordml" xmlns:w15="http://schemas.microsoft.com/office/word/2012/wordml" xmlns:w16se="http://schemas.microsoft.com/office/word/2015/wordml/symex" xmlns:wpg="http://schemas.microsoft.com/office/word/2010/wordprocessingGroup" xmlns:wpi="http://schemas.microsoft.com/office/word/2010/wordprocessingInk" xmlns:wne="http://schemas.microsoft.com/office/word/2006/wordml" xmlns:wps="http://schemas.microsoft.com/office/word/2010/wordprocessingShape" mc:Ignorable="w14 w15 w16se wp14">
   <w:body>
     <w:p>
       <w:r>
@@ -423,7 +423,7 @@
               </wp:anchor>
             </w:drawing>
           </mc:Choice>
-          <mc:Fallback>
+          <mc:Fallback xmlns:w16sdtfl="http://schemas.microsoft.com/office/word/2024/wordml/sdtformatlock" xmlns:w16sdtdh="http://schemas.microsoft.com/office/word/2020/wordml/sdtdatahash" xmlns:w16du="http://schemas.microsoft.com/office/word/2023/wordml/word16du" xmlns:w16="http://schemas.microsoft.com/office/word/2018/wordml" xmlns:w16cid="http://schemas.microsoft.com/office/word/2016/wordml/cid" xmlns:w16cex="http://schemas.microsoft.com/office/word/2018/wordml/cex" xmlns:oel="http://schemas.microsoft.com/office/2019/extlst" xmlns:am3d="http://schemas.microsoft.com/office/drawing/2017/model3d" xmlns:aink="http://schemas.microsoft.com/office/drawing/2016/ink" xmlns:cx8="http://schemas.microsoft.com/office/drawing/2016/5/14/chartex" xmlns:cx7="http://schemas.microsoft.com/office/drawing/2016/5/13/chartex" xmlns:cx6="http://schemas.microsoft.com/office/drawing/2016/5/12/chartex" xmlns:cx5="http://schemas.microsoft.com/office/drawing/2016/5/11/chartex" xmlns:cx4="http://schemas.microsoft.com/office/drawing/2016/5/10/chartex" xmlns:cx3="http://schemas.microsoft.com/office/drawing/2016/5/9/chartex" xmlns:cx2="http://schemas.microsoft.com/office/drawing/2015/10/21/chartex" xmlns:cx1="http://schemas.microsoft.com/office/drawing/2015/9/8/chartex">
             <w:pict>
               <v:group w14:anchorId="558A48FD" id="Group 10" o:spid="_x0000_s1026" style="position:absolute;margin-left:306.75pt;margin-top:-12.05pt;width:193.5pt;height:197.25pt;z-index:251667456;mso-width-relative:margin;mso-height-relative:margin" coordsize="25431,32194" o:gfxdata="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">
                 <v:rect id="Rectangle 1" o:spid="_x0000_s1027" style="position:absolute;left:762;width:9144;height:4000;visibility:visible;mso-wrap-style:square;v-text-anchor:middle" o:gfxdata="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" fillcolor="#5b9bd5 [3204]" strokecolor="#1f4d78 [1604]" strokeweight="1pt">
@@ -535,15 +535,9 @@
         </w:rPr>
         <w:t>🎞</w:t>
       </w:r>
-      <w:proofErr w:type="spellStart"/>
-      <w:r>
-        <w:t>HTMl</w:t>
-      </w:r>
-      <w:proofErr w:type="spellEnd"/>
-      <w:r>
-        <w:t xml:space="preserve"> =&gt; structure &amp; Meaning (skeleton </w:t>
-      </w:r>
-      <w:proofErr w:type="gramStart"/>
+      <w:r>
+        <w:t xml:space="preserve">HTMl =&gt; structure &amp; Meaning (skeleton </w:t>
+      </w:r>
       <w:r>
         <w:rPr>
           <w:rFonts w:ascii="Segoe UI Symbol" w:hAnsi="Segoe UI Symbol"/>
@@ -551,11 +545,7 @@
         <w:t>🗿</w:t>
       </w:r>
       <w:r>
-        <w:t xml:space="preserve">  of</w:t>
-      </w:r>
-      <w:proofErr w:type="gramEnd"/>
-      <w:r>
-        <w:t xml:space="preserve"> your webpage)</w:t>
+        <w:t xml:space="preserve">  of your webpage)</w:t>
       </w:r>
     </w:p>
     <w:p>
@@ -566,28 +556,11 @@
         <w:t xml:space="preserve">🎨 </w:t>
       </w:r>
       <w:r>
-        <w:t>CSS =</w:t>
-      </w:r>
-      <w:proofErr w:type="gramStart"/>
-      <w:r>
-        <w:t>&gt;  visual</w:t>
-      </w:r>
-      <w:proofErr w:type="gramEnd"/>
-      <w:r>
-        <w:t xml:space="preserve"> styling</w:t>
-      </w:r>
-      <w:proofErr w:type="gramStart"/>
-      <w:r>
-        <w:t xml:space="preserve">   </w:t>
-      </w:r>
-      <w:r>
-        <w:t>(</w:t>
-      </w:r>
-      <w:proofErr w:type="gramEnd"/>
-      <w:r>
-        <w:t>The skin and clothes</w:t>
-      </w:r>
-      <w:proofErr w:type="gramStart"/>
+        <w:t xml:space="preserve">CSS =&gt;  visual styling   </w:t>
+      </w:r>
+      <w:r>
+        <w:t>(The skin and clothes</w:t>
+      </w:r>
       <w:r>
         <w:rPr>
           <w:rFonts w:ascii="Segoe UI Symbol" w:hAnsi="Segoe UI Symbol"/>
@@ -597,7 +570,6 @@
       <w:r>
         <w:t xml:space="preserve"> )</w:t>
       </w:r>
-      <w:proofErr w:type="gramEnd"/>
       <w:r>
         <w:t xml:space="preserve">           </w:t>
       </w:r>
@@ -618,13 +590,8 @@
         </w:rPr>
         <w:t xml:space="preserve">  </w:t>
       </w:r>
-      <w:proofErr w:type="gramStart"/>
-      <w:r>
-        <w:t>and  muscles</w:t>
-      </w:r>
-      <w:proofErr w:type="gramEnd"/>
-      <w:r>
-        <w:t xml:space="preserve"> </w:t>
+      <w:r>
+        <w:t xml:space="preserve">and  muscles </w:t>
       </w:r>
       <w:r>
         <w:rPr>
@@ -1116,7 +1083,7 @@
               </wp:anchor>
             </w:drawing>
           </mc:Choice>
-          <mc:Fallback>
+          <mc:Fallback xmlns:w16sdtfl="http://schemas.microsoft.com/office/word/2024/wordml/sdtformatlock" xmlns:w16sdtdh="http://schemas.microsoft.com/office/word/2020/wordml/sdtdatahash" xmlns:w16du="http://schemas.microsoft.com/office/word/2023/wordml/word16du" xmlns:w16="http://schemas.microsoft.com/office/word/2018/wordml" xmlns:w16cid="http://schemas.microsoft.com/office/word/2016/wordml/cid" xmlns:w16cex="http://schemas.microsoft.com/office/word/2018/wordml/cex" xmlns:oel="http://schemas.microsoft.com/office/2019/extlst" xmlns:am3d="http://schemas.microsoft.com/office/drawing/2017/model3d" xmlns:aink="http://schemas.microsoft.com/office/drawing/2016/ink" xmlns:cx8="http://schemas.microsoft.com/office/drawing/2016/5/14/chartex" xmlns:cx7="http://schemas.microsoft.com/office/drawing/2016/5/13/chartex" xmlns:cx6="http://schemas.microsoft.com/office/drawing/2016/5/12/chartex" xmlns:cx5="http://schemas.microsoft.com/office/drawing/2016/5/11/chartex" xmlns:cx4="http://schemas.microsoft.com/office/drawing/2016/5/10/chartex" xmlns:cx3="http://schemas.microsoft.com/office/drawing/2016/5/9/chartex" xmlns:cx2="http://schemas.microsoft.com/office/drawing/2015/10/21/chartex" xmlns:cx1="http://schemas.microsoft.com/office/drawing/2015/9/8/chartex">
             <w:pict>
               <v:shapetype w14:anchorId="034A3693" id="_x0000_t202" coordsize="21600,21600" o:spt="202" path="m,l,21600r21600,l21600,xe">
                 <v:stroke joinstyle="miter"/>
@@ -1998,7 +1965,7 @@
               </wp:anchor>
             </w:drawing>
           </mc:Choice>
-          <mc:Fallback>
+          <mc:Fallback xmlns:w16sdtfl="http://schemas.microsoft.com/office/word/2024/wordml/sdtformatlock" xmlns:w16sdtdh="http://schemas.microsoft.com/office/word/2020/wordml/sdtdatahash" xmlns:w16du="http://schemas.microsoft.com/office/word/2023/wordml/word16du" xmlns:w16="http://schemas.microsoft.com/office/word/2018/wordml" xmlns:w16cid="http://schemas.microsoft.com/office/word/2016/wordml/cid" xmlns:w16cex="http://schemas.microsoft.com/office/word/2018/wordml/cex" xmlns:oel="http://schemas.microsoft.com/office/2019/extlst" xmlns:am3d="http://schemas.microsoft.com/office/drawing/2017/model3d" xmlns:aink="http://schemas.microsoft.com/office/drawing/2016/ink" xmlns:cx8="http://schemas.microsoft.com/office/drawing/2016/5/14/chartex" xmlns:cx7="http://schemas.microsoft.com/office/drawing/2016/5/13/chartex" xmlns:cx6="http://schemas.microsoft.com/office/drawing/2016/5/12/chartex" xmlns:cx5="http://schemas.microsoft.com/office/drawing/2016/5/11/chartex" xmlns:cx4="http://schemas.microsoft.com/office/drawing/2016/5/10/chartex" xmlns:cx3="http://schemas.microsoft.com/office/drawing/2016/5/9/chartex" xmlns:cx2="http://schemas.microsoft.com/office/drawing/2015/10/21/chartex" xmlns:cx1="http://schemas.microsoft.com/office/drawing/2015/9/8/chartex">
             <w:pict>
               <v:shape w14:anchorId="0D0E1546" id="_x0000_s1037" type="#_x0000_t202" style="position:absolute;margin-left:0;margin-top:33.1pt;width:195pt;height:177.75pt;z-index:251669504;visibility:visible;mso-wrap-style:square;mso-width-percent:0;mso-height-percent:0;mso-wrap-distance-left:9pt;mso-wrap-distance-top:3.6pt;mso-wrap-distance-right:9pt;mso-wrap-distance-bottom:3.6pt;mso-position-horizontal:left;mso-position-horizontal-relative:margin;mso-position-vertical:absolute;mso-position-vertical-relative:text;mso-width-percent:0;mso-height-percent:0;mso-width-relative:margin;mso-height-relative:margin;v-text-anchor:top" o:gfxdata="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">
                 <v:textbox>
@@ -2436,34 +2403,13 @@
         </w:rPr>
       </w:pPr>
       <w:r>
-        <w:t xml:space="preserve">Ordered </w:t>
-      </w:r>
-      <w:proofErr w:type="gramStart"/>
-      <w:r>
-        <w:t xml:space="preserve">List </w:t>
+        <w:t xml:space="preserve">Ordered List </w:t>
       </w:r>
       <w:r>
         <w:t>:</w:t>
       </w:r>
-      <w:proofErr w:type="gramEnd"/>
-      <w:r>
-        <w:t xml:space="preserve"> &lt;</w:t>
-      </w:r>
-      <w:proofErr w:type="spellStart"/>
-      <w:r>
-        <w:t>ol</w:t>
-      </w:r>
-      <w:proofErr w:type="spellEnd"/>
-      <w:r>
-        <w:t>&gt;&lt;/</w:t>
-      </w:r>
-      <w:proofErr w:type="spellStart"/>
-      <w:r>
-        <w:t>ol</w:t>
-      </w:r>
-      <w:proofErr w:type="spellEnd"/>
-      <w:r>
-        <w:t>&gt;</w:t>
+      <w:r>
+        <w:t xml:space="preserve"> &lt;ol&gt;&lt;/ol&gt;</w:t>
       </w:r>
       <w:r>
         <w:t xml:space="preserve"> ===========</w:t>
@@ -2472,16 +2418,11 @@
         <w:sym w:font="Wingdings" w:char="F0E8"/>
       </w:r>
       <w:r>
-        <w:t xml:space="preserve">attributes: </w:t>
-      </w:r>
-      <w:proofErr w:type="gramStart"/>
-      <w:r>
-        <w:t>start</w:t>
+        <w:t>attributes: start</w:t>
       </w:r>
       <w:r>
         <w:t>(</w:t>
       </w:r>
-      <w:proofErr w:type="gramEnd"/>
       <w:r>
         <w:rPr>
           <w:rFonts w:ascii="Segoe UI" w:hAnsi="Segoe UI" w:cs="Segoe UI"/>
@@ -2491,18 +2432,10 @@
         <w:t>Specifies the start value of an ordered list</w:t>
       </w:r>
       <w:r>
-        <w:t>)</w:t>
-      </w:r>
-      <w:proofErr w:type="gramStart"/>
-      <w:r>
-        <w:t>)</w:t>
-      </w:r>
-      <w:r>
-        <w:t xml:space="preserve"> ,</w:t>
-      </w:r>
-      <w:proofErr w:type="gramEnd"/>
-      <w:r>
-        <w:t xml:space="preserve"> reversed</w:t>
+        <w:t>))</w:t>
+      </w:r>
+      <w:r>
+        <w:t xml:space="preserve"> , reversed</w:t>
       </w:r>
       <w:r>
         <w:t xml:space="preserve"> (</w:t>
@@ -2532,18 +2465,24 @@
     </w:p>
     <w:p>
       <w:r>
-        <w:t xml:space="preserve">Description list </w:t>
-      </w:r>
-      <w:proofErr w:type="gramStart"/>
-      <w:r>
-        <w:t xml:space="preserve"> </w:t>
-      </w:r>
-      <w:r>
-        <w:t xml:space="preserve"> :</w:t>
-      </w:r>
-      <w:proofErr w:type="gramEnd"/>
-      <w:r>
-        <w:t xml:space="preserve"> </w:t>
+        <w:t>Description</w:t>
+      </w:r>
+      <w:r>
+        <w:t>(definition)</w:t>
+      </w:r>
+      <w:r>
+        <w:t xml:space="preserve"> list</w:t>
+      </w:r>
+      <w:r>
+        <w:t>=&gt; used to define terminology</w:t>
+      </w:r>
+      <w:bookmarkStart w:id="0" w:name="_GoBack"/>
+      <w:bookmarkEnd w:id="0"/>
+      <w:r>
+        <w:t xml:space="preserve">  </w:t>
+      </w:r>
+      <w:r>
+        <w:t xml:space="preserve"> : </w:t>
       </w:r>
       <w:r>
         <w:rPr>
@@ -2744,7 +2683,6 @@
           <w:szCs w:val="16"/>
         </w:rPr>
       </w:pPr>
-      <w:proofErr w:type="gramStart"/>
       <w:r>
         <w:rPr>
           <w:rFonts w:ascii="Consolas" w:eastAsia="Times New Roman" w:hAnsi="Consolas" w:cs="Times New Roman"/>
@@ -2752,18 +2690,7 @@
           <w:sz w:val="16"/>
           <w:szCs w:val="16"/>
         </w:rPr>
-        <w:lastRenderedPageBreak/>
-        <w:t>&lt;!--</w:t>
-      </w:r>
-      <w:proofErr w:type="gramEnd"/>
-      <w:r>
-        <w:rPr>
-          <w:rFonts w:ascii="Consolas" w:eastAsia="Times New Roman" w:hAnsi="Consolas" w:cs="Times New Roman"/>
-          <w:color w:val="6A9955"/>
-          <w:sz w:val="16"/>
-          <w:szCs w:val="16"/>
-        </w:rPr>
-        <w:t>Description list--&gt;</w:t>
+        <w:t>&lt;!--Description list--&gt;</w:t>
       </w:r>
     </w:p>
     <w:p>
@@ -2918,7 +2845,6 @@
         </w:rPr>
         <w:t xml:space="preserve">        </w:t>
       </w:r>
-      <w:proofErr w:type="gramStart"/>
       <w:r>
         <w:rPr>
           <w:rFonts w:ascii="Consolas" w:eastAsia="Times New Roman" w:hAnsi="Consolas" w:cs="Times New Roman"/>
@@ -2926,17 +2852,7 @@
           <w:sz w:val="16"/>
           <w:szCs w:val="16"/>
         </w:rPr>
-        <w:t>&lt;!--</w:t>
-      </w:r>
-      <w:proofErr w:type="gramEnd"/>
-      <w:r>
-        <w:rPr>
-          <w:rFonts w:ascii="Consolas" w:eastAsia="Times New Roman" w:hAnsi="Consolas" w:cs="Times New Roman"/>
-          <w:color w:val="6A9955"/>
-          <w:sz w:val="16"/>
-          <w:szCs w:val="16"/>
-        </w:rPr>
-        <w:t>Description title (dt)--&gt;</w:t>
+        <w:t>&lt;!--Description title (dt)--&gt;</w:t>
       </w:r>
     </w:p>
     <w:p>
@@ -3043,7 +2959,6 @@
         </w:rPr>
         <w:t xml:space="preserve">        </w:t>
       </w:r>
-      <w:proofErr w:type="gramStart"/>
       <w:r>
         <w:rPr>
           <w:rFonts w:ascii="Consolas" w:eastAsia="Times New Roman" w:hAnsi="Consolas" w:cs="Times New Roman"/>
@@ -3051,17 +2966,7 @@
           <w:sz w:val="16"/>
           <w:szCs w:val="16"/>
         </w:rPr>
-        <w:t>&lt;!--</w:t>
-      </w:r>
-      <w:proofErr w:type="gramEnd"/>
-      <w:r>
-        <w:rPr>
-          <w:rFonts w:ascii="Consolas" w:eastAsia="Times New Roman" w:hAnsi="Consolas" w:cs="Times New Roman"/>
-          <w:color w:val="6A9955"/>
-          <w:sz w:val="16"/>
-          <w:szCs w:val="16"/>
-        </w:rPr>
-        <w:t>Description definition(dd)--&gt;</w:t>
+        <w:t>&lt;!--Description definition(dd)--&gt;</w:t>
       </w:r>
     </w:p>
     <w:p>
@@ -3286,17 +3191,7 @@
           <w:sz w:val="16"/>
           <w:szCs w:val="16"/>
         </w:rPr>
-        <w:t xml:space="preserve">Cascading style </w:t>
-      </w:r>
-      <w:proofErr w:type="gramStart"/>
-      <w:r>
-        <w:rPr>
-          <w:rFonts w:ascii="Consolas" w:eastAsia="Times New Roman" w:hAnsi="Consolas" w:cs="Times New Roman"/>
-          <w:color w:val="D4D4D4"/>
-          <w:sz w:val="16"/>
-          <w:szCs w:val="16"/>
-        </w:rPr>
-        <w:t>sheet.</w:t>
+        <w:t>Cascading style sheet.</w:t>
       </w:r>
       <w:r>
         <w:rPr>
@@ -3305,17 +3200,7 @@
           <w:sz w:val="16"/>
           <w:szCs w:val="16"/>
         </w:rPr>
-        <w:t>&lt;</w:t>
-      </w:r>
-      <w:proofErr w:type="gramEnd"/>
-      <w:r>
-        <w:rPr>
-          <w:rFonts w:ascii="Consolas" w:eastAsia="Times New Roman" w:hAnsi="Consolas" w:cs="Times New Roman"/>
-          <w:color w:val="808080"/>
-          <w:sz w:val="16"/>
-          <w:szCs w:val="16"/>
-        </w:rPr>
-        <w:t>/</w:t>
+        <w:t>&lt;/</w:t>
       </w:r>
       <w:r>
         <w:rPr>
@@ -3405,15 +3290,7 @@
         <w:t>:</w:t>
       </w:r>
       <w:r>
-        <w:t>&lt;ul&gt;&lt;li&gt;&lt;ul&gt;&lt;li&gt;</w:t>
-      </w:r>
-      <w:proofErr w:type="spellStart"/>
-      <w:r>
-        <w:t>dfd</w:t>
-      </w:r>
-      <w:proofErr w:type="spellEnd"/>
-      <w:r>
-        <w:t>&lt;/li&gt;&lt;/ul&gt;&lt;/li&gt;&lt;/ul&gt;</w:t>
+        <w:t>&lt;ul&gt;&lt;li&gt;&lt;ul&gt;&lt;li&gt;dfd&lt;/li&gt;&lt;/ul&gt;&lt;/li&gt;&lt;/ul&gt;</w:t>
       </w:r>
     </w:p>
     <w:p>
@@ -3437,29 +3314,8 @@
     </w:p>
     <w:p>
       <w:r>
-        <w:t>Caption /</w:t>
-      </w:r>
-      <w:proofErr w:type="spellStart"/>
-      <w:r>
-        <w:t>thead</w:t>
-      </w:r>
-      <w:proofErr w:type="spellEnd"/>
-      <w:r>
-        <w:t xml:space="preserve"> /</w:t>
-      </w:r>
-      <w:proofErr w:type="spellStart"/>
-      <w:r>
-        <w:t>tbody</w:t>
-      </w:r>
-      <w:proofErr w:type="spellEnd"/>
-      <w:r>
-        <w:t>/</w:t>
-      </w:r>
-      <w:proofErr w:type="spellStart"/>
-      <w:r>
-        <w:t>tfoot</w:t>
-      </w:r>
-      <w:proofErr w:type="spellEnd"/>
+        <w:t>Caption /thead /tbody/tfoot</w:t>
+      </w:r>
     </w:p>
     <w:p>
       <w:r>
@@ -3601,7 +3457,7 @@
               </wp:anchor>
             </w:drawing>
           </mc:Choice>
-          <mc:Fallback>
+          <mc:Fallback xmlns:w16sdtfl="http://schemas.microsoft.com/office/word/2024/wordml/sdtformatlock" xmlns:w16sdtdh="http://schemas.microsoft.com/office/word/2020/wordml/sdtdatahash" xmlns:w16du="http://schemas.microsoft.com/office/word/2023/wordml/word16du" xmlns:w16="http://schemas.microsoft.com/office/word/2018/wordml" xmlns:w16cid="http://schemas.microsoft.com/office/word/2016/wordml/cid" xmlns:w16cex="http://schemas.microsoft.com/office/word/2018/wordml/cex" xmlns:oel="http://schemas.microsoft.com/office/2019/extlst" xmlns:am3d="http://schemas.microsoft.com/office/drawing/2017/model3d" xmlns:aink="http://schemas.microsoft.com/office/drawing/2016/ink" xmlns:cx8="http://schemas.microsoft.com/office/drawing/2016/5/14/chartex" xmlns:cx7="http://schemas.microsoft.com/office/drawing/2016/5/13/chartex" xmlns:cx6="http://schemas.microsoft.com/office/drawing/2016/5/12/chartex" xmlns:cx5="http://schemas.microsoft.com/office/drawing/2016/5/11/chartex" xmlns:cx4="http://schemas.microsoft.com/office/drawing/2016/5/10/chartex" xmlns:cx3="http://schemas.microsoft.com/office/drawing/2016/5/9/chartex" xmlns:cx2="http://schemas.microsoft.com/office/drawing/2015/10/21/chartex" xmlns:cx1="http://schemas.microsoft.com/office/drawing/2015/9/8/chartex">
             <w:pict>
               <v:shape w14:anchorId="2EEBE932" id="Text Box 12" o:spid="_x0000_s1038" type="#_x0000_t202" style="position:absolute;margin-left:10.5pt;margin-top:15.8pt;width:177.75pt;height:22.5pt;z-index:251672576;visibility:visible;mso-wrap-style:square;mso-height-percent:0;mso-wrap-distance-left:9pt;mso-wrap-distance-top:0;mso-wrap-distance-right:9pt;mso-wrap-distance-bottom:0;mso-position-horizontal:absolute;mso-position-horizontal-relative:text;mso-position-vertical:absolute;mso-position-vertical-relative:text;mso-height-percent:0;mso-height-relative:margin;v-text-anchor:top" o:gfxdata="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" fillcolor="yellow" strokecolor="#ed7d31 [3205]" strokeweight="1pt">
                 <v:textbox>
@@ -3709,7 +3565,7 @@
               </wp:anchor>
             </w:drawing>
           </mc:Choice>
-          <mc:Fallback>
+          <mc:Fallback xmlns:w16sdtfl="http://schemas.microsoft.com/office/word/2024/wordml/sdtformatlock" xmlns:w16sdtdh="http://schemas.microsoft.com/office/word/2020/wordml/sdtdatahash" xmlns:w16du="http://schemas.microsoft.com/office/word/2023/wordml/word16du" xmlns:w16="http://schemas.microsoft.com/office/word/2018/wordml" xmlns:w16cid="http://schemas.microsoft.com/office/word/2016/wordml/cid" xmlns:w16cex="http://schemas.microsoft.com/office/word/2018/wordml/cex" xmlns:oel="http://schemas.microsoft.com/office/2019/extlst" xmlns:am3d="http://schemas.microsoft.com/office/drawing/2017/model3d" xmlns:aink="http://schemas.microsoft.com/office/drawing/2016/ink" xmlns:cx8="http://schemas.microsoft.com/office/drawing/2016/5/14/chartex" xmlns:cx7="http://schemas.microsoft.com/office/drawing/2016/5/13/chartex" xmlns:cx6="http://schemas.microsoft.com/office/drawing/2016/5/12/chartex" xmlns:cx5="http://schemas.microsoft.com/office/drawing/2016/5/11/chartex" xmlns:cx4="http://schemas.microsoft.com/office/drawing/2016/5/10/chartex" xmlns:cx3="http://schemas.microsoft.com/office/drawing/2016/5/9/chartex" xmlns:cx2="http://schemas.microsoft.com/office/drawing/2015/10/21/chartex" xmlns:cx1="http://schemas.microsoft.com/office/drawing/2015/9/8/chartex">
             <w:pict>
               <v:shape w14:anchorId="4450C886" id="Text Box 13" o:spid="_x0000_s1039" type="#_x0000_t202" style="position:absolute;margin-left:10.5pt;margin-top:22pt;width:177.75pt;height:19.5pt;z-index:251673600;visibility:visible;mso-wrap-style:square;mso-wrap-distance-left:9pt;mso-wrap-distance-top:0;mso-wrap-distance-right:9pt;mso-wrap-distance-bottom:0;mso-position-horizontal:absolute;mso-position-horizontal-relative:text;mso-position-vertical:absolute;mso-position-vertical-relative:text;v-text-anchor:top" o:gfxdata="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" fillcolor="#2e74b5 [2404]" strokeweight=".5pt">
                 <v:textbox>
@@ -3794,7 +3650,7 @@
               </wp:anchor>
             </w:drawing>
           </mc:Choice>
-          <mc:Fallback>
+          <mc:Fallback xmlns:w16sdtfl="http://schemas.microsoft.com/office/word/2024/wordml/sdtformatlock" xmlns:w16sdtdh="http://schemas.microsoft.com/office/word/2020/wordml/sdtdatahash" xmlns:w16du="http://schemas.microsoft.com/office/word/2023/wordml/word16du" xmlns:w16="http://schemas.microsoft.com/office/word/2018/wordml" xmlns:w16cid="http://schemas.microsoft.com/office/word/2016/wordml/cid" xmlns:w16cex="http://schemas.microsoft.com/office/word/2018/wordml/cex" xmlns:oel="http://schemas.microsoft.com/office/2019/extlst" xmlns:am3d="http://schemas.microsoft.com/office/drawing/2017/model3d" xmlns:aink="http://schemas.microsoft.com/office/drawing/2016/ink" xmlns:cx8="http://schemas.microsoft.com/office/drawing/2016/5/14/chartex" xmlns:cx7="http://schemas.microsoft.com/office/drawing/2016/5/13/chartex" xmlns:cx6="http://schemas.microsoft.com/office/drawing/2016/5/12/chartex" xmlns:cx5="http://schemas.microsoft.com/office/drawing/2016/5/11/chartex" xmlns:cx4="http://schemas.microsoft.com/office/drawing/2016/5/10/chartex" xmlns:cx3="http://schemas.microsoft.com/office/drawing/2016/5/9/chartex" xmlns:cx2="http://schemas.microsoft.com/office/drawing/2015/10/21/chartex" xmlns:cx1="http://schemas.microsoft.com/office/drawing/2015/9/8/chartex">
             <w:pict>
               <v:shape w14:anchorId="145752EA" id="Text Box 14" o:spid="_x0000_s1040" type="#_x0000_t202" style="position:absolute;margin-left:10.5pt;margin-top:7.8pt;width:177.75pt;height:22.5pt;z-index:251674624;visibility:visible;mso-wrap-style:square;mso-width-percent:0;mso-wrap-distance-left:9pt;mso-wrap-distance-top:0;mso-wrap-distance-right:9pt;mso-wrap-distance-bottom:0;mso-position-horizontal:absolute;mso-position-horizontal-relative:text;mso-position-vertical:absolute;mso-position-vertical-relative:text;mso-width-percent:0;mso-width-relative:margin;v-text-anchor:top" o:gfxdata="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" fillcolor="#00b0f0" strokeweight=".5pt">
                 <v:textbox>
@@ -3890,7 +3746,7 @@
               </wp:anchor>
             </w:drawing>
           </mc:Choice>
-          <mc:Fallback>
+          <mc:Fallback xmlns:w16sdtfl="http://schemas.microsoft.com/office/word/2024/wordml/sdtformatlock" xmlns:w16sdtdh="http://schemas.microsoft.com/office/word/2020/wordml/sdtdatahash" xmlns:w16du="http://schemas.microsoft.com/office/word/2023/wordml/word16du" xmlns:w16="http://schemas.microsoft.com/office/word/2018/wordml" xmlns:w16cid="http://schemas.microsoft.com/office/word/2016/wordml/cid" xmlns:w16cex="http://schemas.microsoft.com/office/word/2018/wordml/cex" xmlns:oel="http://schemas.microsoft.com/office/2019/extlst" xmlns:am3d="http://schemas.microsoft.com/office/drawing/2017/model3d" xmlns:aink="http://schemas.microsoft.com/office/drawing/2016/ink" xmlns:cx8="http://schemas.microsoft.com/office/drawing/2016/5/14/chartex" xmlns:cx7="http://schemas.microsoft.com/office/drawing/2016/5/13/chartex" xmlns:cx6="http://schemas.microsoft.com/office/drawing/2016/5/12/chartex" xmlns:cx5="http://schemas.microsoft.com/office/drawing/2016/5/11/chartex" xmlns:cx4="http://schemas.microsoft.com/office/drawing/2016/5/10/chartex" xmlns:cx3="http://schemas.microsoft.com/office/drawing/2016/5/9/chartex" xmlns:cx2="http://schemas.microsoft.com/office/drawing/2015/10/21/chartex" xmlns:cx1="http://schemas.microsoft.com/office/drawing/2015/9/8/chartex">
             <w:pict>
               <v:shape w14:anchorId="6A36ECB6" id="Text Box 15" o:spid="_x0000_s1041" type="#_x0000_t202" style="position:absolute;margin-left:156pt;margin-top:22.05pt;width:62.25pt;height:25.5pt;z-index:251679744;visibility:visible;mso-wrap-style:square;mso-width-percent:0;mso-height-percent:0;mso-wrap-distance-left:9pt;mso-wrap-distance-top:0;mso-wrap-distance-right:9pt;mso-wrap-distance-bottom:0;mso-position-horizontal:absolute;mso-position-horizontal-relative:text;mso-position-vertical:absolute;mso-position-vertical-relative:text;mso-width-percent:0;mso-height-percent:0;mso-width-relative:margin;mso-height-relative:margin;v-text-anchor:top" o:gfxdata="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" fillcolor="#f4b083 [1941]" strokeweight=".5pt">
                 <v:textbox>
@@ -3981,7 +3837,7 @@
               </wp:anchor>
             </w:drawing>
           </mc:Choice>
-          <mc:Fallback>
+          <mc:Fallback xmlns:w16sdtfl="http://schemas.microsoft.com/office/word/2024/wordml/sdtformatlock" xmlns:w16sdtdh="http://schemas.microsoft.com/office/word/2020/wordml/sdtdatahash" xmlns:w16du="http://schemas.microsoft.com/office/word/2023/wordml/word16du" xmlns:w16="http://schemas.microsoft.com/office/word/2018/wordml" xmlns:w16cid="http://schemas.microsoft.com/office/word/2016/wordml/cid" xmlns:w16cex="http://schemas.microsoft.com/office/word/2018/wordml/cex" xmlns:oel="http://schemas.microsoft.com/office/2019/extlst" xmlns:am3d="http://schemas.microsoft.com/office/drawing/2017/model3d" xmlns:aink="http://schemas.microsoft.com/office/drawing/2016/ink" xmlns:cx8="http://schemas.microsoft.com/office/drawing/2016/5/14/chartex" xmlns:cx7="http://schemas.microsoft.com/office/drawing/2016/5/13/chartex" xmlns:cx6="http://schemas.microsoft.com/office/drawing/2016/5/12/chartex" xmlns:cx5="http://schemas.microsoft.com/office/drawing/2016/5/11/chartex" xmlns:cx4="http://schemas.microsoft.com/office/drawing/2016/5/10/chartex" xmlns:cx3="http://schemas.microsoft.com/office/drawing/2016/5/9/chartex" xmlns:cx2="http://schemas.microsoft.com/office/drawing/2015/10/21/chartex" xmlns:cx1="http://schemas.microsoft.com/office/drawing/2015/9/8/chartex">
             <w:pict>
               <v:shape w14:anchorId="6515B706" id="_x0000_s1042" type="#_x0000_t202" style="position:absolute;margin-left:78.75pt;margin-top:22.05pt;width:62.25pt;height:25.5pt;z-index:251677696;visibility:visible;mso-wrap-style:square;mso-width-percent:0;mso-height-percent:0;mso-wrap-distance-left:9pt;mso-wrap-distance-top:0;mso-wrap-distance-right:9pt;mso-wrap-distance-bottom:0;mso-position-horizontal:absolute;mso-position-horizontal-relative:text;mso-position-vertical:absolute;mso-position-vertical-relative:text;mso-width-percent:0;mso-height-percent:0;mso-width-relative:margin;mso-height-relative:margin;v-text-anchor:top" o:gfxdata="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" fillcolor="#823b0b [1605]" strokeweight=".5pt">
                 <v:textbox>
@@ -4073,7 +3929,7 @@
               </wp:anchor>
             </w:drawing>
           </mc:Choice>
-          <mc:Fallback>
+          <mc:Fallback xmlns:w16sdtfl="http://schemas.microsoft.com/office/word/2024/wordml/sdtformatlock" xmlns:w16sdtdh="http://schemas.microsoft.com/office/word/2020/wordml/sdtdatahash" xmlns:w16du="http://schemas.microsoft.com/office/word/2023/wordml/word16du" xmlns:w16="http://schemas.microsoft.com/office/word/2018/wordml" xmlns:w16cid="http://schemas.microsoft.com/office/word/2016/wordml/cid" xmlns:w16cex="http://schemas.microsoft.com/office/word/2018/wordml/cex" xmlns:oel="http://schemas.microsoft.com/office/2019/extlst" xmlns:am3d="http://schemas.microsoft.com/office/drawing/2017/model3d" xmlns:aink="http://schemas.microsoft.com/office/drawing/2016/ink" xmlns:cx8="http://schemas.microsoft.com/office/drawing/2016/5/14/chartex" xmlns:cx7="http://schemas.microsoft.com/office/drawing/2016/5/13/chartex" xmlns:cx6="http://schemas.microsoft.com/office/drawing/2016/5/12/chartex" xmlns:cx5="http://schemas.microsoft.com/office/drawing/2016/5/11/chartex" xmlns:cx4="http://schemas.microsoft.com/office/drawing/2016/5/10/chartex" xmlns:cx3="http://schemas.microsoft.com/office/drawing/2016/5/9/chartex" xmlns:cx2="http://schemas.microsoft.com/office/drawing/2015/10/21/chartex" xmlns:cx1="http://schemas.microsoft.com/office/drawing/2015/9/8/chartex">
             <w:pict>
               <v:shape w14:anchorId="6C376477" id="_x0000_s1043" type="#_x0000_t202" style="position:absolute;margin-left:6pt;margin-top:22.05pt;width:62.25pt;height:25.5pt;z-index:251675648;visibility:visible;mso-wrap-style:square;mso-width-percent:0;mso-height-percent:0;mso-wrap-distance-left:9pt;mso-wrap-distance-top:0;mso-wrap-distance-right:9pt;mso-wrap-distance-bottom:0;mso-position-horizontal:absolute;mso-position-horizontal-relative:text;mso-position-vertical:absolute;mso-position-vertical-relative:text;mso-width-percent:0;mso-height-percent:0;mso-width-relative:margin;mso-height-relative:margin;v-text-anchor:top" o:gfxdata="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" fillcolor="#ffd966 [1943]" strokeweight=".5pt">
                 <v:textbox>
@@ -4100,45 +3956,13 @@
         <w:t>Inline</w:t>
       </w:r>
       <w:r>
-        <w:t xml:space="preserve"> =&gt; sit side by side (only as wide as </w:t>
-      </w:r>
-      <w:proofErr w:type="gramStart"/>
-      <w:r>
-        <w:t>content)</w:t>
-      </w:r>
-      <w:r>
-        <w:t xml:space="preserve">  ex</w:t>
-      </w:r>
-      <w:proofErr w:type="gramEnd"/>
-      <w:r>
-        <w:t>: &lt;span&gt;&lt;</w:t>
-      </w:r>
-      <w:proofErr w:type="spellStart"/>
-      <w:r>
-        <w:t>img</w:t>
-      </w:r>
-      <w:proofErr w:type="spellEnd"/>
-      <w:r>
-        <w:t>&gt;&lt;label&gt;&lt;b&gt;&lt;strong&gt;</w:t>
-      </w:r>
-      <w:r>
-        <w:t>&lt;</w:t>
-      </w:r>
-      <w:proofErr w:type="spellStart"/>
-      <w:r>
-        <w:t>em</w:t>
-      </w:r>
-      <w:proofErr w:type="spellEnd"/>
-      <w:r>
-        <w:t>&gt; &lt;</w:t>
-      </w:r>
-      <w:proofErr w:type="spellStart"/>
-      <w:r>
-        <w:t>i</w:t>
-      </w:r>
-      <w:proofErr w:type="spellEnd"/>
-      <w:r>
-        <w:t>&gt; &lt;a&gt;</w:t>
+        <w:t xml:space="preserve"> =&gt; sit side by side (only as wide as content)</w:t>
+      </w:r>
+      <w:r>
+        <w:t xml:space="preserve">  ex: &lt;span&gt;&lt;img&gt;&lt;label&gt;&lt;b&gt;&lt;strong&gt;</w:t>
+      </w:r>
+      <w:r>
+        <w:t>&lt;em&gt; &lt;i&gt; &lt;a&gt;</w:t>
       </w:r>
     </w:p>
     <w:p/>
@@ -4161,7 +3985,6 @@
           <w:rtl/>
         </w:rPr>
       </w:pPr>
-      <w:proofErr w:type="gramStart"/>
       <w:r>
         <w:rPr>
           <w:b/>
@@ -4169,36 +3992,10 @@
           <w:sz w:val="24"/>
           <w:szCs w:val="24"/>
         </w:rPr>
-        <w:t>Note :</w:t>
-      </w:r>
-      <w:proofErr w:type="gramEnd"/>
-      <w:r>
-        <w:rPr>
-          <w:b/>
-          <w:bCs/>
-          <w:sz w:val="24"/>
-          <w:szCs w:val="24"/>
-        </w:rPr>
-        <w:t xml:space="preserve"> </w:t>
-      </w:r>
-      <w:r>
-        <w:t>&lt;</w:t>
-      </w:r>
-      <w:proofErr w:type="spellStart"/>
-      <w:r>
-        <w:t>i</w:t>
-      </w:r>
-      <w:proofErr w:type="spellEnd"/>
-      <w:r>
-        <w:t>&gt; is meaningless(presentational), while &lt;</w:t>
-      </w:r>
-      <w:proofErr w:type="spellStart"/>
-      <w:r>
-        <w:t>em</w:t>
-      </w:r>
-      <w:proofErr w:type="spellEnd"/>
-      <w:r>
-        <w:t xml:space="preserve">&gt; is meaningful(semantic)  </w:t>
+        <w:t xml:space="preserve">Note : </w:t>
+      </w:r>
+      <w:r>
+        <w:t xml:space="preserve">&lt;i&gt; is meaningless(presentational), while &lt;em&gt; is meaningful(semantic)  </w:t>
       </w:r>
     </w:p>
     <w:p>
@@ -4238,7 +4035,6 @@
           </w:tcPr>
           <w:p>
             <w:r>
-              <w:lastRenderedPageBreak/>
               <w:t>Type</w:t>
             </w:r>
           </w:p>
@@ -4523,13 +4319,8 @@
                 <w:lang w:bidi="ar-JO"/>
               </w:rPr>
             </w:pPr>
-            <w:proofErr w:type="spellStart"/>
             <w:r>
-              <w:t>Inlinne</w:t>
-            </w:r>
-            <w:proofErr w:type="spellEnd"/>
-            <w:r>
-              <w:t xml:space="preserve"> Flow</w:t>
+              <w:t>Inlinne Flow</w:t>
             </w:r>
             <w:r>
               <w:t xml:space="preserve"> </w:t>
@@ -4565,15 +4356,7 @@
         <w:t xml:space="preserve"> </w:t>
       </w:r>
       <w:r>
-        <w:t xml:space="preserve">=&gt; It’s Inline Element that act like </w:t>
-      </w:r>
-      <w:proofErr w:type="gramStart"/>
-      <w:r>
-        <w:t>blocks !</w:t>
-      </w:r>
-      <w:proofErr w:type="gramEnd"/>
-      <w:r>
-        <w:t xml:space="preserve"> </w:t>
+        <w:t xml:space="preserve">=&gt; It’s Inline Element that act like blocks ! </w:t>
       </w:r>
     </w:p>
     <w:p>
@@ -4600,7 +4383,7 @@
                     <a:blip r:embed="rId14">
                       <a:extLst>
                         <a:ext uri="{96DAC541-7B7A-43D3-8B79-37D633B846F1}">
-                          <asvg:svgBlip xmlns:asvg="http://schemas.microsoft.com/office/drawing/2016/SVG/main" r:embed="rId15"/>
+                          <asvg:svgBlip xmlns:asvg="http://schemas.microsoft.com/office/drawing/2016/SVG/main" xmlns:w16sdtfl="http://schemas.microsoft.com/office/word/2024/wordml/sdtformatlock" xmlns:w16sdtdh="http://schemas.microsoft.com/office/word/2020/wordml/sdtdatahash" xmlns:w16du="http://schemas.microsoft.com/office/word/2023/wordml/word16du" xmlns:w16="http://schemas.microsoft.com/office/word/2018/wordml" xmlns:w16cid="http://schemas.microsoft.com/office/word/2016/wordml/cid" xmlns:w16cex="http://schemas.microsoft.com/office/word/2018/wordml/cex" xmlns:w="http://schemas.openxmlformats.org/wordprocessingml/2006/main" xmlns:w10="urn:schemas-microsoft-com:office:word" xmlns:v="urn:schemas-microsoft-com:vml" xmlns:oel="http://schemas.microsoft.com/office/2019/extlst" xmlns:o="urn:schemas-microsoft-com:office:office" xmlns:am3d="http://schemas.microsoft.com/office/drawing/2017/model3d" xmlns:aink="http://schemas.microsoft.com/office/drawing/2016/ink" xmlns:cx8="http://schemas.microsoft.com/office/drawing/2016/5/14/chartex" xmlns:cx7="http://schemas.microsoft.com/office/drawing/2016/5/13/chartex" xmlns:cx6="http://schemas.microsoft.com/office/drawing/2016/5/12/chartex" xmlns:cx5="http://schemas.microsoft.com/office/drawing/2016/5/11/chartex" xmlns:cx4="http://schemas.microsoft.com/office/drawing/2016/5/10/chartex" xmlns:cx3="http://schemas.microsoft.com/office/drawing/2016/5/9/chartex" xmlns:cx2="http://schemas.microsoft.com/office/drawing/2015/10/21/chartex" xmlns:cx1="http://schemas.microsoft.com/office/drawing/2015/9/8/chartex" xmlns="" r:embed="rId15"/>
                         </a:ext>
                       </a:extLst>
                     </a:blip>
@@ -4655,26 +4438,8 @@
         </w:numPr>
       </w:pPr>
       <w:r>
-        <w:t>&lt;</w:t>
-      </w:r>
-      <w:proofErr w:type="spellStart"/>
-      <w:r>
-        <w:t>img</w:t>
-      </w:r>
-      <w:proofErr w:type="spellEnd"/>
-      <w:proofErr w:type="gramStart"/>
-      <w:r>
-        <w:t>&gt;  -</w:t>
-      </w:r>
-      <w:proofErr w:type="gramEnd"/>
-      <w:r>
-        <w:t xml:space="preserve"> Inline BUT takes width / </w:t>
-      </w:r>
-      <w:proofErr w:type="gramStart"/>
-      <w:r>
-        <w:t>height .</w:t>
-      </w:r>
-      <w:proofErr w:type="gramEnd"/>
+        <w:t>&lt;img&gt;  - Inline BUT takes width / height .</w:t>
+      </w:r>
     </w:p>
     <w:p>
       <w:pPr>
@@ -4685,37 +4450,8 @@
         </w:numPr>
       </w:pPr>
       <w:r>
-        <w:t xml:space="preserve">&lt;input&gt; - Inline BUT has box model </w:t>
-      </w:r>
-      <w:proofErr w:type="spellStart"/>
-      <w:r>
-        <w:t>properities</w:t>
-      </w:r>
-      <w:proofErr w:type="spellEnd"/>
-      <w:r>
-        <w:t xml:space="preserve"> (margin -top and </w:t>
-      </w:r>
-      <w:proofErr w:type="gramStart"/>
-      <w:r>
-        <w:t>bottom  ,</w:t>
-      </w:r>
-      <w:proofErr w:type="gramEnd"/>
-      <w:r>
-        <w:t xml:space="preserve"> </w:t>
-      </w:r>
-      <w:proofErr w:type="gramStart"/>
-      <w:r>
-        <w:t>height ,</w:t>
-      </w:r>
-      <w:proofErr w:type="gramEnd"/>
-      <w:r>
-        <w:t xml:space="preserve"> </w:t>
-      </w:r>
-      <w:proofErr w:type="gramStart"/>
-      <w:r>
-        <w:t>width )</w:t>
-      </w:r>
-      <w:proofErr w:type="gramEnd"/>
+        <w:t>&lt;input&gt; - Inline BUT has box model properities (margin -top and bottom  , height , width )</w:t>
+      </w:r>
     </w:p>
     <w:p>
       <w:pPr>
@@ -4807,23 +4543,7 @@
           <w:sz w:val="24"/>
           <w:szCs w:val="24"/>
         </w:rPr>
-        <w:t xml:space="preserve">Flow </w:t>
-      </w:r>
-      <w:proofErr w:type="spellStart"/>
-      <w:r>
-        <w:rPr>
-          <w:sz w:val="24"/>
-          <w:szCs w:val="24"/>
-        </w:rPr>
-        <w:t>Inline</w:t>
-      </w:r>
-      <w:proofErr w:type="spellEnd"/>
-      <w:r>
-        <w:rPr>
-          <w:sz w:val="24"/>
-          <w:szCs w:val="24"/>
-        </w:rPr>
-        <w:t xml:space="preserve"> with text</w:t>
+        <w:t>Flow Inline with text</w:t>
       </w:r>
     </w:p>
     <w:p>
@@ -4908,57 +4628,58 @@
           <w:szCs w:val="24"/>
           <w:lang w:bidi="ar-JO"/>
         </w:rPr>
-        <w:t xml:space="preserve">It’s Problem =&gt; It leave space between </w:t>
-      </w:r>
-      <w:proofErr w:type="gramStart"/>
-      <w:r>
-        <w:rPr>
+        <w:t>It’s Problem =&gt; It leave space between elements , you can solve it  by three ways :</w:t>
+      </w:r>
+    </w:p>
+    <w:p>
+      <w:pPr>
+        <w:rPr>
+          <w:b/>
+          <w:bCs/>
           <w:sz w:val="24"/>
           <w:szCs w:val="24"/>
           <w:lang w:bidi="ar-JO"/>
         </w:rPr>
-        <w:t>elements ,</w:t>
-      </w:r>
-      <w:proofErr w:type="gramEnd"/>
-      <w:r>
-        <w:rPr>
+      </w:pPr>
+      <w:r>
+        <w:rPr>
+          <w:b/>
+          <w:bCs/>
           <w:sz w:val="24"/>
           <w:szCs w:val="24"/>
           <w:lang w:bidi="ar-JO"/>
         </w:rPr>
-        <w:t xml:space="preserve"> you can solve </w:t>
-      </w:r>
-      <w:proofErr w:type="gramStart"/>
-      <w:r>
+        <w:t>1. Remove spaces in HTML</w:t>
+      </w:r>
+    </w:p>
+    <w:p>
+      <w:pPr>
         <w:rPr>
           <w:sz w:val="24"/>
           <w:szCs w:val="24"/>
           <w:lang w:bidi="ar-JO"/>
         </w:rPr>
-        <w:t>it  by</w:t>
-      </w:r>
-      <w:proofErr w:type="gramEnd"/>
+      </w:pPr>
       <w:r>
         <w:rPr>
           <w:sz w:val="24"/>
           <w:szCs w:val="24"/>
           <w:lang w:bidi="ar-JO"/>
         </w:rPr>
-        <w:t xml:space="preserve"> three </w:t>
-      </w:r>
-      <w:proofErr w:type="gramStart"/>
-      <w:r>
-        <w:rPr>
+        <w:t>Put the elements directly together.</w:t>
+      </w:r>
+    </w:p>
+    <w:p>
+      <w:pPr>
+        <w:rPr>
+          <w:b/>
+          <w:bCs/>
           <w:sz w:val="24"/>
           <w:szCs w:val="24"/>
           <w:lang w:bidi="ar-JO"/>
         </w:rPr>
-        <w:t>ways :</w:t>
-      </w:r>
-      <w:proofErr w:type="gramEnd"/>
-    </w:p>
-    <w:p>
-      <w:pPr>
+      </w:pPr>
+      <w:r>
         <w:rPr>
           <w:b/>
           <w:bCs/>
@@ -4966,7 +4687,8 @@
           <w:szCs w:val="24"/>
           <w:lang w:bidi="ar-JO"/>
         </w:rPr>
-      </w:pPr>
+        <w:t>2. Set font-size: 0 on the parent (common trick)</w:t>
+      </w:r>
       <w:r>
         <w:rPr>
           <w:b/>
@@ -4975,58 +4697,8 @@
           <w:szCs w:val="24"/>
           <w:lang w:bidi="ar-JO"/>
         </w:rPr>
-        <w:t>1. Remove spaces in HTML</w:t>
-      </w:r>
-    </w:p>
-    <w:p>
-      <w:pPr>
-        <w:rPr>
-          <w:sz w:val="24"/>
-          <w:szCs w:val="24"/>
-          <w:lang w:bidi="ar-JO"/>
-        </w:rPr>
-      </w:pPr>
-      <w:r>
-        <w:rPr>
-          <w:sz w:val="24"/>
-          <w:szCs w:val="24"/>
-          <w:lang w:bidi="ar-JO"/>
-        </w:rPr>
-        <w:t>Put the elements directly together.</w:t>
-      </w:r>
-    </w:p>
-    <w:p>
-      <w:pPr>
-        <w:rPr>
-          <w:rFonts w:hint="cs"/>
-          <w:b/>
-          <w:bCs/>
-          <w:sz w:val="24"/>
-          <w:szCs w:val="24"/>
-          <w:lang w:bidi="ar-JO"/>
-        </w:rPr>
-      </w:pPr>
-      <w:r>
-        <w:rPr>
-          <w:b/>
-          <w:bCs/>
-          <w:sz w:val="24"/>
-          <w:szCs w:val="24"/>
-          <w:lang w:bidi="ar-JO"/>
-        </w:rPr>
-        <w:t>2. Set font-size: 0 on the parent (common trick)</w:t>
-      </w:r>
-      <w:r>
-        <w:rPr>
-          <w:b/>
-          <w:bCs/>
-          <w:sz w:val="24"/>
-          <w:szCs w:val="24"/>
-          <w:lang w:bidi="ar-JO"/>
-        </w:rPr>
         <w:t xml:space="preserve"> </w:t>
       </w:r>
-      <w:proofErr w:type="gramStart"/>
       <w:r>
         <w:rPr>
           <w:rFonts w:hint="cs"/>
@@ -5047,18 +4719,7 @@
           <w:szCs w:val="24"/>
           <w:lang w:bidi="ar-JO"/>
         </w:rPr>
-        <w:t xml:space="preserve"> -</w:t>
-      </w:r>
-      <w:proofErr w:type="gramEnd"/>
-      <w:r>
-        <w:rPr>
-          <w:b/>
-          <w:bCs/>
-          <w:sz w:val="24"/>
-          <w:szCs w:val="24"/>
-          <w:lang w:bidi="ar-JO"/>
-        </w:rPr>
-        <w:t>&gt;</w:t>
+        <w:t xml:space="preserve"> -&gt;</w:t>
       </w:r>
       <w:r>
         <w:rPr>
@@ -5133,29 +4794,7 @@
           <w:lang w:bidi="ar-JO"/>
         </w:rPr>
         <w:br/>
-        <w:t xml:space="preserve">(ABC </w:t>
-      </w:r>
-      <w:proofErr w:type="gramStart"/>
-      <w:r>
-        <w:rPr>
-          <w:b/>
-          <w:bCs/>
-          <w:sz w:val="24"/>
-          <w:szCs w:val="24"/>
-          <w:lang w:bidi="ar-JO"/>
-        </w:rPr>
-        <w:t>MN)=</w:t>
-      </w:r>
-      <w:proofErr w:type="gramEnd"/>
-      <w:r>
-        <w:rPr>
-          <w:b/>
-          <w:bCs/>
-          <w:sz w:val="24"/>
-          <w:szCs w:val="24"/>
-          <w:lang w:bidi="ar-JO"/>
-        </w:rPr>
-        <w:t xml:space="preserve">&gt;fontsize:0; =&gt; </w:t>
+        <w:t xml:space="preserve">(ABC MN)=&gt;fontsize:0; =&gt; </w:t>
       </w:r>
       <w:r>
         <w:rPr>
@@ -5165,18 +4804,7 @@
           <w:szCs w:val="18"/>
           <w:lang w:bidi="ar-JO"/>
         </w:rPr>
-        <w:t xml:space="preserve">(ABC </w:t>
-      </w:r>
-      <w:proofErr w:type="gramStart"/>
-      <w:r>
-        <w:rPr>
-          <w:b/>
-          <w:bCs/>
-          <w:sz w:val="18"/>
-          <w:szCs w:val="18"/>
-          <w:lang w:bidi="ar-JO"/>
-        </w:rPr>
-        <w:t>MN)</w:t>
+        <w:t>(ABC MN)</w:t>
       </w:r>
       <w:r>
         <w:rPr>
@@ -5198,20 +4826,7 @@
           <w:rtl/>
           <w:lang w:bidi="ar-JO"/>
         </w:rPr>
-        <w:t xml:space="preserve"> فبصغر</w:t>
-      </w:r>
-      <w:proofErr w:type="gramEnd"/>
-      <w:r>
-        <w:rPr>
-          <w:rFonts w:hint="cs"/>
-          <w:b/>
-          <w:bCs/>
-          <w:sz w:val="18"/>
-          <w:szCs w:val="18"/>
-          <w:rtl/>
-          <w:lang w:bidi="ar-JO"/>
-        </w:rPr>
-        <w:t xml:space="preserve"> تقريبا </w:t>
+        <w:t xml:space="preserve"> فبصغر تقريبا </w:t>
       </w:r>
     </w:p>
     <w:p>
@@ -5331,7 +4946,7 @@
               </wp:anchor>
             </w:drawing>
           </mc:Choice>
-          <mc:Fallback>
+          <mc:Fallback xmlns:w16sdtfl="http://schemas.microsoft.com/office/word/2024/wordml/sdtformatlock" xmlns:w16sdtdh="http://schemas.microsoft.com/office/word/2020/wordml/sdtdatahash" xmlns:w16du="http://schemas.microsoft.com/office/word/2023/wordml/word16du" xmlns:w16="http://schemas.microsoft.com/office/word/2018/wordml" xmlns:w16cid="http://schemas.microsoft.com/office/word/2016/wordml/cid" xmlns:w16cex="http://schemas.microsoft.com/office/word/2018/wordml/cex" xmlns:oel="http://schemas.microsoft.com/office/2019/extlst" xmlns:am3d="http://schemas.microsoft.com/office/drawing/2017/model3d" xmlns:aink="http://schemas.microsoft.com/office/drawing/2016/ink" xmlns:cx8="http://schemas.microsoft.com/office/drawing/2016/5/14/chartex" xmlns:cx7="http://schemas.microsoft.com/office/drawing/2016/5/13/chartex" xmlns:cx6="http://schemas.microsoft.com/office/drawing/2016/5/12/chartex" xmlns:cx5="http://schemas.microsoft.com/office/drawing/2016/5/11/chartex" xmlns:cx4="http://schemas.microsoft.com/office/drawing/2016/5/10/chartex" xmlns:cx3="http://schemas.microsoft.com/office/drawing/2016/5/9/chartex" xmlns:cx2="http://schemas.microsoft.com/office/drawing/2015/10/21/chartex" xmlns:cx1="http://schemas.microsoft.com/office/drawing/2015/9/8/chartex">
             <w:pict>
               <v:rect w14:anchorId="280DB9BC" id="Rectangle 17" o:spid="_x0000_s1026" style="position:absolute;margin-left:146.25pt;margin-top:25.35pt;width:60.75pt;height:82.5pt;z-index:251680768;visibility:visible;mso-wrap-style:square;mso-wrap-distance-left:9pt;mso-wrap-distance-top:0;mso-wrap-distance-right:9pt;mso-wrap-distance-bottom:0;mso-position-horizontal:absolute;mso-position-horizontal-relative:text;mso-position-vertical:absolute;mso-position-vertical-relative:text;v-text-anchor:middle" o:gfxdata="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" fillcolor="black [3200]" strokecolor="black [480]" strokeweight="1pt"/>
             </w:pict>
@@ -5403,7 +5018,7 @@
               </wp:anchor>
             </w:drawing>
           </mc:Choice>
-          <mc:Fallback>
+          <mc:Fallback xmlns:w16sdtfl="http://schemas.microsoft.com/office/word/2024/wordml/sdtformatlock" xmlns:w16sdtdh="http://schemas.microsoft.com/office/word/2020/wordml/sdtdatahash" xmlns:w16du="http://schemas.microsoft.com/office/word/2023/wordml/word16du" xmlns:w16="http://schemas.microsoft.com/office/word/2018/wordml" xmlns:w16cid="http://schemas.microsoft.com/office/word/2016/wordml/cid" xmlns:w16cex="http://schemas.microsoft.com/office/word/2018/wordml/cex" xmlns:oel="http://schemas.microsoft.com/office/2019/extlst" xmlns:am3d="http://schemas.microsoft.com/office/drawing/2017/model3d" xmlns:aink="http://schemas.microsoft.com/office/drawing/2016/ink" xmlns:cx8="http://schemas.microsoft.com/office/drawing/2016/5/14/chartex" xmlns:cx7="http://schemas.microsoft.com/office/drawing/2016/5/13/chartex" xmlns:cx6="http://schemas.microsoft.com/office/drawing/2016/5/12/chartex" xmlns:cx5="http://schemas.microsoft.com/office/drawing/2016/5/11/chartex" xmlns:cx4="http://schemas.microsoft.com/office/drawing/2016/5/10/chartex" xmlns:cx3="http://schemas.microsoft.com/office/drawing/2016/5/9/chartex" xmlns:cx2="http://schemas.microsoft.com/office/drawing/2015/10/21/chartex" xmlns:cx1="http://schemas.microsoft.com/office/drawing/2015/9/8/chartex">
             <w:pict>
               <v:rect w14:anchorId="5E0E5281" id="Rectangle 17" o:spid="_x0000_s1026" style="position:absolute;margin-left:78pt;margin-top:25.35pt;width:60.75pt;height:82.5pt;z-index:251682816;visibility:visible;mso-wrap-style:square;mso-wrap-distance-left:9pt;mso-wrap-distance-top:0;mso-wrap-distance-right:9pt;mso-wrap-distance-bottom:0;mso-position-horizontal:absolute;mso-position-horizontal-relative:text;mso-position-vertical:absolute;mso-position-vertical-relative:text;v-text-anchor:middle" o:gfxdata="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" fillcolor="black [3200]" strokecolor="black [480]" strokeweight="1pt"/>
             </w:pict>
@@ -5475,7 +5090,7 @@
               </wp:anchor>
             </w:drawing>
           </mc:Choice>
-          <mc:Fallback>
+          <mc:Fallback xmlns:w16sdtfl="http://schemas.microsoft.com/office/word/2024/wordml/sdtformatlock" xmlns:w16sdtdh="http://schemas.microsoft.com/office/word/2020/wordml/sdtdatahash" xmlns:w16du="http://schemas.microsoft.com/office/word/2023/wordml/word16du" xmlns:w16="http://schemas.microsoft.com/office/word/2018/wordml" xmlns:w16cid="http://schemas.microsoft.com/office/word/2016/wordml/cid" xmlns:w16cex="http://schemas.microsoft.com/office/word/2018/wordml/cex" xmlns:oel="http://schemas.microsoft.com/office/2019/extlst" xmlns:am3d="http://schemas.microsoft.com/office/drawing/2017/model3d" xmlns:aink="http://schemas.microsoft.com/office/drawing/2016/ink" xmlns:cx8="http://schemas.microsoft.com/office/drawing/2016/5/14/chartex" xmlns:cx7="http://schemas.microsoft.com/office/drawing/2016/5/13/chartex" xmlns:cx6="http://schemas.microsoft.com/office/drawing/2016/5/12/chartex" xmlns:cx5="http://schemas.microsoft.com/office/drawing/2016/5/11/chartex" xmlns:cx4="http://schemas.microsoft.com/office/drawing/2016/5/10/chartex" xmlns:cx3="http://schemas.microsoft.com/office/drawing/2016/5/9/chartex" xmlns:cx2="http://schemas.microsoft.com/office/drawing/2015/10/21/chartex" xmlns:cx1="http://schemas.microsoft.com/office/drawing/2015/9/8/chartex">
             <w:pict>
               <v:rect w14:anchorId="104B71CD" id="Rectangle 17" o:spid="_x0000_s1026" style="position:absolute;margin-left:5.25pt;margin-top:25.35pt;width:60.75pt;height:82.5pt;z-index:251684864;visibility:visible;mso-wrap-style:square;mso-wrap-distance-left:9pt;mso-wrap-distance-top:0;mso-wrap-distance-right:9pt;mso-wrap-distance-bottom:0;mso-position-horizontal:absolute;mso-position-horizontal-relative:text;mso-position-vertical:absolute;mso-position-vertical-relative:text;v-text-anchor:middle" o:gfxdata="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" fillcolor="black [3200]" strokecolor="black [480]" strokeweight="1pt"/>
             </w:pict>
@@ -5568,131 +5183,77 @@
           <w:szCs w:val="28"/>
           <w:lang w:bidi="ar-JO"/>
         </w:rPr>
-        <w:t xml:space="preserve">=&gt;Hint </w:t>
-      </w:r>
-      <w:proofErr w:type="gramStart"/>
-      <w:r>
+        <w:t>=&gt;Hint text(not label)</w:t>
+      </w:r>
+    </w:p>
+    <w:p>
+      <w:pPr>
         <w:rPr>
           <w:sz w:val="28"/>
           <w:szCs w:val="28"/>
           <w:lang w:bidi="ar-JO"/>
         </w:rPr>
-        <w:t>text(</w:t>
-      </w:r>
-      <w:proofErr w:type="gramEnd"/>
+      </w:pPr>
       <w:r>
         <w:rPr>
           <w:sz w:val="28"/>
           <w:szCs w:val="28"/>
           <w:lang w:bidi="ar-JO"/>
         </w:rPr>
-        <w:t>not label)</w:t>
-      </w:r>
-    </w:p>
-    <w:p>
-      <w:pPr>
-        <w:rPr>
+        <w:t>2-</w:t>
+      </w:r>
+      <w:r>
+        <w:rPr>
+          <w:b/>
+          <w:bCs/>
           <w:sz w:val="28"/>
           <w:szCs w:val="28"/>
           <w:lang w:bidi="ar-JO"/>
         </w:rPr>
-      </w:pPr>
+        <w:t>disabled</w:t>
+      </w:r>
       <w:r>
         <w:rPr>
           <w:sz w:val="28"/>
           <w:szCs w:val="28"/>
           <w:lang w:bidi="ar-JO"/>
         </w:rPr>
-        <w:t>2-</w:t>
-      </w:r>
-      <w:r>
-        <w:rPr>
-          <w:b/>
-          <w:bCs/>
+        <w:t xml:space="preserve"> =&gt;can’t interact , not submitted</w:t>
+      </w:r>
+    </w:p>
+    <w:p>
+      <w:pPr>
+        <w:rPr>
           <w:sz w:val="28"/>
           <w:szCs w:val="28"/>
           <w:lang w:bidi="ar-JO"/>
         </w:rPr>
-        <w:t>disabled</w:t>
-      </w:r>
+      </w:pPr>
       <w:r>
         <w:rPr>
           <w:sz w:val="28"/>
           <w:szCs w:val="28"/>
           <w:lang w:bidi="ar-JO"/>
         </w:rPr>
-        <w:t xml:space="preserve"> =&gt;can’t </w:t>
-      </w:r>
-      <w:proofErr w:type="gramStart"/>
-      <w:r>
-        <w:rPr>
+        <w:t>3-</w:t>
+      </w:r>
+      <w:r>
+        <w:rPr>
+          <w:b/>
+          <w:bCs/>
           <w:sz w:val="28"/>
           <w:szCs w:val="28"/>
           <w:lang w:bidi="ar-JO"/>
         </w:rPr>
-        <w:t>interact ,</w:t>
-      </w:r>
-      <w:proofErr w:type="gramEnd"/>
+        <w:t>readonly</w:t>
+      </w:r>
       <w:r>
         <w:rPr>
           <w:sz w:val="28"/>
           <w:szCs w:val="28"/>
           <w:lang w:bidi="ar-JO"/>
         </w:rPr>
-        <w:t xml:space="preserve"> not submitted</w:t>
-      </w:r>
-    </w:p>
-    <w:p>
-      <w:pPr>
-        <w:rPr>
-          <w:sz w:val="28"/>
-          <w:szCs w:val="28"/>
-          <w:lang w:bidi="ar-JO"/>
-        </w:rPr>
-      </w:pPr>
-      <w:r>
-        <w:rPr>
-          <w:sz w:val="28"/>
-          <w:szCs w:val="28"/>
-          <w:lang w:bidi="ar-JO"/>
-        </w:rPr>
-        <w:t>3-</w:t>
-      </w:r>
-      <w:r>
-        <w:rPr>
-          <w:b/>
-          <w:bCs/>
-          <w:sz w:val="28"/>
-          <w:szCs w:val="28"/>
-          <w:lang w:bidi="ar-JO"/>
-        </w:rPr>
-        <w:t>readonly</w:t>
-      </w:r>
-      <w:r>
-        <w:rPr>
-          <w:sz w:val="28"/>
-          <w:szCs w:val="28"/>
-          <w:lang w:bidi="ar-JO"/>
-        </w:rPr>
-        <w:t xml:space="preserve"> =&gt; can’t </w:t>
-      </w:r>
-      <w:proofErr w:type="gramStart"/>
-      <w:r>
-        <w:rPr>
-          <w:sz w:val="28"/>
-          <w:szCs w:val="28"/>
-          <w:lang w:bidi="ar-JO"/>
-        </w:rPr>
-        <w:t>edit ,</w:t>
-      </w:r>
-      <w:proofErr w:type="gramEnd"/>
-      <w:r>
-        <w:rPr>
-          <w:sz w:val="28"/>
-          <w:szCs w:val="28"/>
-          <w:lang w:bidi="ar-JO"/>
-        </w:rPr>
-        <w:t xml:space="preserve"> is submitted</w:t>
+        <w:t xml:space="preserve"> =&gt; can’t edit , is submitted</w:t>
       </w:r>
     </w:p>
     <w:p>
@@ -5743,166 +5304,102 @@
         </w:rPr>
         <w:t>0</w:t>
       </w:r>
-      <w:proofErr w:type="spellStart"/>
       <w:r>
         <w:rPr>
           <w:sz w:val="28"/>
           <w:szCs w:val="28"/>
           <w:lang w:bidi="ar-JO"/>
         </w:rPr>
-        <w:t>ge</w:t>
-      </w:r>
-      <w:proofErr w:type="spellEnd"/>
-      <w:r>
-        <w:rPr>
+        <w:t>ge load</w:t>
+      </w:r>
+      <w:r>
+        <w:rPr>
+          <w:b/>
+          <w:bCs/>
           <w:sz w:val="28"/>
           <w:szCs w:val="28"/>
           <w:lang w:bidi="ar-JO"/>
         </w:rPr>
-        <w:t xml:space="preserve"> load</w:t>
-      </w:r>
-      <w:r>
-        <w:rPr>
-          <w:b/>
-          <w:bCs/>
+        <w:t xml:space="preserve"> </w:t>
+      </w:r>
+    </w:p>
+    <w:p>
+      <w:pPr>
+        <w:rPr>
           <w:sz w:val="28"/>
           <w:szCs w:val="28"/>
           <w:lang w:bidi="ar-JO"/>
         </w:rPr>
-        <w:t xml:space="preserve"> </w:t>
-      </w:r>
-    </w:p>
-    <w:p>
-      <w:pPr>
-        <w:rPr>
+      </w:pPr>
+      <w:r>
+        <w:rPr>
+          <w:b/>
+          <w:bCs/>
           <w:sz w:val="28"/>
           <w:szCs w:val="28"/>
           <w:lang w:bidi="ar-JO"/>
         </w:rPr>
-      </w:pPr>
-      <w:r>
-        <w:rPr>
-          <w:b/>
-          <w:bCs/>
+        <w:t xml:space="preserve">5- autocomplete </w:t>
+      </w:r>
+      <w:r>
+        <w:rPr>
           <w:sz w:val="28"/>
           <w:szCs w:val="28"/>
           <w:lang w:bidi="ar-JO"/>
         </w:rPr>
-        <w:t xml:space="preserve">5- autocomplete </w:t>
-      </w:r>
-      <w:r>
+        <w:t>=&gt;browser autofill hints</w:t>
+      </w:r>
+    </w:p>
+    <w:p>
+      <w:pPr>
         <w:rPr>
           <w:sz w:val="28"/>
           <w:szCs w:val="28"/>
           <w:lang w:bidi="ar-JO"/>
         </w:rPr>
-        <w:t>=&gt;browser autofill hints</w:t>
-      </w:r>
-    </w:p>
-    <w:p>
-      <w:pPr>
+      </w:pPr>
+      <w:r>
         <w:rPr>
           <w:sz w:val="28"/>
           <w:szCs w:val="28"/>
           <w:lang w:bidi="ar-JO"/>
         </w:rPr>
-      </w:pPr>
-      <w:r>
-        <w:rPr>
+        <w:t>6-</w:t>
+      </w:r>
+      <w:r>
+        <w:rPr>
+          <w:b/>
+          <w:bCs/>
           <w:sz w:val="28"/>
           <w:szCs w:val="28"/>
           <w:lang w:bidi="ar-JO"/>
         </w:rPr>
-        <w:t>6-</w:t>
-      </w:r>
-      <w:r>
-        <w:rPr>
-          <w:b/>
-          <w:bCs/>
+        <w:t>checked/selected</w:t>
+      </w:r>
+      <w:r>
+        <w:rPr>
           <w:sz w:val="28"/>
           <w:szCs w:val="28"/>
           <w:lang w:bidi="ar-JO"/>
         </w:rPr>
-        <w:t>checked/selected</w:t>
-      </w:r>
-      <w:r>
+        <w:t xml:space="preserve"> =&gt; with checkbox </w:t>
+      </w:r>
+    </w:p>
+    <w:p>
+      <w:pPr>
         <w:rPr>
           <w:sz w:val="28"/>
           <w:szCs w:val="28"/>
           <w:lang w:bidi="ar-JO"/>
         </w:rPr>
-        <w:t xml:space="preserve"> =&gt; with checkbox </w:t>
-      </w:r>
-    </w:p>
-    <w:p>
-      <w:pPr>
+      </w:pPr>
+      <w:r>
         <w:rPr>
           <w:sz w:val="28"/>
           <w:szCs w:val="28"/>
           <w:lang w:bidi="ar-JO"/>
         </w:rPr>
-      </w:pPr>
-      <w:r>
-        <w:rPr>
-          <w:sz w:val="28"/>
-          <w:szCs w:val="28"/>
-          <w:lang w:bidi="ar-JO"/>
-        </w:rPr>
-        <w:t>7-</w:t>
-      </w:r>
-      <w:proofErr w:type="gramStart"/>
-      <w:r>
-        <w:rPr>
-          <w:sz w:val="28"/>
-          <w:szCs w:val="28"/>
-          <w:lang w:bidi="ar-JO"/>
-        </w:rPr>
-        <w:t>pattern  ex</w:t>
-      </w:r>
-      <w:proofErr w:type="gramEnd"/>
-      <w:r>
-        <w:rPr>
-          <w:sz w:val="28"/>
-          <w:szCs w:val="28"/>
-          <w:lang w:bidi="ar-JO"/>
-        </w:rPr>
-        <w:t xml:space="preserve">(pattern </w:t>
-      </w:r>
-      <w:proofErr w:type="gramStart"/>
-      <w:r>
-        <w:rPr>
-          <w:sz w:val="28"/>
-          <w:szCs w:val="28"/>
-          <w:lang w:bidi="ar-JO"/>
-        </w:rPr>
-        <w:t>=[</w:t>
-      </w:r>
-      <w:proofErr w:type="gramEnd"/>
-      <w:r>
-        <w:rPr>
-          <w:sz w:val="28"/>
-          <w:szCs w:val="28"/>
-          <w:lang w:bidi="ar-JO"/>
-        </w:rPr>
-        <w:t>0-9]{3}</w:t>
-      </w:r>
-      <w:proofErr w:type="gramStart"/>
-      <w:r>
-        <w:rPr>
-          <w:sz w:val="28"/>
-          <w:szCs w:val="28"/>
-          <w:lang w:bidi="ar-JO"/>
-        </w:rPr>
-        <w:t>-[</w:t>
-      </w:r>
-      <w:proofErr w:type="gramEnd"/>
-      <w:r>
-        <w:rPr>
-          <w:sz w:val="28"/>
-          <w:szCs w:val="28"/>
-          <w:lang w:bidi="ar-JO"/>
-        </w:rPr>
-        <w:t>0-9]{4}</w:t>
+        <w:t>7-pattern  ex(pattern =[0-9]{3}-[0-9]{4}</w:t>
       </w:r>
     </w:p>
     <w:p>
@@ -5946,10 +5443,11 @@
           <w:szCs w:val="28"/>
           <w:lang w:bidi="ar-JO"/>
         </w:rPr>
-        <w:t xml:space="preserve">CSS Normalization </w:t>
-      </w:r>
-      <w:proofErr w:type="spellStart"/>
-      <w:r>
+        <w:t>CSS Normalization approches:</w:t>
+      </w:r>
+    </w:p>
+    <w:p>
+      <w:pPr>
         <w:rPr>
           <w:b/>
           <w:bCs/>
@@ -5957,9 +5455,7 @@
           <w:szCs w:val="28"/>
           <w:lang w:bidi="ar-JO"/>
         </w:rPr>
-        <w:t>approches</w:t>
-      </w:r>
-      <w:proofErr w:type="spellEnd"/>
+      </w:pPr>
       <w:r>
         <w:rPr>
           <w:b/>
@@ -5968,94 +5464,7 @@
           <w:szCs w:val="28"/>
           <w:lang w:bidi="ar-JO"/>
         </w:rPr>
-        <w:t>:</w:t>
-      </w:r>
-    </w:p>
-    <w:p>
-      <w:pPr>
-        <w:rPr>
-          <w:b/>
-          <w:bCs/>
-          <w:sz w:val="28"/>
-          <w:szCs w:val="28"/>
-          <w:lang w:bidi="ar-JO"/>
-        </w:rPr>
-      </w:pPr>
-      <w:r>
-        <w:rPr>
-          <w:b/>
-          <w:bCs/>
-          <w:sz w:val="28"/>
-          <w:szCs w:val="28"/>
-          <w:lang w:bidi="ar-JO"/>
-        </w:rPr>
-        <w:t>1-use wild card (*) =&gt; give margin:</w:t>
-      </w:r>
-      <w:proofErr w:type="gramStart"/>
-      <w:r>
-        <w:rPr>
-          <w:b/>
-          <w:bCs/>
-          <w:sz w:val="28"/>
-          <w:szCs w:val="28"/>
-          <w:lang w:bidi="ar-JO"/>
-        </w:rPr>
-        <w:t>0;padding</w:t>
-      </w:r>
-      <w:proofErr w:type="gramEnd"/>
-      <w:r>
-        <w:rPr>
-          <w:b/>
-          <w:bCs/>
-          <w:sz w:val="28"/>
-          <w:szCs w:val="28"/>
-          <w:lang w:bidi="ar-JO"/>
-        </w:rPr>
-        <w:t>:</w:t>
-      </w:r>
-      <w:proofErr w:type="gramStart"/>
-      <w:r>
-        <w:rPr>
-          <w:b/>
-          <w:bCs/>
-          <w:sz w:val="28"/>
-          <w:szCs w:val="28"/>
-          <w:lang w:bidi="ar-JO"/>
-        </w:rPr>
-        <w:t>0;box</w:t>
-      </w:r>
-      <w:proofErr w:type="gramEnd"/>
-      <w:r>
-        <w:rPr>
-          <w:b/>
-          <w:bCs/>
-          <w:sz w:val="28"/>
-          <w:szCs w:val="28"/>
-          <w:lang w:bidi="ar-JO"/>
-        </w:rPr>
-        <w:t>-</w:t>
-      </w:r>
-      <w:proofErr w:type="gramStart"/>
-      <w:r>
-        <w:rPr>
-          <w:b/>
-          <w:bCs/>
-          <w:sz w:val="28"/>
-          <w:szCs w:val="28"/>
-          <w:lang w:bidi="ar-JO"/>
-        </w:rPr>
-        <w:t>sizing:border</w:t>
-      </w:r>
-      <w:proofErr w:type="gramEnd"/>
-      <w:r>
-        <w:rPr>
-          <w:b/>
-          <w:bCs/>
-          <w:sz w:val="28"/>
-          <w:szCs w:val="28"/>
-          <w:lang w:bidi="ar-JO"/>
-        </w:rPr>
-        <w:t>-box;</w:t>
+        <w:t>1-use wild card (*) =&gt; give margin:0;padding:0;box-sizing:border-box;</w:t>
       </w:r>
     </w:p>
     <w:p>
@@ -6201,7 +5610,6 @@
           <w:noProof/>
           <w:sz w:val="28"/>
           <w:szCs w:val="28"/>
-          <w:lang w:bidi="ar-JO"/>
         </w:rPr>
         <mc:AlternateContent>
           <mc:Choice Requires="wps">
@@ -6260,66 +5668,8 @@
                                 <w:szCs w:val="28"/>
                                 <w:lang w:bidi="ar-JO"/>
                               </w:rPr>
-                              <w:t xml:space="preserve">Note: &lt;a&gt; doesn’t follow </w:t>
-                            </w:r>
-                            <w:proofErr w:type="spellStart"/>
-                            <w:proofErr w:type="gramStart"/>
-                            <w:r>
-                              <w:rPr>
-                                <w:b/>
-                                <w:bCs/>
-                                <w:sz w:val="28"/>
-                                <w:szCs w:val="28"/>
-                                <w:lang w:bidi="ar-JO"/>
-                              </w:rPr>
-                              <w:t>it’s</w:t>
-                            </w:r>
-                            <w:proofErr w:type="spellEnd"/>
-                            <w:proofErr w:type="gramEnd"/>
-                            <w:r>
-                              <w:rPr>
-                                <w:b/>
-                                <w:bCs/>
-                                <w:sz w:val="28"/>
-                                <w:szCs w:val="28"/>
-                                <w:lang w:bidi="ar-JO"/>
-                              </w:rPr>
-                              <w:t xml:space="preserve"> </w:t>
-                            </w:r>
-                            <w:proofErr w:type="gramStart"/>
-                            <w:r>
-                              <w:rPr>
-                                <w:b/>
-                                <w:bCs/>
-                                <w:sz w:val="28"/>
-                                <w:szCs w:val="28"/>
-                                <w:lang w:bidi="ar-JO"/>
-                              </w:rPr>
-                              <w:t>parent  in</w:t>
-                            </w:r>
-                            <w:proofErr w:type="gramEnd"/>
-                            <w:r>
-                              <w:rPr>
-                                <w:b/>
-                                <w:bCs/>
-                                <w:sz w:val="28"/>
-                                <w:szCs w:val="28"/>
-                                <w:lang w:bidi="ar-JO"/>
-                              </w:rPr>
-                              <w:t xml:space="preserve"> </w:t>
-                            </w:r>
-                            <w:proofErr w:type="gramStart"/>
-                            <w:r>
-                              <w:rPr>
-                                <w:b/>
-                                <w:bCs/>
-                                <w:sz w:val="28"/>
-                                <w:szCs w:val="28"/>
-                                <w:lang w:bidi="ar-JO"/>
-                              </w:rPr>
-                              <w:t>color :</w:t>
-                            </w:r>
-                            <w:proofErr w:type="gramEnd"/>
+                              <w:t>Note: &lt;a&gt; doesn’t follow it’s parent  in color :</w:t>
+                            </w:r>
                           </w:p>
                           <w:p>
                             <w:pPr>
@@ -6329,28 +5679,12 @@
                                 <w:lang w:bidi="ar-JO"/>
                               </w:rPr>
                             </w:pPr>
-                            <w:proofErr w:type="gramStart"/>
                             <w:r>
                               <w:rPr>
                                 <w:highlight w:val="darkGray"/>
                                 <w:lang w:bidi="ar-JO"/>
                               </w:rPr>
-                              <w:t>.navbar .logo</w:t>
-                            </w:r>
-                            <w:proofErr w:type="gramEnd"/>
-                            <w:r>
-                              <w:rPr>
-                                <w:highlight w:val="darkGray"/>
-                                <w:lang w:bidi="ar-JO"/>
-                              </w:rPr>
-                              <w:t xml:space="preserve"> h1 a {</w:t>
-                            </w:r>
-                            <w:r>
-                              <w:rPr>
-                                <w:highlight w:val="darkGray"/>
-                                <w:lang w:bidi="ar-JO"/>
-                              </w:rPr>
-                              <w:t xml:space="preserve"> </w:t>
+                              <w:t xml:space="preserve">.navbar .logo h1 a { </w:t>
                             </w:r>
                           </w:p>
                           <w:p>
@@ -6366,14 +5700,7 @@
                                 <w:highlight w:val="darkGray"/>
                                 <w:lang w:bidi="ar-JO"/>
                               </w:rPr>
-                              <w:t>            color: brown;</w:t>
-                            </w:r>
-                            <w:r>
-                              <w:rPr>
-                                <w:highlight w:val="darkGray"/>
-                                <w:lang w:bidi="ar-JO"/>
-                              </w:rPr>
-                              <w:t xml:space="preserve"> </w:t>
+                              <w:t xml:space="preserve">            color: brown; </w:t>
                             </w:r>
                           </w:p>
                           <w:p>
@@ -6394,7 +5721,6 @@
                           <w:p>
                             <w:pPr>
                               <w:rPr>
-                                <w:rFonts w:hint="cs"/>
                                 <w:b/>
                                 <w:bCs/>
                                 <w:sz w:val="28"/>
@@ -6418,7 +5744,7 @@
               </wp:anchor>
             </w:drawing>
           </mc:Choice>
-          <mc:Fallback>
+          <mc:Fallback xmlns:w16sdtfl="http://schemas.microsoft.com/office/word/2024/wordml/sdtformatlock" xmlns:w16sdtdh="http://schemas.microsoft.com/office/word/2020/wordml/sdtdatahash" xmlns:w16du="http://schemas.microsoft.com/office/word/2023/wordml/word16du" xmlns:w16="http://schemas.microsoft.com/office/word/2018/wordml" xmlns:w16cid="http://schemas.microsoft.com/office/word/2016/wordml/cid" xmlns:w16cex="http://schemas.microsoft.com/office/word/2018/wordml/cex" xmlns:oel="http://schemas.microsoft.com/office/2019/extlst" xmlns:am3d="http://schemas.microsoft.com/office/drawing/2017/model3d" xmlns:aink="http://schemas.microsoft.com/office/drawing/2016/ink" xmlns:cx8="http://schemas.microsoft.com/office/drawing/2016/5/14/chartex" xmlns:cx7="http://schemas.microsoft.com/office/drawing/2016/5/13/chartex" xmlns:cx6="http://schemas.microsoft.com/office/drawing/2016/5/12/chartex" xmlns:cx5="http://schemas.microsoft.com/office/drawing/2016/5/11/chartex" xmlns:cx4="http://schemas.microsoft.com/office/drawing/2016/5/10/chartex" xmlns:cx3="http://schemas.microsoft.com/office/drawing/2016/5/9/chartex" xmlns:cx2="http://schemas.microsoft.com/office/drawing/2015/10/21/chartex" xmlns:cx1="http://schemas.microsoft.com/office/drawing/2015/9/8/chartex">
             <w:pict>
               <v:shapetype w14:anchorId="07DA5A56" id="_x0000_t202" coordsize="21600,21600" o:spt="202" path="m,l,21600r21600,l21600,xe">
                 <v:stroke joinstyle="miter"/>
@@ -6608,7 +5934,7 @@
 </file>
 
 <file path=word/endnotes.xml><?xml version="1.0" encoding="utf-8"?>
-<w:endnotes xmlns:wpc="http://schemas.microsoft.com/office/word/2010/wordprocessingCanvas" xmlns:cx="http://schemas.microsoft.com/office/drawing/2014/chartex" xmlns:cx1="http://schemas.microsoft.com/office/drawing/2015/9/8/chartex" xmlns:cx2="http://schemas.microsoft.com/office/drawing/2015/10/21/chartex" xmlns:cx3="http://schemas.microsoft.com/office/drawing/2016/5/9/chartex" xmlns:cx4="http://schemas.microsoft.com/office/drawing/2016/5/10/chartex" xmlns:cx5="http://schemas.microsoft.com/office/drawing/2016/5/11/chartex" xmlns:cx6="http://schemas.microsoft.com/office/drawing/2016/5/12/chartex" xmlns:cx7="http://schemas.microsoft.com/office/drawing/2016/5/13/chartex" xmlns:cx8="http://schemas.microsoft.com/office/drawing/2016/5/14/chartex" xmlns:mc="http://schemas.openxmlformats.org/markup-compatibility/2006" xmlns:aink="http://schemas.microsoft.com/office/drawing/2016/ink" xmlns:am3d="http://schemas.microsoft.com/office/drawing/2017/model3d" xmlns:o="urn:schemas-microsoft-com:office:office" xmlns:oel="http://schemas.microsoft.com/office/2019/extlst" xmlns:r="http://schemas.openxmlformats.org/officeDocument/2006/relationships" xmlns:m="http://schemas.openxmlformats.org/officeDocument/2006/math" xmlns:v="urn:schemas-microsoft-com:vml" xmlns:wp14="http://schemas.microsoft.com/office/word/2010/wordprocessingDrawing" xmlns:wp="http://schemas.openxmlformats.org/drawingml/2006/wordprocessingDrawing" xmlns:w10="urn:schemas-microsoft-com:office:word" xmlns:w="http://schemas.openxmlformats.org/wordprocessingml/2006/main" xmlns:w14="http://schemas.microsoft.com/office/word/2010/wordml" xmlns:w15="http://schemas.microsoft.com/office/word/2012/wordml" xmlns:w16cex="http://schemas.microsoft.com/office/word/2018/wordml/cex" xmlns:w16cid="http://schemas.microsoft.com/office/word/2016/wordml/cid" xmlns:w16="http://schemas.microsoft.com/office/word/2018/wordml" xmlns:w16du="http://schemas.microsoft.com/office/word/2023/wordml/word16du" xmlns:w16sdtdh="http://schemas.microsoft.com/office/word/2020/wordml/sdtdatahash" xmlns:w16sdtfl="http://schemas.microsoft.com/office/word/2024/wordml/sdtformatlock" xmlns:w16se="http://schemas.microsoft.com/office/word/2015/wordml/symex" xmlns:wpg="http://schemas.microsoft.com/office/word/2010/wordprocessingGroup" xmlns:wpi="http://schemas.microsoft.com/office/word/2010/wordprocessingInk" xmlns:wne="http://schemas.microsoft.com/office/word/2006/wordml" xmlns:wps="http://schemas.microsoft.com/office/word/2010/wordprocessingShape" mc:Ignorable="w14 w15 w16se w16cid w16 w16cex w16sdtdh w16sdtfl w16du wp14">
+<w:endnotes xmlns:wpc="http://schemas.microsoft.com/office/word/2010/wordprocessingCanvas" xmlns:cx="http://schemas.microsoft.com/office/drawing/2014/chartex" xmlns:mc="http://schemas.openxmlformats.org/markup-compatibility/2006" xmlns:o="urn:schemas-microsoft-com:office:office" xmlns:r="http://schemas.openxmlformats.org/officeDocument/2006/relationships" xmlns:m="http://schemas.openxmlformats.org/officeDocument/2006/math" xmlns:v="urn:schemas-microsoft-com:vml" xmlns:wp14="http://schemas.microsoft.com/office/word/2010/wordprocessingDrawing" xmlns:wp="http://schemas.openxmlformats.org/drawingml/2006/wordprocessingDrawing" xmlns:w10="urn:schemas-microsoft-com:office:word" xmlns:w="http://schemas.openxmlformats.org/wordprocessingml/2006/main" xmlns:w14="http://schemas.microsoft.com/office/word/2010/wordml" xmlns:w15="http://schemas.microsoft.com/office/word/2012/wordml" xmlns:w16se="http://schemas.microsoft.com/office/word/2015/wordml/symex" xmlns:wpg="http://schemas.microsoft.com/office/word/2010/wordprocessingGroup" xmlns:wpi="http://schemas.microsoft.com/office/word/2010/wordprocessingInk" xmlns:wne="http://schemas.microsoft.com/office/word/2006/wordml" xmlns:wps="http://schemas.microsoft.com/office/word/2010/wordprocessingShape" mc:Ignorable="w14 w15 w16se wp14">
   <w:endnote w:type="separator" w:id="-1">
     <w:p>
       <w:pPr>
@@ -6633,7 +5959,7 @@
 </file>
 
 <file path=word/footnotes.xml><?xml version="1.0" encoding="utf-8"?>
-<w:footnotes xmlns:wpc="http://schemas.microsoft.com/office/word/2010/wordprocessingCanvas" xmlns:cx="http://schemas.microsoft.com/office/drawing/2014/chartex" xmlns:cx1="http://schemas.microsoft.com/office/drawing/2015/9/8/chartex" xmlns:cx2="http://schemas.microsoft.com/office/drawing/2015/10/21/chartex" xmlns:cx3="http://schemas.microsoft.com/office/drawing/2016/5/9/chartex" xmlns:cx4="http://schemas.microsoft.com/office/drawing/2016/5/10/chartex" xmlns:cx5="http://schemas.microsoft.com/office/drawing/2016/5/11/chartex" xmlns:cx6="http://schemas.microsoft.com/office/drawing/2016/5/12/chartex" xmlns:cx7="http://schemas.microsoft.com/office/drawing/2016/5/13/chartex" xmlns:cx8="http://schemas.microsoft.com/office/drawing/2016/5/14/chartex" xmlns:mc="http://schemas.openxmlformats.org/markup-compatibility/2006" xmlns:aink="http://schemas.microsoft.com/office/drawing/2016/ink" xmlns:am3d="http://schemas.microsoft.com/office/drawing/2017/model3d" xmlns:o="urn:schemas-microsoft-com:office:office" xmlns:oel="http://schemas.microsoft.com/office/2019/extlst" xmlns:r="http://schemas.openxmlformats.org/officeDocument/2006/relationships" xmlns:m="http://schemas.openxmlformats.org/officeDocument/2006/math" xmlns:v="urn:schemas-microsoft-com:vml" xmlns:wp14="http://schemas.microsoft.com/office/word/2010/wordprocessingDrawing" xmlns:wp="http://schemas.openxmlformats.org/drawingml/2006/wordprocessingDrawing" xmlns:w10="urn:schemas-microsoft-com:office:word" xmlns:w="http://schemas.openxmlformats.org/wordprocessingml/2006/main" xmlns:w14="http://schemas.microsoft.com/office/word/2010/wordml" xmlns:w15="http://schemas.microsoft.com/office/word/2012/wordml" xmlns:w16cex="http://schemas.microsoft.com/office/word/2018/wordml/cex" xmlns:w16cid="http://schemas.microsoft.com/office/word/2016/wordml/cid" xmlns:w16="http://schemas.microsoft.com/office/word/2018/wordml" xmlns:w16du="http://schemas.microsoft.com/office/word/2023/wordml/word16du" xmlns:w16sdtdh="http://schemas.microsoft.com/office/word/2020/wordml/sdtdatahash" xmlns:w16sdtfl="http://schemas.microsoft.com/office/word/2024/wordml/sdtformatlock" xmlns:w16se="http://schemas.microsoft.com/office/word/2015/wordml/symex" xmlns:wpg="http://schemas.microsoft.com/office/word/2010/wordprocessingGroup" xmlns:wpi="http://schemas.microsoft.com/office/word/2010/wordprocessingInk" xmlns:wne="http://schemas.microsoft.com/office/word/2006/wordml" xmlns:wps="http://schemas.microsoft.com/office/word/2010/wordprocessingShape" mc:Ignorable="w14 w15 w16se w16cid w16 w16cex w16sdtdh w16sdtfl w16du wp14">
+<w:footnotes xmlns:wpc="http://schemas.microsoft.com/office/word/2010/wordprocessingCanvas" xmlns:cx="http://schemas.microsoft.com/office/drawing/2014/chartex" xmlns:mc="http://schemas.openxmlformats.org/markup-compatibility/2006" xmlns:o="urn:schemas-microsoft-com:office:office" xmlns:r="http://schemas.openxmlformats.org/officeDocument/2006/relationships" xmlns:m="http://schemas.openxmlformats.org/officeDocument/2006/math" xmlns:v="urn:schemas-microsoft-com:vml" xmlns:wp14="http://schemas.microsoft.com/office/word/2010/wordprocessingDrawing" xmlns:wp="http://schemas.openxmlformats.org/drawingml/2006/wordprocessingDrawing" xmlns:w10="urn:schemas-microsoft-com:office:word" xmlns:w="http://schemas.openxmlformats.org/wordprocessingml/2006/main" xmlns:w14="http://schemas.microsoft.com/office/word/2010/wordml" xmlns:w15="http://schemas.microsoft.com/office/word/2012/wordml" xmlns:w16se="http://schemas.microsoft.com/office/word/2015/wordml/symex" xmlns:wpg="http://schemas.microsoft.com/office/word/2010/wordprocessingGroup" xmlns:wpi="http://schemas.microsoft.com/office/word/2010/wordprocessingInk" xmlns:wne="http://schemas.microsoft.com/office/word/2006/wordml" xmlns:wps="http://schemas.microsoft.com/office/word/2010/wordprocessingShape" mc:Ignorable="w14 w15 w16se wp14">
   <w:footnote w:type="separator" w:id="-1">
     <w:p>
       <w:pPr>
@@ -6658,7 +5984,7 @@
 </file>
 
 <file path=word/numbering.xml><?xml version="1.0" encoding="utf-8"?>
-<w:numbering xmlns:wpc="http://schemas.microsoft.com/office/word/2010/wordprocessingCanvas" xmlns:cx="http://schemas.microsoft.com/office/drawing/2014/chartex" xmlns:cx1="http://schemas.microsoft.com/office/drawing/2015/9/8/chartex" xmlns:cx2="http://schemas.microsoft.com/office/drawing/2015/10/21/chartex" xmlns:cx3="http://schemas.microsoft.com/office/drawing/2016/5/9/chartex" xmlns:cx4="http://schemas.microsoft.com/office/drawing/2016/5/10/chartex" xmlns:cx5="http://schemas.microsoft.com/office/drawing/2016/5/11/chartex" xmlns:cx6="http://schemas.microsoft.com/office/drawing/2016/5/12/chartex" xmlns:cx7="http://schemas.microsoft.com/office/drawing/2016/5/13/chartex" xmlns:cx8="http://schemas.microsoft.com/office/drawing/2016/5/14/chartex" xmlns:mc="http://schemas.openxmlformats.org/markup-compatibility/2006" xmlns:aink="http://schemas.microsoft.com/office/drawing/2016/ink" xmlns:am3d="http://schemas.microsoft.com/office/drawing/2017/model3d" xmlns:o="urn:schemas-microsoft-com:office:office" xmlns:oel="http://schemas.microsoft.com/office/2019/extlst" xmlns:r="http://schemas.openxmlformats.org/officeDocument/2006/relationships" xmlns:m="http://schemas.openxmlformats.org/officeDocument/2006/math" xmlns:v="urn:schemas-microsoft-com:vml" xmlns:wp14="http://schemas.microsoft.com/office/word/2010/wordprocessingDrawing" xmlns:wp="http://schemas.openxmlformats.org/drawingml/2006/wordprocessingDrawing" xmlns:w10="urn:schemas-microsoft-com:office:word" xmlns:w="http://schemas.openxmlformats.org/wordprocessingml/2006/main" xmlns:w14="http://schemas.microsoft.com/office/word/2010/wordml" xmlns:w15="http://schemas.microsoft.com/office/word/2012/wordml" xmlns:w16cex="http://schemas.microsoft.com/office/word/2018/wordml/cex" xmlns:w16cid="http://schemas.microsoft.com/office/word/2016/wordml/cid" xmlns:w16="http://schemas.microsoft.com/office/word/2018/wordml" xmlns:w16du="http://schemas.microsoft.com/office/word/2023/wordml/word16du" xmlns:w16sdtdh="http://schemas.microsoft.com/office/word/2020/wordml/sdtdatahash" xmlns:w16sdtfl="http://schemas.microsoft.com/office/word/2024/wordml/sdtformatlock" xmlns:w16se="http://schemas.microsoft.com/office/word/2015/wordml/symex" xmlns:wpg="http://schemas.microsoft.com/office/word/2010/wordprocessingGroup" xmlns:wpi="http://schemas.microsoft.com/office/word/2010/wordprocessingInk" xmlns:wne="http://schemas.microsoft.com/office/word/2006/wordml" xmlns:wps="http://schemas.microsoft.com/office/word/2010/wordprocessingShape" mc:Ignorable="w14 w15 w16se w16cid w16 w16cex w16sdtdh w16sdtfl w16du wp14">
+<w:numbering xmlns:wpc="http://schemas.microsoft.com/office/word/2010/wordprocessingCanvas" xmlns:cx="http://schemas.microsoft.com/office/drawing/2014/chartex" xmlns:mc="http://schemas.openxmlformats.org/markup-compatibility/2006" xmlns:o="urn:schemas-microsoft-com:office:office" xmlns:r="http://schemas.openxmlformats.org/officeDocument/2006/relationships" xmlns:m="http://schemas.openxmlformats.org/officeDocument/2006/math" xmlns:v="urn:schemas-microsoft-com:vml" xmlns:wp14="http://schemas.microsoft.com/office/word/2010/wordprocessingDrawing" xmlns:wp="http://schemas.openxmlformats.org/drawingml/2006/wordprocessingDrawing" xmlns:w10="urn:schemas-microsoft-com:office:word" xmlns:w="http://schemas.openxmlformats.org/wordprocessingml/2006/main" xmlns:w14="http://schemas.microsoft.com/office/word/2010/wordml" xmlns:w15="http://schemas.microsoft.com/office/word/2012/wordml" xmlns:w16se="http://schemas.microsoft.com/office/word/2015/wordml/symex" xmlns:wpg="http://schemas.microsoft.com/office/word/2010/wordprocessingGroup" xmlns:wpi="http://schemas.microsoft.com/office/word/2010/wordprocessingInk" xmlns:wne="http://schemas.microsoft.com/office/word/2006/wordml" xmlns:wps="http://schemas.microsoft.com/office/word/2010/wordprocessingShape" mc:Ignorable="w14 w15 w16se wp14">
   <w:abstractNum w:abstractNumId="0" w15:restartNumberingAfterBreak="0">
     <w:nsid w:val="05582A1D"/>
     <w:multiLevelType w:val="hybridMultilevel"/>
@@ -6883,17 +6209,17 @@
       </w:rPr>
     </w:lvl>
   </w:abstractNum>
-  <w:num w:numId="1" w16cid:durableId="1847934886">
+  <w:num w:numId="1">
     <w:abstractNumId w:val="0"/>
   </w:num>
-  <w:num w:numId="2" w16cid:durableId="1957058377">
+  <w:num w:numId="2">
     <w:abstractNumId w:val="1"/>
   </w:num>
 </w:numbering>
 </file>
 
 <file path=word/styles.xml><?xml version="1.0" encoding="utf-8"?>
-<w:styles xmlns:mc="http://schemas.openxmlformats.org/markup-compatibility/2006" xmlns:r="http://schemas.openxmlformats.org/officeDocument/2006/relationships" xmlns:w="http://schemas.openxmlformats.org/wordprocessingml/2006/main" xmlns:w14="http://schemas.microsoft.com/office/word/2010/wordml" xmlns:w15="http://schemas.microsoft.com/office/word/2012/wordml" xmlns:w16cex="http://schemas.microsoft.com/office/word/2018/wordml/cex" xmlns:w16cid="http://schemas.microsoft.com/office/word/2016/wordml/cid" xmlns:w16="http://schemas.microsoft.com/office/word/2018/wordml" xmlns:w16du="http://schemas.microsoft.com/office/word/2023/wordml/word16du" xmlns:w16sdtdh="http://schemas.microsoft.com/office/word/2020/wordml/sdtdatahash" xmlns:w16sdtfl="http://schemas.microsoft.com/office/word/2024/wordml/sdtformatlock" xmlns:w16se="http://schemas.microsoft.com/office/word/2015/wordml/symex" mc:Ignorable="w14 w15 w16se w16cid w16 w16cex w16sdtdh w16sdtfl w16du">
+<w:styles xmlns:mc="http://schemas.openxmlformats.org/markup-compatibility/2006" xmlns:r="http://schemas.openxmlformats.org/officeDocument/2006/relationships" xmlns:w="http://schemas.openxmlformats.org/wordprocessingml/2006/main" xmlns:w14="http://schemas.microsoft.com/office/word/2010/wordml" xmlns:w15="http://schemas.microsoft.com/office/word/2012/wordml" xmlns:w16se="http://schemas.microsoft.com/office/word/2015/wordml/symex" mc:Ignorable="w14 w15 w16se">
   <w:docDefaults>
     <w:rPrDefault>
       <w:rPr>
@@ -6909,7 +6235,7 @@
       </w:pPr>
     </w:pPrDefault>
   </w:docDefaults>
-  <w:latentStyles w:defLockedState="0" w:defUIPriority="99" w:defSemiHidden="0" w:defUnhideWhenUsed="0" w:defQFormat="0" w:count="376">
+  <w:latentStyles w:defLockedState="0" w:defUIPriority="99" w:defSemiHidden="0" w:defUnhideWhenUsed="0" w:defQFormat="0" w:count="371">
     <w:lsdException w:name="Normal" w:uiPriority="0" w:qFormat="1"/>
     <w:lsdException w:name="heading 1" w:uiPriority="9" w:qFormat="1"/>
     <w:lsdException w:name="heading 2" w:semiHidden="1" w:uiPriority="9" w:unhideWhenUsed="1" w:qFormat="1"/>
@@ -7281,11 +6607,6 @@
     <w:lsdException w:name="List Table 5 Dark Accent 6" w:uiPriority="50"/>
     <w:lsdException w:name="List Table 6 Colorful Accent 6" w:uiPriority="51"/>
     <w:lsdException w:name="List Table 7 Colorful Accent 6" w:uiPriority="52"/>
-    <w:lsdException w:name="Mention" w:semiHidden="1" w:unhideWhenUsed="1"/>
-    <w:lsdException w:name="Smart Hyperlink" w:semiHidden="1" w:unhideWhenUsed="1"/>
-    <w:lsdException w:name="Hashtag" w:semiHidden="1" w:unhideWhenUsed="1"/>
-    <w:lsdException w:name="Unresolved Mention" w:semiHidden="1" w:unhideWhenUsed="1"/>
-    <w:lsdException w:name="Smart Link" w:semiHidden="1" w:unhideWhenUsed="1"/>
   </w:latentStyles>
   <w:style w:type="paragraph" w:default="1" w:styleId="Normal">
     <w:name w:val="Normal"/>
@@ -7317,6 +6638,7 @@
   <w:style w:type="character" w:default="1" w:styleId="DefaultParagraphFont">
     <w:name w:val="Default Paragraph Font"/>
     <w:uiPriority w:val="1"/>
+    <w:semiHidden/>
     <w:unhideWhenUsed/>
   </w:style>
   <w:style w:type="table" w:default="1" w:styleId="TableNormal">
@@ -7742,7 +7064,7 @@
 </file>
 
 <file path=customXml/itemProps1.xml><?xml version="1.0" encoding="utf-8"?>
-<ds:datastoreItem xmlns:ds="http://schemas.openxmlformats.org/officeDocument/2006/customXml" ds:itemID="{2A3CF255-6B14-45C4-99C1-652BC8FB3DD9}">
+<ds:datastoreItem xmlns:ds="http://schemas.openxmlformats.org/officeDocument/2006/customXml" ds:itemID="{8BE027C3-3293-4123-9A3C-199150D11EA0}">
   <ds:schemaRefs>
     <ds:schemaRef ds:uri="http://schemas.openxmlformats.org/officeDocument/2006/bibliography"/>
   </ds:schemaRefs>
